--- a/غريب_في_طيبة.docx
+++ b/غريب_في_طيبة.docx
@@ -39,6 +39,9 @@
         <ns0:pict>
           <ns1:rect style="width:0;height:1.5pt" ns2:hralign="center" ns2:hrstd="t" ns2:hr="t"/>
         </ns0:pict>
+      </ns0:r>
+      <ns0:r>
+        <ns0:t>لم يكن اختناقا بضجيج الأبواق ولا بعوادم السيارات فحسب، بل بضيق أعمق: ثقل حاضر لا يرحم، وروتين يسحق الأرواح يوما بعد يوم.</ns0:t>
       </ns0:r>
     </ns0:p>
     <ns0:p>
@@ -857,31 +860,31 @@
         <ns0:pStyle ns0:val="BodyText"/>
       </ns0:pPr>
       <ns0:r>
-        <ns0:t xml:space="preserve">ألقى نظرةً بطيئة حوله في العيادة الفارغة بعد انصراف آخر المرضى. جدران</ns0:t>
-      </ns0:r>
-      <ns0:r>
-        <ns0:t xml:space="preserve"> </ns0:t>
-      </ns0:r>
-      <ns0:r>
-        <ns0:t xml:space="preserve">بيضاء باردة، ومعدات حديثة لامعة تصدر أزيزًا خافتًا، ورائحة المطهّرات</ns0:t>
-      </ns0:r>
-      <ns0:r>
-        <ns0:t xml:space="preserve"> </ns0:t>
-      </ns0:r>
-      <ns0:r>
-        <ns0:t xml:space="preserve">الاصطناعية. كل شيء هنا كان «حديثًا» و«متطورًا» و«بمعايير</ns0:t>
-      </ns0:r>
-      <ns0:r>
-        <ns0:t xml:space="preserve"> </ns0:t>
-      </ns0:r>
-      <ns0:r>
-        <ns0:t xml:space="preserve">عالمية» — هكذا تصفه الإعلانات واللافتات — لكنه كان خاليًا من أي</ns0:t>
-      </ns0:r>
-      <ns0:r>
-        <ns0:t xml:space="preserve"> </ns0:t>
-      </ns0:r>
-      <ns0:r>
-        <ns0:t xml:space="preserve">روح، من أي دفء إنساني، من أي همسة شفاء حقيقي.</ns0:t>
+        <ns0:t xml:space="preserve">ألقى نظرةً حوله في العيادة الفارغة بعد انصراف آخر المرضى. جدران بيضاء، معدات حديثة تلمع في صمت، ورائحة مطهّرات لا تخطئها الأنف. كل شيء هنا كان «حديثًا» و«متطورًا» و«بمعايير عالمية» — كما تقول الإعلانات — لكنه كان خاليًا من الدفء الذي يجعل الشفاء ممكنًا.</ns0:t>
+      </ns0:r>
+      <ns0:r>
+        <ns0:t xml:space="preserve"/>
+      </ns0:r>
+      <ns0:r>
+        <ns0:t xml:space="preserve"/>
+      </ns0:r>
+      <ns0:r>
+        <ns0:t xml:space="preserve"/>
+      </ns0:r>
+      <ns0:r>
+        <ns0:t xml:space="preserve"/>
+      </ns0:r>
+      <ns0:r>
+        <ns0:t xml:space="preserve"/>
+      </ns0:r>
+      <ns0:r>
+        <ns0:t xml:space="preserve"/>
+      </ns0:r>
+      <ns0:r>
+        <ns0:t xml:space="preserve"/>
+      </ns0:r>
+      <ns0:r>
+        <ns0:t xml:space="preserve"/>
       </ns0:r>
     </ns0:p>
     <ns0:p>
@@ -2911,19 +2914,19 @@
         <ns0:pStyle ns0:val="BodyText"/>
       </ns0:pPr>
       <ns0:r>
-        <ns0:t xml:space="preserve">كانت كلها دراسات مهمة بلا شك، لكنها كانت تفتقر إلى… إلى الروح. إلى</ns0:t>
-      </ns0:r>
-      <ns0:r>
-        <ns0:t xml:space="preserve"> </ns0:t>
-      </ns0:r>
-      <ns0:r>
-        <ns0:t xml:space="preserve">الشغف. إلى ذلك الإحساس بالرهبة والدهشة الذي يجب أن يشعر به كل من يقترب</ns0:t>
-      </ns0:r>
-      <ns0:r>
-        <ns0:t xml:space="preserve"> </ns0:t>
-      </ns0:r>
-      <ns0:r>
-        <ns0:t xml:space="preserve">من هذه الحضارة العظيمة.</ns0:t>
+        <ns0:t xml:space="preserve">كانت كلها دراسات مهمة بلا شك، لكنها كانت تفتقر إلى الروح؛ إلى ذلك الإحساس بالرهبة الذي ينبغي أن يرافق الاقتراب من حضارةٍ كهذه.</ns0:t>
+      </ns0:r>
+      <ns0:r>
+        <ns0:t xml:space="preserve"/>
+      </ns0:r>
+      <ns0:r>
+        <ns0:t xml:space="preserve"/>
+      </ns0:r>
+      <ns0:r>
+        <ns0:t xml:space="preserve"/>
+      </ns0:r>
+      <ns0:r>
+        <ns0:t xml:space="preserve"/>
       </ns0:r>
     </ns0:p>
     <ns0:p>
@@ -2957,25 +2960,25 @@
         <ns0:pStyle ns0:val="BodyText"/>
       </ns0:pPr>
       <ns0:r>
-        <ns0:t xml:space="preserve">لم يكن يبحث عن المعرفة الأكاديمية الصرفة التي يمكن أن يجدها في أي كتاب</ns0:t>
-      </ns0:r>
-      <ns0:r>
-        <ns0:t xml:space="preserve"> </ns0:t>
-      </ns0:r>
-      <ns0:r>
-        <ns0:t xml:space="preserve">أو بحث منشور. كان يبتغي شيئًا أعمق وأبعد، شيئًا لا يمكن أن تقدمه</ns0:t>
-      </ns0:r>
-      <ns0:r>
-        <ns0:t xml:space="preserve"> </ns0:t>
-      </ns0:r>
-      <ns0:r>
-        <ns0:t xml:space="preserve">المحاضرات أو شرائح العرض. كان يبحث عن… اتصال حقيقي. عن لمسة من</ns0:t>
-      </ns0:r>
-      <ns0:r>
-        <ns0:t xml:space="preserve"> </ns0:t>
-      </ns0:r>
-      <ns0:r>
-        <ns0:t xml:space="preserve">الماضي. عن همسة من الأجداد.</ns0:t>
+        <ns0:t xml:space="preserve">لم يكن يبحث عن معرفةٍ أكاديمية يمكن أن يجدها في كتاب أو بحث منشور. كان يريد اتصالًا حقيقيًّا بالماضي؛ شيئًا لا تمنحه المحاضرات ولا شرائح العرض.</ns0:t>
+      </ns0:r>
+      <ns0:r>
+        <ns0:t xml:space="preserve"/>
+      </ns0:r>
+      <ns0:r>
+        <ns0:t xml:space="preserve"/>
+      </ns0:r>
+      <ns0:r>
+        <ns0:t xml:space="preserve"/>
+      </ns0:r>
+      <ns0:r>
+        <ns0:t xml:space="preserve"/>
+      </ns0:r>
+      <ns0:r>
+        <ns0:t xml:space="preserve"/>
+      </ns0:r>
+      <ns0:r>
+        <ns0:t xml:space="preserve"/>
       </ns0:r>
     </ns0:p>
     <ns0:p>
@@ -3141,63 +3144,63 @@
         <ns0:pStyle ns0:val="BodyText"/>
       </ns0:pPr>
       <ns0:r>
-        <ns0:t xml:space="preserve">كان رجلًا مسنًّا يقف بجانبه على بُعد ذراع، يرتدي جلبابًا أبيض ناصعًا من</ns0:t>
-      </ns0:r>
-      <ns0:r>
-        <ns0:t xml:space="preserve"> </ns0:t>
-      </ns0:r>
-      <ns0:r>
-        <ns0:t xml:space="preserve">القطن الناعم، وعلى رأسه عمامة قطنية بيضاء ملفوفة بعناية. كانت ملامحه</ns0:t>
-      </ns0:r>
-      <ns0:r>
-        <ns0:t xml:space="preserve"> </ns0:t>
-      </ns0:r>
-      <ns0:r>
-        <ns0:t xml:space="preserve">مصرية أصيلة لا تُخطئها العين — أنف مستقيم قوي، وعظام وجنتين بارزة، وفم</ns0:t>
-      </ns0:r>
-      <ns0:r>
-        <ns0:t xml:space="preserve"> </ns0:t>
-      </ns0:r>
-      <ns0:r>
-        <ns0:t xml:space="preserve">صارم لكنه ليس قاسيًا — بشرة برونزية داكنة كأنها دُبغت بشمس آلاف</ns0:t>
-      </ns0:r>
-      <ns0:r>
-        <ns0:t xml:space="preserve"> </ns0:t>
-      </ns0:r>
-      <ns0:r>
-        <ns0:t xml:space="preserve">الصيفات المتعاقبة وصُقلت برمال الصحراء الذهبية.</ns0:t>
-      </ns0:r>
-    </ns0:p>
-    <ns0:p>
-      <ns0:pPr>
-        <ns0:pStyle ns0:val="BodyText"/>
-      </ns0:pPr>
-      <ns0:r>
-        <ns0:t xml:space="preserve">لكن ما أسر انتباه أحمد حقًا كانت عينا الرجل. عينان بنيتان عميقتان،</ns0:t>
-      </ns0:r>
-      <ns0:r>
-        <ns0:t xml:space="preserve"> </ns0:t>
-      </ns0:r>
-      <ns0:r>
-        <ns0:t xml:space="preserve">عمقهما لا قرار له، تحملان بريقًا غريبًا مُقلقًا — نظرة من رأى أكثر مما</ns0:t>
-      </ns0:r>
-      <ns0:r>
-        <ns0:t xml:space="preserve"> </ns0:t>
-      </ns0:r>
-      <ns0:r>
-        <ns0:t xml:space="preserve">ينبغي للعين البشرية أن ترى، ومن عرف أسرارًا لا تُفضى، ومن عاش أعمارًا</ns0:t>
-      </ns0:r>
-      <ns0:r>
-        <ns0:t xml:space="preserve"> </ns0:t>
-      </ns0:r>
-      <ns0:r>
-        <ns0:t xml:space="preserve">متعددة في عمر واحد. كانتا عينين تجمعان بين الحكمة الهادئة والسلطة</ns0:t>
-      </ns0:r>
-      <ns0:r>
-        <ns0:t xml:space="preserve"> </ns0:t>
-      </ns0:r>
-      <ns0:r>
-        <ns0:t xml:space="preserve">الخفية، كعيني كاهن قديم أو حكيم من زمن آخر.</ns0:t>
+        <ns0:t xml:space="preserve">كان رجلًا مسنًّا يقف بجانبه على بُعد ذراع، يرتدي جلبابًا أبيض من القطن، وعلى رأسه عمامة ملفوفة بعناية. ملامحه مصرية لا تُخطئها العين: أنف مستقيم، عظام وجنتين بارزة، وفم صارم لا قسوة فيه، وبشرة داكنة لوّحتها الشمس.</ns0:t>
+      </ns0:r>
+      <ns0:r>
+        <ns0:t xml:space="preserve"/>
+      </ns0:r>
+      <ns0:r>
+        <ns0:t xml:space="preserve"/>
+      </ns0:r>
+      <ns0:r>
+        <ns0:t xml:space="preserve"/>
+      </ns0:r>
+      <ns0:r>
+        <ns0:t xml:space="preserve"/>
+      </ns0:r>
+      <ns0:r>
+        <ns0:t xml:space="preserve"/>
+      </ns0:r>
+      <ns0:r>
+        <ns0:t xml:space="preserve"/>
+      </ns0:r>
+      <ns0:r>
+        <ns0:t xml:space="preserve"/>
+      </ns0:r>
+      <ns0:r>
+        <ns0:t xml:space="preserve"/>
+      </ns0:r>
+    </ns0:p>
+    <ns0:p>
+      <ns0:pPr>
+        <ns0:pStyle ns0:val="BodyText"/>
+      </ns0:pPr>
+      <ns0:r>
+        <ns0:t xml:space="preserve">لكن ما أسر انتباه أحمد حقًا كانت عينا الرجل. عينان بنيتان تحملان بريقًا هادئًا ومقلقًا في آن، كأنهما رأتا أكثر مما تقوله الشيخوخة العادية. كان في نظرهما شيء من حكمة كاهن قديم وسلطة من يعرف أكثر مما يبوح.</ns0:t>
+      </ns0:r>
+      <ns0:r>
+        <ns0:t xml:space="preserve"/>
+      </ns0:r>
+      <ns0:r>
+        <ns0:t xml:space="preserve"/>
+      </ns0:r>
+      <ns0:r>
+        <ns0:t xml:space="preserve"/>
+      </ns0:r>
+      <ns0:r>
+        <ns0:t xml:space="preserve"/>
+      </ns0:r>
+      <ns0:r>
+        <ns0:t xml:space="preserve"/>
+      </ns0:r>
+      <ns0:r>
+        <ns0:t xml:space="preserve"/>
+      </ns0:r>
+      <ns0:r>
+        <ns0:t xml:space="preserve"/>
+      </ns0:r>
+      <ns0:r>
+        <ns0:t xml:space="preserve"/>
       </ns0:r>
     </ns0:p>
     <ns0:p>
@@ -9117,7 +9120,7 @@
         <ns0:pStyle ns0:val="BodyText"/>
       </ns0:pPr>
       <ns0:r>
-        <ns0:t xml:space="preserve">لم يكمل الجملة، واكتفى بنظرةٍ مع</ns0:t>
+        <ns0:t xml:space="preserve">لم يكمل الجملة، واكتفى بنظرةٍ فهم أحمد معناها.</ns0:t>
       </ns0:r>
     </ns0:p>
     <ns0:p>
@@ -13692,57 +13695,57 @@
         <ns0:pStyle ns0:val="BodyText"/>
       </ns0:pPr>
       <ns0:r>
-        <ns0:t xml:space="preserve">«وأنت أيضًا مختلفة عمّا توقّعت»، قال بصد</ns0:t>
-      </ns0:r>
-    </ns0:p>
-    <ns0:p>
-      <ns0:pPr>
-        <ns0:pStyle ns0:val="BodyText"/>
-      </ns0:pPr>
-      <ns0:r>
-        <ns0:t xml:space="preserve">سار أحمد خلف إمحوتب، لكن روحه ظلت أسيرة تلك اللحظة العابرة، معلقةً</ns0:t>
-      </ns0:r>
-      <ns0:r>
-        <ns0:t xml:space="preserve"> </ns0:t>
-      </ns0:r>
-      <ns0:r>
-        <ns0:t xml:space="preserve">بخيوطٍ من نور في فضاء نفرتاري الساحر. كانت عيناها العسليتان تلاحقانه</ns0:t>
-      </ns0:r>
-      <ns0:r>
-        <ns0:t xml:space="preserve"> </ns0:t>
-      </ns0:r>
-      <ns0:r>
-        <ns0:t xml:space="preserve">كظلٍّ من عسلٍ مذاب، ووعدها الذي قطعته بإكمال حديثهما يتردد في صدره</ns0:t>
-      </ns0:r>
-      <ns0:r>
-        <ns0:t xml:space="preserve"> </ns0:t>
-      </ns0:r>
-      <ns0:r>
-        <ns0:t xml:space="preserve">كترتيلةٍ قديمةٍ لا تعرف السكوت. وجد نفسه يستعيد كل تفصيلٍ صغير: الطريقة</ns0:t>
-      </ns0:r>
-      <ns0:r>
-        <ns0:t xml:space="preserve"> </ns0:t>
-      </ns0:r>
-      <ns0:r>
-        <ns0:t xml:space="preserve">التي مالت بها رأسها حين أصغت إليه، وكيف ارتعشت شفتاها ببداية ابتسامةٍ لم</ns0:t>
-      </ns0:r>
-      <ns0:r>
-        <ns0:t xml:space="preserve"> </ns0:t>
-      </ns0:r>
-      <ns0:r>
-        <ns0:t xml:space="preserve">تكتمل، والبريق الذي أضاء عينيها حين تحدث عن الطب كأنه يروي لها أسرار</ns0:t>
-      </ns0:r>
-      <ns0:r>
-        <ns0:t xml:space="preserve"> </ns0:t>
-      </ns0:r>
-      <ns0:r>
-        <ns0:t xml:space="preserve">الكون. كانت تلك النظرة وحدها تساوي كل ما مر به من عذابٍ منذ أن ألقت به</ns0:t>
-      </ns0:r>
-      <ns0:r>
-        <ns0:t xml:space="preserve"> </ns0:t>
-      </ns0:r>
-      <ns0:r>
-        <ns0:t xml:space="preserve">الأقدار في هذا الزمن السحيق.</ns0:t>
+        <ns0:t xml:space="preserve">«وأنت أيضًا مختلفة عمّا توقّعت»، قال بصدق. «أكثر مما توقّعت».</ns0:t>
+      </ns0:r>
+    </ns0:p>
+    <ns0:p>
+      <ns0:pPr>
+        <ns0:pStyle ns0:val="BodyText"/>
+      </ns0:pPr>
+      <ns0:r>
+        <ns0:t xml:space="preserve">سار أحمد خلف إمحوتب، لكن شيئًا منه ظل في تلك اللحظة العابرة. عيناها العسليتان، وعدها بإكمال الحديث، وطريقتها في الإصغاء؛ كل ذلك بقي معه طوال الطريق. ولأول مرة منذ ألقت به الأقدار في هذا الزمن، شعر أن الغربة يمكن أن يكون لها وجهٌ رحيم.</ns0:t>
+      </ns0:r>
+      <ns0:r>
+        <ns0:t xml:space="preserve"/>
+      </ns0:r>
+      <ns0:r>
+        <ns0:t xml:space="preserve"/>
+      </ns0:r>
+      <ns0:r>
+        <ns0:t xml:space="preserve"/>
+      </ns0:r>
+      <ns0:r>
+        <ns0:t xml:space="preserve"/>
+      </ns0:r>
+      <ns0:r>
+        <ns0:t xml:space="preserve"/>
+      </ns0:r>
+      <ns0:r>
+        <ns0:t xml:space="preserve"/>
+      </ns0:r>
+      <ns0:r>
+        <ns0:t xml:space="preserve"/>
+      </ns0:r>
+      <ns0:r>
+        <ns0:t xml:space="preserve"/>
+      </ns0:r>
+      <ns0:r>
+        <ns0:t xml:space="preserve"/>
+      </ns0:r>
+      <ns0:r>
+        <ns0:t xml:space="preserve"/>
+      </ns0:r>
+      <ns0:r>
+        <ns0:t xml:space="preserve"/>
+      </ns0:r>
+      <ns0:r>
+        <ns0:t xml:space="preserve"/>
+      </ns0:r>
+      <ns0:r>
+        <ns0:t xml:space="preserve"/>
+      </ns0:r>
+      <ns0:r>
+        <ns0:t xml:space="preserve"/>
       </ns0:r>
     </ns0:p>
     <ns0:p>
@@ -15479,19 +15482,19 @@
         <ns0:pStyle ns0:val="BodyText"/>
       </ns0:pPr>
       <ns0:r>
-        <ns0:t xml:space="preserve">خيّم صمتٌ ثقيلٌ على نفرتاري، صمتٌ امتد لثوانٍ بدت كساعات. لم تضحك ساخرة</ns0:t>
-      </ns0:r>
-      <ns0:r>
-        <ns0:t xml:space="preserve"> </ns0:t>
-      </ns0:r>
-      <ns0:r>
-        <ns0:t xml:space="preserve">كما توقع، ولم تتهمه بالجنون أو الكذب. اكتفت بالتحديق فيه بعينين متسعتين</ns0:t>
-      </ns0:r>
-      <ns0:r>
-        <ns0:t xml:space="preserve"> </ns0:t>
-      </ns0:r>
-      <ns0:r>
-        <ns0:t xml:space="preserve">كمن يرى شيئًا للمرة الأولى، شيئًا يتجاوز حدود الفهم المألوف.</ns0:t>
+        <ns0:t xml:space="preserve">خيّم صمتٌ ثقيلٌ على نفرتاري امتد لثوانٍ بدت كساعات. لم تضحك ساخرة كما توقع، ولم تتهمه بالجنون أو الكذب. اكتفت بالتحديق فيه بعينين متسعتين كمن يرى شيئًا للمرة الأولى، شيئًا يتجاوز حدود الفهم المألوف.</ns0:t>
+      </ns0:r>
+      <ns0:r>
+        <ns0:t xml:space="preserve"/>
+      </ns0:r>
+      <ns0:r>
+        <ns0:t xml:space="preserve"/>
+      </ns0:r>
+      <ns0:r>
+        <ns0:t xml:space="preserve"/>
+      </ns0:r>
+      <ns0:r>
+        <ns0:t xml:space="preserve"/>
       </ns0:r>
     </ns0:p>
     <ns0:p>
@@ -21434,19 +21437,19 @@
         <ns0:pStyle ns0:val="BodyText"/>
       </ns0:pPr>
       <ns0:r>
-        <ns0:t xml:space="preserve">جلست إلى جانبه في صمتٍ وقورٍ مهيب، صمتِ من يفهم أنّ بعض الآلام لا تحتاج</ns0:t>
-      </ns0:r>
-      <ns0:r>
-        <ns0:t xml:space="preserve"> </ns0:t>
-      </ns0:r>
-      <ns0:r>
-        <ns0:t xml:space="preserve">كلماتٍ بل حضوراً. أحاطته بذراعها الرشيقة بحنانٍ لم يعرفه من قبل، تاركةً</ns0:t>
-      </ns0:r>
-      <ns0:r>
-        <ns0:t xml:space="preserve"> </ns0:t>
-      </ns0:r>
-      <ns0:r>
-        <ns0:t xml:space="preserve">إيّاه يفرغ ما في صدره من أنهار الحزن المتدفّقة.</ns0:t>
+        <ns0:t xml:space="preserve">جلست إلى جانبه في سكونٍ وقورٍ؛ سكون من يفهم أنّ بعض الآلام لا تحتاج كلماتٍ بل حضوراً. أحاطته بذراعها الرشيقة بحنانٍ لم يعرفه من قبل، تاركةً إيّاه يفرغ ما في صدره من أنهار الحزن المتدفّقة.</ns0:t>
+      </ns0:r>
+      <ns0:r>
+        <ns0:t xml:space="preserve"/>
+      </ns0:r>
+      <ns0:r>
+        <ns0:t xml:space="preserve"/>
+      </ns0:r>
+      <ns0:r>
+        <ns0:t xml:space="preserve"/>
+      </ns0:r>
+      <ns0:r>
+        <ns0:t xml:space="preserve"/>
       </ns0:r>
     </ns0:p>
     <ns0:p>
@@ -23318,19 +23321,19 @@
         <ns0:pStyle ns0:val="BodyText"/>
       </ns0:pPr>
       <ns0:r>
-        <ns0:t xml:space="preserve">صمتت الكاهنة العجوز طويلاً، صمتاً امتدّ حتى بدا أنّها لن تردّ أبداً.</ns0:t>
-      </ns0:r>
-      <ns0:r>
-        <ns0:t xml:space="preserve"> </ns0:t>
-      </ns0:r>
-      <ns0:r>
-        <ns0:t xml:space="preserve">كان المصباح يرقص، والظلال تتمايل على الجدران كأشباحٍ قديمة. ثم هزّت</ns0:t>
-      </ns0:r>
-      <ns0:r>
-        <ns0:t xml:space="preserve"> </ns0:t>
-      </ns0:r>
-      <ns0:r>
-        <ns0:t xml:space="preserve">رأسها ببطءٍ شديد.</ns0:t>
+        <ns0:t xml:space="preserve">صمتت الكاهنة العجوز طويلاً، حتى بدا أنّها لن تردّ أبداً. كان المصباح يرقص، والظلال تتمايل على الجدران كأشباحٍ قديمة. ثم هزّت رأسها ببطءٍ شديد.</ns0:t>
+      </ns0:r>
+      <ns0:r>
+        <ns0:t xml:space="preserve"/>
+      </ns0:r>
+      <ns0:r>
+        <ns0:t xml:space="preserve"/>
+      </ns0:r>
+      <ns0:r>
+        <ns0:t xml:space="preserve"/>
+      </ns0:r>
+      <ns0:r>
+        <ns0:t xml:space="preserve"/>
       </ns0:r>
     </ns0:p>
     <ns0:p>
@@ -24191,13 +24194,13 @@
         <ns0:pStyle ns0:val="BodyText"/>
       </ns0:pPr>
       <ns0:r>
-        <ns0:t xml:space="preserve">صمت الرجل، لكنه صمتٌ متردد هذه المرة، صمت رجلٍ يوازن بين ولائه وبين</ns0:t>
-      </ns0:r>
-      <ns0:r>
-        <ns0:t xml:space="preserve"> </ns0:t>
-      </ns0:r>
-      <ns0:r>
-        <ns0:t xml:space="preserve">جلده.</ns0:t>
+        <ns0:t xml:space="preserve">صمت الرجل، لكنه كان ترددَ من يوازن بين ولائه وبين جلده.</ns0:t>
+      </ns0:r>
+      <ns0:r>
+        <ns0:t xml:space="preserve"/>
+      </ns0:r>
+      <ns0:r>
+        <ns0:t xml:space="preserve"/>
       </ns0:r>
     </ns0:p>
     <ns0:p>
@@ -25427,31 +25430,31 @@
         <ns0:pStyle ns0:val="BodyText"/>
       </ns0:pPr>
       <ns0:r>
-        <ns0:t xml:space="preserve">«منذ وصولك أيها الغريب إلى أرضنا المباركة، لم تجلب إلا الفوضى والخراب</ns0:t>
-      </ns0:r>
-      <ns0:r>
-        <ns0:t xml:space="preserve"> </ns0:t>
-      </ns0:r>
-      <ns0:r>
-        <ns0:t xml:space="preserve">والموت. لقد شققت بطن صبيٍ بريء — وهو فعلٌ مُحرّمٌ تدنّس به قدسية</ns0:t>
-      </ns0:r>
-      <ns0:r>
-        <ns0:t xml:space="preserve"> </ns0:t>
-      </ns0:r>
-      <ns0:r>
-        <ns0:t xml:space="preserve">الأجساد وتجلب به لعنة الآلهة. لقد ادعيت أن الأرواح الشريرة المسببة للمرض</ns0:t>
-      </ns0:r>
-      <ns0:r>
-        <ns0:t xml:space="preserve"> </ns0:t>
-      </ns0:r>
-      <ns0:r>
-        <ns0:t xml:space="preserve">تموت بالغليان — كأنها حشراتٌ تافهة! لقد رفضت تقاليدنا المقدسة العريقة</ns0:t>
-      </ns0:r>
-      <ns0:r>
-        <ns0:t xml:space="preserve"> </ns0:t>
-      </ns0:r>
-      <ns0:r>
-        <ns0:t xml:space="preserve">في تكريم الموتى وحرق جثثهم دون التحنيط الواجب.»</ns0:t>
+        <ns0:t xml:space="preserve">«منذ وصولك أيها الغريب إلى أرضنا المباركة، لم تجلب إلا الفوضى والموت. شققت بطن صبيٍ بريء ودنّست قدسية الأجساد، وادعيت أن الأرواح المسببة للمرض تموت بالغليان كالحشرات، ورفضت تقاليدنا في تكريم الموتى وحرق جثثهم دون التحنيط الواجب.»</ns0:t>
+      </ns0:r>
+      <ns0:r>
+        <ns0:t xml:space="preserve"/>
+      </ns0:r>
+      <ns0:r>
+        <ns0:t xml:space="preserve"/>
+      </ns0:r>
+      <ns0:r>
+        <ns0:t xml:space="preserve"/>
+      </ns0:r>
+      <ns0:r>
+        <ns0:t xml:space="preserve"/>
+      </ns0:r>
+      <ns0:r>
+        <ns0:t xml:space="preserve"/>
+      </ns0:r>
+      <ns0:r>
+        <ns0:t xml:space="preserve"/>
+      </ns0:r>
+      <ns0:r>
+        <ns0:t xml:space="preserve"/>
+      </ns0:r>
+      <ns0:r>
+        <ns0:t xml:space="preserve"/>
       </ns0:r>
     </ns0:p>
     <ns0:p>
@@ -25631,13 +25634,13 @@
         <ns0:pStyle ns0:val="BodyText"/>
       </ns0:pPr>
       <ns0:r>
-        <ns0:t xml:space="preserve">خيّم صمتٌ مطبق على القاعة — صمتٌ ثقيل كشواهد القبور، صمتٌ يمكن أن</ns0:t>
-      </ns0:r>
-      <ns0:r>
-        <ns0:t xml:space="preserve"> </ns0:t>
-      </ns0:r>
-      <ns0:r>
-        <ns0:t xml:space="preserve">تسمع فيه قلبك يدقّ. حتى المشاعل توقَّفت عن الطقطقة.</ns0:t>
+        <ns0:t xml:space="preserve">خيّم صمتٌ مطبق على القاعة، حتى إن دقات القلب بدت مسموعة. وخمد طقطقة المشاعل للحظة.</ns0:t>
+      </ns0:r>
+      <ns0:r>
+        <ns0:t xml:space="preserve"/>
+      </ns0:r>
+      <ns0:r>
+        <ns0:t xml:space="preserve"/>
       </ns0:r>
     </ns0:p>
     <ns0:p>
@@ -25852,13 +25855,13 @@
         <ns0:pStyle ns0:val="BodyText"/>
       </ns0:pPr>
       <ns0:r>
-        <ns0:t xml:space="preserve">ساد صمتٌ أعمق وأثقل من ذي قبل. صمتٌ يمكن أن تسمع فيه أنفاس</ns0:t>
-      </ns0:r>
-      <ns0:r>
-        <ns0:t xml:space="preserve"> </ns0:t>
-      </ns0:r>
-      <ns0:r>
-        <ns0:t xml:space="preserve">الخائفين.</ns0:t>
+        <ns0:t xml:space="preserve">ساد صمتٌ أعمق من ذي قبل، حتى سُمعت أنفاس الخائفين.</ns0:t>
+      </ns0:r>
+      <ns0:r>
+        <ns0:t xml:space="preserve"/>
+      </ns0:r>
+      <ns0:r>
+        <ns0:t xml:space="preserve"/>
       </ns0:r>
     </ns0:p>
     <ns0:p>
@@ -29529,115 +29532,115 @@
         <ns0:pStyle ns0:val="FirstParagraph"/>
       </ns0:pPr>
       <ns0:r>
-        <ns0:t xml:space="preserve">كان الفجر قد بدأ يتسلل خجولاً من وراء الأفق، يصبغ السماء بلونٍ</ns0:t>
-      </ns0:r>
-      <ns0:r>
-        <ns0:t xml:space="preserve"> </ns0:t>
-      </ns0:r>
-      <ns0:r>
-        <ns0:t xml:space="preserve">أرجوانيٍّ كالحٍ يشبه الكدمات التي تعلو وجوه الموتى. والمعسكر من حوله</ns0:t>
-      </ns0:r>
-      <ns0:r>
-        <ns0:t xml:space="preserve"> </ns0:t>
-      </ns0:r>
-      <ns0:r>
-        <ns0:t xml:space="preserve">يدبُّ فيه نشاطٌ محموم، كخلية نحلٍ استيقظت على وقع الخطر — الجنود</ns0:t>
-      </ns0:r>
-      <ns0:r>
-        <ns0:t xml:space="preserve"> </ns0:t>
-      </ns0:r>
-      <ns0:r>
-        <ns0:t xml:space="preserve">يتحركون بين الخيام كأشباحٍ تبحث عن أجسادها، يستعدون ليومٍ جديد من القتال</ns0:t>
-      </ns0:r>
-      <ns0:r>
-        <ns0:t xml:space="preserve"> </ns0:t>
-      </ns0:r>
-      <ns0:r>
-        <ns0:t xml:space="preserve">والدماء والموت الذي صار رفيقهم الوحيد في هذه البرية</ns0:t>
-      </ns0:r>
-      <ns0:r>
-        <ns0:t xml:space="preserve"> </ns0:t>
-      </ns0:r>
-      <ns0:r>
-        <ns0:t xml:space="preserve">الملعونة.</ns0:t>
-      </ns0:r>
-    </ns0:p>
-    <ns0:p>
-      <ns0:pPr>
-        <ns0:pStyle ns0:val="BodyText"/>
-      </ns0:pPr>
-      <ns0:r>
-        <ns0:t xml:space="preserve">لكن أحمد ظل جالساً حيث هو، مسمَّراً في مكانه كصخرةٍ نسيها</ns0:t>
-      </ns0:r>
-      <ns0:r>
-        <ns0:t xml:space="preserve"> </ns0:t>
-      </ns0:r>
-      <ns0:r>
-        <ns0:t xml:space="preserve">الزمن.</ns0:t>
-      </ns0:r>
-    </ns0:p>
-    <ns0:p>
-      <ns0:pPr>
-        <ns0:pStyle ns0:val="BodyText"/>
-      </ns0:pPr>
-      <ns0:r>
-        <ns0:t xml:space="preserve">كان جسده يرتجف ارتجافةً خفيةً لا يملك السيطرة عليها، كورقة شجرٍ في</ns0:t>
-      </ns0:r>
-      <ns0:r>
-        <ns0:t xml:space="preserve"> </ns0:t>
-      </ns0:r>
-      <ns0:r>
-        <ns0:t xml:space="preserve">مواجهة ريحٍ لا تُرى. كانت يداه — تلك اليدان اللتان طالما انتشلتا</ns0:t>
-      </ns0:r>
-      <ns0:r>
-        <ns0:t xml:space="preserve"> </ns0:t>
-      </ns0:r>
-      <ns0:r>
-        <ns0:t xml:space="preserve">الأرواح من براثن الموت — مطويتين في حضنه، وهو يحدِّق فيهما كأنهما</ns0:t>
-      </ns0:r>
-      <ns0:r>
-        <ns0:t xml:space="preserve"> </ns0:t>
-      </ns0:r>
-      <ns0:r>
-        <ns0:t xml:space="preserve">غريبتان عنه، كأنهما تنتميان لشخصٍ آخر لا يعرفه. عاجزاً عن الحراك، عاجزاً</ns0:t>
-      </ns0:r>
-      <ns0:r>
-        <ns0:t xml:space="preserve"> </ns0:t>
-      </ns0:r>
-      <ns0:r>
-        <ns0:t xml:space="preserve">عن النهوض، عاجزاً عن أي شيءٍ سوى هذا الجلوس الأبدي في قلب</ns0:t>
-      </ns0:r>
-      <ns0:r>
-        <ns0:t xml:space="preserve"> </ns0:t>
-      </ns0:r>
-      <ns0:r>
-        <ns0:t xml:space="preserve">العدم.</ns0:t>
-      </ns0:r>
-    </ns0:p>
-    <ns0:p>
-      <ns0:pPr>
-        <ns0:pStyle ns0:val="BodyText"/>
-      </ns0:pPr>
-      <ns0:r>
-        <ns0:t xml:space="preserve">لقد انكسر شيءٌ ما في أعماقه الليلة الفائتة. شرخٌ غائرٌ يمتد من قلبه حتى</ns0:t>
-      </ns0:r>
-      <ns0:r>
-        <ns0:t xml:space="preserve"> </ns0:t>
-      </ns0:r>
-      <ns0:r>
-        <ns0:t xml:space="preserve">أقاصي روحه، شرخٌ لن يلتئم أبداً مهما مرت السنون ومهما تبدلت الأحوال. كان</ns0:t>
-      </ns0:r>
-      <ns0:r>
-        <ns0:t xml:space="preserve"> </ns0:t>
-      </ns0:r>
-      <ns0:r>
-        <ns0:t xml:space="preserve">يستطيع أن يشعر به — ذلك الشرخ — كجرحٍ غائرٍ ينزف نزيفاً لا يراه</ns0:t>
-      </ns0:r>
-      <ns0:r>
-        <ns0:t xml:space="preserve"> </ns0:t>
-      </ns0:r>
-      <ns0:r>
-        <ns0:t xml:space="preserve">أحد.</ns0:t>
+        <ns0:t xml:space="preserve">كان الفجر يتسلل من وراء الأفق بلونٍ أرجوانيٍّ كالح. والمعسكر من حوله يدبُّ فيه نشاطٌ محموم؛ جنودٌ يتحركون بين الخيام، يستعدون ليومٍ جديد من القتال والدم الذي صار رفيقهم في هذه البرية.</ns0:t>
+      </ns0:r>
+      <ns0:r>
+        <ns0:t xml:space="preserve"/>
+      </ns0:r>
+      <ns0:r>
+        <ns0:t xml:space="preserve"/>
+      </ns0:r>
+      <ns0:r>
+        <ns0:t xml:space="preserve"/>
+      </ns0:r>
+      <ns0:r>
+        <ns0:t xml:space="preserve"/>
+      </ns0:r>
+      <ns0:r>
+        <ns0:t xml:space="preserve"/>
+      </ns0:r>
+      <ns0:r>
+        <ns0:t xml:space="preserve"/>
+      </ns0:r>
+      <ns0:r>
+        <ns0:t xml:space="preserve"/>
+      </ns0:r>
+      <ns0:r>
+        <ns0:t xml:space="preserve"/>
+      </ns0:r>
+      <ns0:r>
+        <ns0:t xml:space="preserve"/>
+      </ns0:r>
+      <ns0:r>
+        <ns0:t xml:space="preserve"/>
+      </ns0:r>
+    </ns0:p>
+    <ns0:p>
+      <ns0:pPr>
+        <ns0:pStyle ns0:val="BodyText"/>
+      </ns0:pPr>
+      <ns0:r>
+        <ns0:t xml:space="preserve">لكن أحمد ظل جالساً حيث هو، مسمَّراً في مكانه.</ns0:t>
+      </ns0:r>
+      <ns0:r>
+        <ns0:t xml:space="preserve"/>
+      </ns0:r>
+      <ns0:r>
+        <ns0:t xml:space="preserve"/>
+      </ns0:r>
+    </ns0:p>
+    <ns0:p>
+      <ns0:pPr>
+        <ns0:pStyle ns0:val="BodyText"/>
+      </ns0:pPr>
+      <ns0:r>
+        <ns0:t xml:space="preserve">كان جسده يرتجف ارتجافةً خفية لا يملك السيطرة عليها. يداه — اللتان طالما انتشلتا الأرواح من براثن الموت — مطويتان في حضنه، وهو يحدِّق فيهما كأنهما لا تخصّانه. لم يقدر على النهوض. لم يقدر حتى على البكاء.</ns0:t>
+      </ns0:r>
+      <ns0:r>
+        <ns0:t xml:space="preserve"/>
+      </ns0:r>
+      <ns0:r>
+        <ns0:t xml:space="preserve"/>
+      </ns0:r>
+      <ns0:r>
+        <ns0:t xml:space="preserve"/>
+      </ns0:r>
+      <ns0:r>
+        <ns0:t xml:space="preserve"/>
+      </ns0:r>
+      <ns0:r>
+        <ns0:t xml:space="preserve"/>
+      </ns0:r>
+      <ns0:r>
+        <ns0:t xml:space="preserve"/>
+      </ns0:r>
+      <ns0:r>
+        <ns0:t xml:space="preserve"/>
+      </ns0:r>
+      <ns0:r>
+        <ns0:t xml:space="preserve"/>
+      </ns0:r>
+      <ns0:r>
+        <ns0:t xml:space="preserve"/>
+      </ns0:r>
+      <ns0:r>
+        <ns0:t xml:space="preserve"/>
+      </ns0:r>
+    </ns0:p>
+    <ns0:p>
+      <ns0:pPr>
+        <ns0:pStyle ns0:val="BodyText"/>
+      </ns0:pPr>
+      <ns0:r>
+        <ns0:t xml:space="preserve">لقد انكسر شيءٌ في أعماقه الليلة الفائتة. شرخٌ غائرٌ لا يعرف إن كان سيلتئم يومًا. كان يشعر به كما يشعر المرء بجرحٍ لا يراه أحد.</ns0:t>
+      </ns0:r>
+      <ns0:r>
+        <ns0:t xml:space="preserve"/>
+      </ns0:r>
+      <ns0:r>
+        <ns0:t xml:space="preserve"/>
+      </ns0:r>
+      <ns0:r>
+        <ns0:t xml:space="preserve"/>
+      </ns0:r>
+      <ns0:r>
+        <ns0:t xml:space="preserve"/>
+      </ns0:r>
+      <ns0:r>
+        <ns0:t xml:space="preserve"/>
+      </ns0:r>
+      <ns0:r>
+        <ns0:t xml:space="preserve"/>
       </ns0:r>
     </ns0:p>
     <ns0:p>
@@ -29660,19 +29663,19 @@
         <ns0:pStyle ns0:val="BodyText"/>
       </ns0:pPr>
       <ns0:r>
-        <ns0:t xml:space="preserve">ثلاثة أيامٍ من الجحيم المتواصل، من اللهب الذي لا ينطفئ، من الصراخ الذي</ns0:t>
-      </ns0:r>
-      <ns0:r>
-        <ns0:t xml:space="preserve"> </ns0:t>
-      </ns0:r>
-      <ns0:r>
-        <ns0:t xml:space="preserve">لا يتوقف. ثلاثة أيامٍ امتدت كثلاثة دهورٍ في عين من يحياها، كلُّ ساعةٍ</ns0:t>
-      </ns0:r>
-      <ns0:r>
-        <ns0:t xml:space="preserve"> </ns0:t>
-      </ns0:r>
-      <ns0:r>
-        <ns0:t xml:space="preserve">فيها تحمل ثقل عامٍ كامل من الألم والفقد والدماء.</ns0:t>
+        <ns0:t xml:space="preserve">ثلاثة أيامٍ من الجحيم المتواصل؛ لهبٌ لا ينطفئ، وصراخٌ لا يتوقف. كل ساعةٍ فيها كانت أطول من يومٍ كامل.</ns0:t>
+      </ns0:r>
+      <ns0:r>
+        <ns0:t xml:space="preserve"/>
+      </ns0:r>
+      <ns0:r>
+        <ns0:t xml:space="preserve"/>
+      </ns0:r>
+      <ns0:r>
+        <ns0:t xml:space="preserve"/>
+      </ns0:r>
+      <ns0:r>
+        <ns0:t xml:space="preserve"/>
       </ns0:r>
     </ns0:p>
     <ns0:p>
@@ -29852,13 +29855,13 @@
         <ns0:pStyle ns0:val="BodyText"/>
       </ns0:pPr>
       <ns0:r>
-        <ns0:t xml:space="preserve">ثم أُطفئ النور في عينيه. فاضت روحه الغضة، وارتخى جسده، وتحول من إنسانٍ</ns0:t>
-      </ns0:r>
-      <ns0:r>
-        <ns0:t xml:space="preserve"> </ns0:t>
-      </ns0:r>
-      <ns0:r>
-        <ns0:t xml:space="preserve">إلى مجرد كومةٍ من اللحم والعظم الساكن.</ns0:t>
+        <ns0:t xml:space="preserve">ثم أُطفئ النور في عينيه. ارتخى جسده، ولم يبقَ سوى صمتٍ لا يرد.</ns0:t>
+      </ns0:r>
+      <ns0:r>
+        <ns0:t xml:space="preserve"/>
+      </ns0:r>
+      <ns0:r>
+        <ns0:t xml:space="preserve"/>
       </ns0:r>
     </ns0:p>
     <ns0:p>
@@ -29987,19 +29990,19 @@
         <ns0:pStyle ns0:val="BodyText"/>
       </ns0:pPr>
       <ns0:r>
-        <ns0:t xml:space="preserve">غدت عيناه جوفاء، فارغتين كبئرين جفَّ ماؤهما منذ دهور. كأنهما نافذتان</ns0:t>
-      </ns0:r>
-      <ns0:r>
-        <ns0:t xml:space="preserve"> </ns0:t>
-      </ns0:r>
-      <ns0:r>
-        <ns0:t xml:space="preserve">تُطلان على خرابٍ مهجور، على أطلال روحٍ كانت يوماً عامرةً بالحياة والأمل</ns0:t>
-      </ns0:r>
-      <ns0:r>
-        <ns0:t xml:space="preserve"> </ns0:t>
-      </ns0:r>
-      <ns0:r>
-        <ns0:t xml:space="preserve">والأحلام.</ns0:t>
+        <ns0:t xml:space="preserve">غدت عيناه فارغتين، تطلان على خرابٍ لا يجد له اسمًا.</ns0:t>
+      </ns0:r>
+      <ns0:r>
+        <ns0:t xml:space="preserve"/>
+      </ns0:r>
+      <ns0:r>
+        <ns0:t xml:space="preserve"/>
+      </ns0:r>
+      <ns0:r>
+        <ns0:t xml:space="preserve"/>
+      </ns0:r>
+      <ns0:r>
+        <ns0:t xml:space="preserve"/>
       </ns0:r>
     </ns0:p>
     <ns0:p>
@@ -30146,19 +30149,19 @@
         <ns0:pStyle ns0:val="BodyText"/>
       </ns0:pPr>
       <ns0:r>
-        <ns0:t xml:space="preserve">وجد أحمد جالساً في عزلته المعتادة خلف خيمة الجرحى، بعيداً عن ضجيج</ns0:t>
-      </ns0:r>
-      <ns0:r>
-        <ns0:t xml:space="preserve"> </ns0:t>
-      </ns0:r>
-      <ns0:r>
-        <ns0:t xml:space="preserve">المعسكر وضحكات المنتصرين، يحدِّق في الظلام الدامس الذي امتد أمامه كبحرٍ</ns0:t>
-      </ns0:r>
-      <ns0:r>
-        <ns0:t xml:space="preserve"> </ns0:t>
-      </ns0:r>
-      <ns0:r>
-        <ns0:t xml:space="preserve">بلا شواطئ.</ns0:t>
+        <ns0:t xml:space="preserve">وجد أحمد جالساً في عزلته المعتادة خلف خيمة الجرحى، بعيداً عن ضجيج المعسكر وضحكات المنتصرين، يحدِّق في الظلام.</ns0:t>
+      </ns0:r>
+      <ns0:r>
+        <ns0:t xml:space="preserve"/>
+      </ns0:r>
+      <ns0:r>
+        <ns0:t xml:space="preserve"/>
+      </ns0:r>
+      <ns0:r>
+        <ns0:t xml:space="preserve"/>
+      </ns0:r>
+      <ns0:r>
+        <ns0:t xml:space="preserve"/>
       </ns0:r>
     </ns0:p>
     <ns0:p>
@@ -30188,7 +30191,7 @@
         <ns0:pStyle ns0:val="BodyText"/>
       </ns0:pPr>
       <ns0:r>
-        <ns0:t xml:space="preserve">لم يغضب با-رع ولم يلح. فقط جلس إلى جانبه في صمت، كاتفا لكتف، محاربا يجلس إلى جانب محارب آخر. مرت دقائق طويلة وثقيلة كقطرات الرصاص المنصهر، والصمت بينهما يتكلم بلغة لا تحتاج للكلمات.</ns0:t>
+        <ns0:t xml:space="preserve">لم يغضب با-رع ولم يلح. جلس إلى جانبه، كتفا لكتف، محاربا إلى جانب محارب آخر. مرت دقائق طويلة، وكان صمتهما أصدق من الكلام.</ns0:t>
       </ns0:r>
       <ns0:r>
         <ns0:t xml:space="preserve"/>
@@ -30208,13 +30211,13 @@
         <ns0:pStyle ns0:val="BodyText"/>
       </ns0:pPr>
       <ns0:r>
-        <ns0:t xml:space="preserve">ثم قال الشاب بصوتٍ خافتٍ كهمسة الريح: «قتلتُ رجلين اليوم. كانت المرة</ns0:t>
-      </ns0:r>
-      <ns0:r>
-        <ns0:t xml:space="preserve"> </ns0:t>
-      </ns0:r>
-      <ns0:r>
-        <ns0:t xml:space="preserve">الأولى».</ns0:t>
+        <ns0:t xml:space="preserve">ثم قال الشاب بصوتٍ خافت: «قتلتُ رجلين اليوم. كانت المرة الأولى».</ns0:t>
+      </ns0:r>
+      <ns0:r>
+        <ns0:t xml:space="preserve"/>
+      </ns0:r>
+      <ns0:r>
+        <ns0:t xml:space="preserve"/>
       </ns0:r>
     </ns0:p>
     <ns0:p>
@@ -30290,45 +30293,45 @@
         <ns0:pStyle ns0:val="BodyText"/>
       </ns0:pPr>
       <ns0:r>
-        <ns0:t xml:space="preserve">فكَّر أحمد طويلاً قبل أن يجيب. كانت الكلمات ثقيلةً كالحجارة في حلقه،</ns0:t>
-      </ns0:r>
-      <ns0:r>
-        <ns0:t xml:space="preserve"> </ns0:t>
-      </ns0:r>
-      <ns0:r>
-        <ns0:t xml:space="preserve">تحتاج لجهدٍ جهيد لإخراجها. ثم قال بصوتٍ أجشٍّ صدئ، كصوت بابٍ لم يُفتح</ns0:t>
-      </ns0:r>
-      <ns0:r>
-        <ns0:t xml:space="preserve"> </ns0:t>
-      </ns0:r>
-      <ns0:r>
-        <ns0:t xml:space="preserve">منذ سنين:</ns0:t>
-      </ns0:r>
-    </ns0:p>
-    <ns0:p>
-      <ns0:pPr>
-        <ns0:pStyle ns0:val="BodyText"/>
-      </ns0:pPr>
-      <ns0:r>
-        <ns0:t xml:space="preserve">«كلا. لا يغدو أسهل أبداً. الثقل يبقى ثقلاً، والدم يبقى دماً، والوجوه</ns0:t>
-      </ns0:r>
-      <ns0:r>
-        <ns0:t xml:space="preserve"> </ns0:t>
-      </ns0:r>
-      <ns0:r>
-        <ns0:t xml:space="preserve">تبقى محفورةً في الذاكرة كالوشم». صمت لحظة، يجمع شتات أفكاره المبعثرة.</ns0:t>
-      </ns0:r>
-      <ns0:r>
-        <ns0:t xml:space="preserve"> </ns0:t>
-      </ns0:r>
-      <ns0:r>
-        <ns0:t xml:space="preserve">«لكنه يصبح… مختلفاً. تتعلم كيف تحمله معك بدلاً من أن تقع تحته. تتعلم</ns0:t>
-      </ns0:r>
-      <ns0:r>
-        <ns0:t xml:space="preserve"> </ns0:t>
-      </ns0:r>
-      <ns0:r>
-        <ns0:t xml:space="preserve">كيف تمشي وهو على ظهرك. لكنه لا يختفي أبداً. لن يختفي».</ns0:t>
+        <ns0:t xml:space="preserve">فكَّر أحمد طويلاً قبل أن يجيب. كانت الكلمات ثقيلة في حلقه. ثم قال بصوتٍ أجش:</ns0:t>
+      </ns0:r>
+      <ns0:r>
+        <ns0:t xml:space="preserve"/>
+      </ns0:r>
+      <ns0:r>
+        <ns0:t xml:space="preserve"/>
+      </ns0:r>
+      <ns0:r>
+        <ns0:t xml:space="preserve"/>
+      </ns0:r>
+      <ns0:r>
+        <ns0:t xml:space="preserve"/>
+      </ns0:r>
+    </ns0:p>
+    <ns0:p>
+      <ns0:pPr>
+        <ns0:pStyle ns0:val="BodyText"/>
+      </ns0:pPr>
+      <ns0:r>
+        <ns0:t xml:space="preserve">«كلا. لا يغدو أسهل أبداً. الدم يبقى دمًا، والوجوه تبقى في الذاكرة». صمت لحظة، يجمع شتات أفكاره. «لكنه يصبح… مختلفاً. تتعلم كيف تحمله معك بدلاً من أن تقع تحته. تتعلم كيف تمشي وهو على ظهرك. لكنه لا يختفي أبداً. لن يختفي».</ns0:t>
+      </ns0:r>
+      <ns0:r>
+        <ns0:t xml:space="preserve"/>
+      </ns0:r>
+      <ns0:r>
+        <ns0:t xml:space="preserve"/>
+      </ns0:r>
+      <ns0:r>
+        <ns0:t xml:space="preserve"/>
+      </ns0:r>
+      <ns0:r>
+        <ns0:t xml:space="preserve"/>
+      </ns0:r>
+      <ns0:r>
+        <ns0:t xml:space="preserve"/>
+      </ns0:r>
+      <ns0:r>
+        <ns0:t xml:space="preserve"/>
       </ns0:r>
     </ns0:p>
     <ns0:p>
@@ -30344,13 +30347,13 @@
         <ns0:pStyle ns0:val="BodyText"/>
       </ns0:pPr>
       <ns0:r>
-        <ns0:t xml:space="preserve">نظر أحمد إلى يديه في حضنه. اليدان اللتان أنقذتا وقتلتا في اليوم ذاته.</ns0:t>
-      </ns0:r>
-      <ns0:r>
-        <ns0:t xml:space="preserve"> </ns0:t>
-      </ns0:r>
-      <ns0:r>
-        <ns0:t xml:space="preserve">اليدان اللتان تحملان ثقل الحياة وثقل الموت معاً.</ns0:t>
+        <ns0:t xml:space="preserve">نظر أحمد إلى يديه في حضنه: اليدان اللتان أنقذتا وقتلتا في اليوم ذاته.</ns0:t>
+      </ns0:r>
+      <ns0:r>
+        <ns0:t xml:space="preserve"/>
+      </ns0:r>
+      <ns0:r>
+        <ns0:t xml:space="preserve"/>
       </ns0:r>
     </ns0:p>
     <ns0:p>
@@ -30461,31 +30464,31 @@
         <ns0:pStyle ns0:val="BodyText"/>
       </ns0:pPr>
       <ns0:r>
-        <ns0:t xml:space="preserve">دُحر الليبيون دحراً ساحقاً، وفرَّ من نجا منهم إلى غياهب الصحراء التي</ns0:t>
-      </ns0:r>
-      <ns0:r>
-        <ns0:t xml:space="preserve"> </ns0:t>
-      </ns0:r>
-      <ns0:r>
-        <ns0:t xml:space="preserve">ابتلعتهم كما تبتلع الوحوش فريستها. وأُسر الآلاف منهم — رجالٌ مكسورون</ns0:t>
-      </ns0:r>
-      <ns0:r>
-        <ns0:t xml:space="preserve"> </ns0:t>
-      </ns0:r>
-      <ns0:r>
-        <ns0:t xml:space="preserve">يجرُّون أقدامهم في سلاسل الذل، ونساءٌ ينتحبن على رجالٍ لن يعودوا.</ns0:t>
-      </ns0:r>
-      <ns0:r>
-        <ns0:t xml:space="preserve"> </ns0:t>
-      </ns0:r>
-      <ns0:r>
-        <ns0:t xml:space="preserve">وارتفعت صيحات النصر تشقُّ عنان سماء مصر، صيحاتٌ تُسمع حتى الآلهة في</ns0:t>
-      </ns0:r>
-      <ns0:r>
-        <ns0:t xml:space="preserve"> </ns0:t>
-      </ns0:r>
-      <ns0:r>
-        <ns0:t xml:space="preserve">عليائها.</ns0:t>
+        <ns0:t xml:space="preserve">دُحر الليبيون دحراً ساحقاً، وفرَّ من نجا منهم إلى الصحراء. وأُسر الآلاف: رجالٌ مكسورون يجرُّون أقدامهم، ونساءٌ ينتحبن على رجالٍ لن يعودوا. وارتفعت صيحات النصر في سماء مصر.</ns0:t>
+      </ns0:r>
+      <ns0:r>
+        <ns0:t xml:space="preserve"/>
+      </ns0:r>
+      <ns0:r>
+        <ns0:t xml:space="preserve"/>
+      </ns0:r>
+      <ns0:r>
+        <ns0:t xml:space="preserve"/>
+      </ns0:r>
+      <ns0:r>
+        <ns0:t xml:space="preserve"/>
+      </ns0:r>
+      <ns0:r>
+        <ns0:t xml:space="preserve"/>
+      </ns0:r>
+      <ns0:r>
+        <ns0:t xml:space="preserve"/>
+      </ns0:r>
+      <ns0:r>
+        <ns0:t xml:space="preserve"/>
+      </ns0:r>
+      <ns0:r>
+        <ns0:t xml:space="preserve"/>
       </ns0:r>
     </ns0:p>
     <ns0:p>
@@ -30631,13 +30634,13 @@
         <ns0:pStyle ns0:val="BodyText"/>
       </ns0:pPr>
       <ns0:r>
-        <ns0:t xml:space="preserve">مدَّ يده بتردد. كانت يده ترتجف وهي تلامس جفني الفتى الباردين. ثم، برفقٍ</ns0:t>
-      </ns0:r>
-      <ns0:r>
-        <ns0:t xml:space="preserve"> </ns0:t>
-      </ns0:r>
-      <ns0:r>
-        <ns0:t xml:space="preserve">شديدٍ كأنه يلامس جناح فراشة، أغمض له عينيه.</ns0:t>
+        <ns0:t xml:space="preserve">مدَّ يده بتردد. كانت ترتجف وهي تلامس جفني الفتى الباردين. ثم أغمض له عينيه برفق.</ns0:t>
+      </ns0:r>
+      <ns0:r>
+        <ns0:t xml:space="preserve"/>
+      </ns0:r>
+      <ns0:r>
+        <ns0:t xml:space="preserve"/>
       </ns0:r>
     </ns0:p>
     <ns0:p>
@@ -30752,25 +30755,25 @@
         <ns0:pStyle ns0:val="BodyText"/>
       </ns0:pPr>
       <ns0:r>
-        <ns0:t xml:space="preserve">كل ما ملأه كان الإرهاق العميق الذي يتغلغل في كل خلية من جسده. والفراغ</ns0:t>
-      </ns0:r>
-      <ns0:r>
-        <ns0:t xml:space="preserve"> </ns0:t>
-      </ns0:r>
-      <ns0:r>
-        <ns0:t xml:space="preserve">الهائل الذي يتسع في صدره كثقبٍ أسود يبتلع كل شيء. والثقل الذي لا يُحتمل</ns0:t>
-      </ns0:r>
-      <ns0:r>
-        <ns0:t xml:space="preserve"> </ns0:t>
-      </ns0:r>
-      <ns0:r>
-        <ns0:t xml:space="preserve">— ثقل الذنب، ثقل الدم، ثقل تلك العينين الواسعتين ونداء «أمي»</ns0:t>
-      </ns0:r>
-      <ns0:r>
-        <ns0:t xml:space="preserve"> </ns0:t>
-      </ns0:r>
-      <ns0:r>
-        <ns0:t xml:space="preserve">الأخير.</ns0:t>
+        <ns0:t xml:space="preserve">كل ما ملأه كان الإرهاق. والفراغ الذي يتسع في صدره. ونداء «أمي» الأخير.</ns0:t>
+      </ns0:r>
+      <ns0:r>
+        <ns0:t xml:space="preserve"/>
+      </ns0:r>
+      <ns0:r>
+        <ns0:t xml:space="preserve"/>
+      </ns0:r>
+      <ns0:r>
+        <ns0:t xml:space="preserve"/>
+      </ns0:r>
+      <ns0:r>
+        <ns0:t xml:space="preserve"/>
+      </ns0:r>
+      <ns0:r>
+        <ns0:t xml:space="preserve"/>
+      </ns0:r>
+      <ns0:r>
+        <ns0:t xml:space="preserve"/>
       </ns0:r>
     </ns0:p>
     <ns0:p>
@@ -31008,13 +31011,13 @@
         <ns0:pStyle ns0:val="BodyText"/>
       </ns0:pPr>
       <ns0:r>
-        <ns0:t xml:space="preserve">كان صوتها مرتجفاً، ممزوجاً بالخوف والأمل، كصوت أمٍّ تنادي طفلها</ns0:t>
-      </ns0:r>
-      <ns0:r>
-        <ns0:t xml:space="preserve"> </ns0:t>
-      </ns0:r>
-      <ns0:r>
-        <ns0:t xml:space="preserve">التائه.</ns0:t>
+        <ns0:t xml:space="preserve">كان صوتها مرتجفاً، ممزوجاً بالخوف والأمل.</ns0:t>
+      </ns0:r>
+      <ns0:r>
+        <ns0:t xml:space="preserve"/>
+      </ns0:r>
+      <ns0:r>
+        <ns0:t xml:space="preserve"/>
       </ns0:r>
     </ns0:p>
     <ns0:p>
@@ -31129,19 +31132,19 @@
         <ns0:pStyle ns0:val="BodyText"/>
       </ns0:pPr>
       <ns0:r>
-        <ns0:t xml:space="preserve">قالت بصوتٍ خافتٍ رقيق، كهمسة الماء الجاري: «أنت بخير الآن. لقد كنت</ns0:t>
-      </ns0:r>
-      <ns0:r>
-        <ns0:t xml:space="preserve"> </ns0:t>
-      </ns0:r>
-      <ns0:r>
-        <ns0:t xml:space="preserve">منهكاً إلى أقصى حد — جسدك ونفسك وروحك — فاستسلم جسدك أخيراً. احتجت</ns0:t>
-      </ns0:r>
-      <ns0:r>
-        <ns0:t xml:space="preserve"> </ns0:t>
-      </ns0:r>
-      <ns0:r>
-        <ns0:t xml:space="preserve">للنوم، واحتجت للراحة، وها أنت معنا من جديد».</ns0:t>
+        <ns0:t xml:space="preserve">قالت بصوتٍ خافتٍ رقيق: «أنت بخير الآن. لقد كنت منهكاً إلى أقصى حد — جسدك ونفسك وروحك — فاستسلم جسدك أخيراً. احتجت للنوم، واحتجت للراحة، وها أنت معنا من جديد».</ns0:t>
+      </ns0:r>
+      <ns0:r>
+        <ns0:t xml:space="preserve"/>
+      </ns0:r>
+      <ns0:r>
+        <ns0:t xml:space="preserve"/>
+      </ns0:r>
+      <ns0:r>
+        <ns0:t xml:space="preserve"/>
+      </ns0:r>
+      <ns0:r>
+        <ns0:t xml:space="preserve"/>
       </ns0:r>
     </ns0:p>
     <ns0:p>
@@ -31271,27 +31274,27 @@
         <ns0:pStyle ns0:val="BodyText"/>
       </ns0:pPr>
       <ns0:r>
-        <ns0:t xml:space="preserve">صمت طويلاً. كانت الكلمات محتجزةً في صدره كحجارةٍ ثقيلة، وكان إخراجها</ns0:t>
-      </ns0:r>
-      <ns0:r>
-        <ns0:t xml:space="preserve"> </ns0:t>
-      </ns0:r>
-      <ns0:r>
-        <ns0:t xml:space="preserve">يحتاج لجهدٍ يفوق طاقته.</ns0:t>
-      </ns0:r>
-    </ns0:p>
-    <ns0:p>
-      <ns0:pPr>
-        <ns0:pStyle ns0:val="BodyText"/>
-      </ns0:pPr>
-      <ns0:r>
-        <ns0:t xml:space="preserve">ثم، ببطء، تدفقت الكلمات. كسدٍّ انهار بعد طول احتباس، تدفقت الذكريات</ns0:t>
-      </ns0:r>
-      <ns0:r>
-        <ns0:t xml:space="preserve"> </ns0:t>
-      </ns0:r>
-      <ns0:r>
-        <ns0:t xml:space="preserve">والمشاهد والأصوات.</ns0:t>
+        <ns0:t xml:space="preserve">صمت طويلاً. كانت الكلمات محتجزةً في صدره، وإخراجها يحتاج إلى جهدٍ يفوق طاقته.</ns0:t>
+      </ns0:r>
+      <ns0:r>
+        <ns0:t xml:space="preserve"/>
+      </ns0:r>
+      <ns0:r>
+        <ns0:t xml:space="preserve"/>
+      </ns0:r>
+    </ns0:p>
+    <ns0:p>
+      <ns0:pPr>
+        <ns0:pStyle ns0:val="BodyText"/>
+      </ns0:pPr>
+      <ns0:r>
+        <ns0:t xml:space="preserve">ثم تدفقت الكلمات، وتدفقت معها الذكريات والمشاهد والأصوات.</ns0:t>
+      </ns0:r>
+      <ns0:r>
+        <ns0:t xml:space="preserve"/>
+      </ns0:r>
+      <ns0:r>
+        <ns0:t xml:space="preserve"/>
       </ns0:r>
     </ns0:p>
     <ns0:p>
@@ -31351,33 +31354,33 @@
         <ns0:pStyle ns0:val="BodyText"/>
       </ns0:pPr>
       <ns0:r>
-        <ns0:t xml:space="preserve">أصغت إليه في صمتٍ مطبق، ويدها تشدُّ على يده بقوةٍ متزايدة، كأنها تحاول</ns0:t>
-      </ns0:r>
-      <ns0:r>
-        <ns0:t xml:space="preserve"> </ns0:t>
-      </ns0:r>
-      <ns0:r>
-        <ns0:t xml:space="preserve">أن تنقل إليه شيئاً من قوتها. كانت دموعٌ حارة تسيل بصمتٍ على وجنتيها،</ns0:t>
-      </ns0:r>
-      <ns0:r>
-        <ns0:t xml:space="preserve"> </ns0:t>
-      </ns0:r>
-      <ns0:r>
-        <ns0:t xml:space="preserve">تنزلق دون أن تمسحها، دون أن تحاول إخفاءها.</ns0:t>
-      </ns0:r>
-    </ns0:p>
-    <ns0:p>
-      <ns0:pPr>
-        <ns0:pStyle ns0:val="BodyText"/>
-      </ns0:pPr>
-      <ns0:r>
-        <ns0:t xml:space="preserve">حين انتهى، لم تقل شيئاً لدقائق طويلة. كان الصمت بينهما ثقيلاً لكنه ليس</ns0:t>
-      </ns0:r>
-      <ns0:r>
-        <ns0:t xml:space="preserve"> </ns0:t>
-      </ns0:r>
-      <ns0:r>
-        <ns0:t xml:space="preserve">فارغاً — كان صمتاً ممتلئاً بالتفهُّم والحب والألم المشترك.</ns0:t>
+        <ns0:t xml:space="preserve">أصغت إليه ويدها تشدُّ على يده. سالت دموعها بصمت، لكنها لم تحاول إخفاءها.</ns0:t>
+      </ns0:r>
+      <ns0:r>
+        <ns0:t xml:space="preserve"/>
+      </ns0:r>
+      <ns0:r>
+        <ns0:t xml:space="preserve"/>
+      </ns0:r>
+      <ns0:r>
+        <ns0:t xml:space="preserve"/>
+      </ns0:r>
+      <ns0:r>
+        <ns0:t xml:space="preserve"/>
+      </ns0:r>
+    </ns0:p>
+    <ns0:p>
+      <ns0:pPr>
+        <ns0:pStyle ns0:val="BodyText"/>
+      </ns0:pPr>
+      <ns0:r>
+        <ns0:t xml:space="preserve">حين انتهى، لم تقل شيئاً لدقائق طويلة. كان صمتهما ممتلئاً بالتفهُّم والألم المشترك.</ns0:t>
+      </ns0:r>
+      <ns0:r>
+        <ns0:t xml:space="preserve"/>
+      </ns0:r>
+      <ns0:r>
+        <ns0:t xml:space="preserve"/>
       </ns0:r>
     </ns0:p>
     <ns0:p>
@@ -31469,37 +31472,37 @@
         <ns0:pStyle ns0:val="BodyText"/>
       </ns0:pPr>
       <ns0:r>
-        <ns0:t xml:space="preserve">«استمع إليَّ جيداً يا أحمد، واحفظ ما سأقوله». كان صوتها قوياً الآن،</ns0:t>
-      </ns0:r>
-      <ns0:r>
-        <ns0:t xml:space="preserve"> </ns0:t>
-      </ns0:r>
-      <ns0:r>
-        <ns0:t xml:space="preserve">حازماً، كصوت قاضٍ يُصدر حكماً لا استئناف فيه. «أنت لست إلهاً. لست</ns0:t>
-      </ns0:r>
-      <ns0:r>
-        <ns0:t xml:space="preserve"> </ns0:t>
-      </ns0:r>
-      <ns0:r>
-        <ns0:t xml:space="preserve">مسؤولاً عن كل موتٍ في هذا العالم. لست مسؤولاً عن الحرب التي لم تبدأها،</ns0:t>
-      </ns0:r>
-      <ns0:r>
-        <ns0:t xml:space="preserve"> </ns0:t>
-      </ns0:r>
-      <ns0:r>
-        <ns0:t xml:space="preserve">ولا عن الجيش الذي غزا، ولا عن القرارات التي اتخذها الملوك والقادة. أنت</ns0:t>
-      </ns0:r>
-      <ns0:r>
-        <ns0:t xml:space="preserve"> </ns0:t>
-      </ns0:r>
-      <ns0:r>
-        <ns0:t xml:space="preserve">إنسانٌ وُضِع في موقفٍ يفوق طاقة البشر، وفعلت ما كان عليك فعله للبقاء.</ns0:t>
-      </ns0:r>
-      <ns0:r>
-        <ns0:t xml:space="preserve"> </ns0:t>
-      </ns0:r>
-      <ns0:r>
-        <ns0:t xml:space="preserve">هذا كل ما في الأمر».</ns0:t>
+        <ns0:t xml:space="preserve">«استمع إليَّ جيداً يا أحمد، واحفظ ما سأقوله». كان صوتها قوياً الآن، حازماً. «أنت لست إلهاً. لست مسؤولاً عن كل موتٍ في هذا العالم. لست مسؤولاً عن الحرب التي لم تبدأها، ولا عن الجيش الذي غزا، ولا عن القرارات التي اتخذها الملوك والقادة. أنت إنسانٌ وُضِع في موقفٍ يفوق طاقة البشر، وفعلت ما كان عليك فعله للبقاء. هذا كل ما في الأمر».</ns0:t>
+      </ns0:r>
+      <ns0:r>
+        <ns0:t xml:space="preserve"/>
+      </ns0:r>
+      <ns0:r>
+        <ns0:t xml:space="preserve"/>
+      </ns0:r>
+      <ns0:r>
+        <ns0:t xml:space="preserve"/>
+      </ns0:r>
+      <ns0:r>
+        <ns0:t xml:space="preserve"/>
+      </ns0:r>
+      <ns0:r>
+        <ns0:t xml:space="preserve"/>
+      </ns0:r>
+      <ns0:r>
+        <ns0:t xml:space="preserve"/>
+      </ns0:r>
+      <ns0:r>
+        <ns0:t xml:space="preserve"/>
+      </ns0:r>
+      <ns0:r>
+        <ns0:t xml:space="preserve"/>
+      </ns0:r>
+      <ns0:r>
+        <ns0:t xml:space="preserve"/>
+      </ns0:r>
+      <ns0:r>
+        <ns0:t xml:space="preserve"/>
       </ns0:r>
     </ns0:p>
     <ns0:p>
@@ -31665,19 +31668,19 @@
         <ns0:pStyle ns0:val="BodyText"/>
       </ns0:pPr>
       <ns0:r>
-        <ns0:t xml:space="preserve">شعر أحمد بشيءٍ دافئٍ يتململ في صدره الموحش، في تلك الهوة السوداء التي</ns0:t>
-      </ns0:r>
-      <ns0:r>
-        <ns0:t xml:space="preserve"> </ns0:t>
-      </ns0:r>
-      <ns0:r>
-        <ns0:t xml:space="preserve">ظن أنها ستبقى فارغةً إلى الأبد. شيءٌ صغيرٌ وهش، لكنه حي. شيءٌ يشبه خيطاً</ns0:t>
-      </ns0:r>
-      <ns0:r>
-        <ns0:t xml:space="preserve"> </ns0:t>
-      </ns0:r>
-      <ns0:r>
-        <ns0:t xml:space="preserve">رفيعاً من النور يتسلل عبر شقوق الظلام.</ns0:t>
+        <ns0:t xml:space="preserve">شعر أحمد بدفءٍ صغير يتململ في صدره، هشٍّ لكنه حي.</ns0:t>
+      </ns0:r>
+      <ns0:r>
+        <ns0:t xml:space="preserve"/>
+      </ns0:r>
+      <ns0:r>
+        <ns0:t xml:space="preserve"/>
+      </ns0:r>
+      <ns0:r>
+        <ns0:t xml:space="preserve"/>
+      </ns0:r>
+      <ns0:r>
+        <ns0:t xml:space="preserve"/>
       </ns0:r>
     </ns0:p>
     <ns0:p>
@@ -31693,13 +31696,13 @@
         <ns0:pStyle ns0:val="BodyText"/>
       </ns0:pPr>
       <ns0:r>
-        <ns0:t xml:space="preserve">انحنت نحوه ببطء. وقبَّلت جبينه برفقٍ شديد، بلمسةٍ أخف من لمسة الفراشة.</ns0:t>
-      </ns0:r>
-      <ns0:r>
-        <ns0:t xml:space="preserve"> </ns0:t>
-      </ns0:r>
-      <ns0:r>
-        <ns0:t xml:space="preserve">كانت شفتاها دافئتين، ودموعها التي سقطت على وجهه كانت أدفأ.</ns0:t>
+        <ns0:t xml:space="preserve">انحنت نحوه. وقبَّلت جبينه برفقٍ شديد. كانت شفتاها دافئتين، ودموعها التي سقطت على وجهه كانت أدفأ.</ns0:t>
+      </ns0:r>
+      <ns0:r>
+        <ns0:t xml:space="preserve"/>
+      </ns0:r>
+      <ns0:r>
+        <ns0:t xml:space="preserve"/>
       </ns0:r>
     </ns0:p>
     <ns0:p>
@@ -31941,19 +31944,19 @@
         <ns0:pStyle ns0:val="BodyText"/>
       </ns0:pPr>
       <ns0:r>
-        <ns0:t xml:space="preserve">جلسا هناك حتى بزغت الشمسُ كاملةً، وضربت أوّلُ أشعّتِها وجهَيْهما</ns0:t>
-      </ns0:r>
-      <ns0:r>
-        <ns0:t xml:space="preserve"> </ns0:t>
-      </ns0:r>
-      <ns0:r>
-        <ns0:t xml:space="preserve">الدافئَين. كان الصمتُ بينهما هذه المرّةَ صمتَ الراحةِ لا صمتَ</ns0:t>
-      </ns0:r>
-      <ns0:r>
-        <ns0:t xml:space="preserve"> </ns0:t>
-      </ns0:r>
-      <ns0:r>
-        <ns0:t xml:space="preserve">العجز.</ns0:t>
+        <ns0:t xml:space="preserve">جلسا هناك حتى بزغت الشمسُ كاملةً، وضربت أوّلُ أشعّتِها وجهَيْهما الدافئَين. كان الصمتُ بينهما هذه المرّةَ راحةً لا عجزًا.</ns0:t>
+      </ns0:r>
+      <ns0:r>
+        <ns0:t xml:space="preserve"/>
+      </ns0:r>
+      <ns0:r>
+        <ns0:t xml:space="preserve"/>
+      </ns0:r>
+      <ns0:r>
+        <ns0:t xml:space="preserve"/>
+      </ns0:r>
+      <ns0:r>
+        <ns0:t xml:space="preserve"/>
       </ns0:r>
     </ns0:p>
     <ns0:p>
@@ -34042,13 +34045,13 @@
         <ns0:pStyle ns0:val="BodyText"/>
       </ns0:pPr>
       <ns0:r>
-        <ns0:t xml:space="preserve">أخذها أحمد بحذر، ثقلها الخفيف في راحته ثقلٌ مألوفٌ غريب. فتحها</ns0:t>
-      </ns0:r>
-      <ns0:r>
-        <ns0:t xml:space="preserve"> </ns0:t>
-      </ns0:r>
-      <ns0:r>
-        <ns0:t xml:space="preserve">ببطء، أصابعه ترتجف قليلًا رغمًا عنه.</ns0:t>
+        <ns0:t xml:space="preserve">أخذها أحمد بحذر، يستعيد في راحته وزنًا مألوفًا غريبًا. فتحها ببطء، أصابعه ترتجف قليلًا رغمًا عنه.</ns0:t>
+      </ns0:r>
+      <ns0:r>
+        <ns0:t xml:space="preserve"/>
+      </ns0:r>
+      <ns0:r>
+        <ns0:t xml:space="preserve"/>
       </ns0:r>
     </ns0:p>
     <ns0:p>
@@ -34635,7 +34638,7 @@
         <ns0:pStyle ns0:val="BodyText"/>
       </ns0:pPr>
       <ns0:r>
-        <ns0:t xml:space="preserve">بعد أيام، اصطحبت نفرتاري أحمد إلى ضفة النيل، حيث كانت طيبة كلها تحتفل بعيد الأوبت. خرج الناس من الأزقة الضيقة كأن المدينة نفسها انفتحت على النهر؛ رجال يحملون الزهور والقرابين، نساء يزغردن من الشرفات، أطفال يركضون حفاة بين الأكشاك، وكهنة بثياب بيضاء يسيرون في موكب مهيب تتقدمه الصنوج والمزامير.</ns0:t>
+        <ns0:t xml:space="preserve">بعد أيام، اصطحبت نفرتاري أحمد إلى ضفة النيل، حيث كانت طيبة كلها تحتفل بعيد الأوبت. خرج الناس من الأزقة الضيقة إلى النهر؛ رجال يحملون الزهور والقرابين، نساء يزغردن من الشرفات، أطفال يركضون حفاة بين الأكشاك، وكهنة بثياب بيضاء يسيرون في موكب مهيب تتقدمه الصنوج والمزامير.</ns0:t>
       </ns0:r>
       <ns0:r>
         <ns0:t xml:space="preserve"/>
@@ -34649,7 +34652,7 @@
         <ns0:pStyle ns0:val="BodyText"/>
       </ns0:pPr>
       <ns0:r>
-        <ns0:t xml:space="preserve">كانت القوارب المزينة باللوتس والبردي تمخر صفحة الماء ببطء احتفالي، والأعلام الملونة تخفق فوقها كأجنحة طيور مقدسة. امتزجت رائحة البخور برائحة النيل والطمي والخبز الساخن، حتى بدا الهواء نفسه طقسا من طقوس المدينة.</ns0:t>
+        <ns0:t xml:space="preserve">كانت القوارب المزينة باللوتس والبردي تمخر صفحة الماء، والأعلام الملونة تخفق فوقها. امتزجت رائحة البخور برائحة النيل والطمي والخبز الساخن، حتى بدا الهواء نفسه طقسا من طقوس المدينة.</ns0:t>
       </ns0:r>
       <ns0:r>
         <ns0:t xml:space="preserve"/>
@@ -34675,13 +34678,13 @@
         <ns0:pStyle ns0:val="BodyText"/>
       </ns0:pPr>
       <ns0:r>
-        <ns0:t xml:space="preserve">همست نفرتاري بصوتٍ أشبه بنسيم يتسلل عبر أوراق البردي: «جميلٌ، أليس</ns0:t>
-      </ns0:r>
-      <ns0:r>
-        <ns0:t xml:space="preserve"> </ns0:t>
-      </ns0:r>
-      <ns0:r>
-        <ns0:t xml:space="preserve">كذلك؟»</ns0:t>
+        <ns0:t xml:space="preserve">همست نفرتاري: «جميلٌ، أليس كذلك؟»</ns0:t>
+      </ns0:r>
+      <ns0:r>
+        <ns0:t xml:space="preserve"/>
+      </ns0:r>
+      <ns0:r>
+        <ns0:t xml:space="preserve"/>
       </ns0:r>
     </ns0:p>
     <ns0:p>
@@ -34717,31 +34720,31 @@
         <ns0:pStyle ns0:val="BodyText"/>
       </ns0:pPr>
       <ns0:r>
-        <ns0:t xml:space="preserve">ابتسمت ابتسامةً هادئةً، وقد انعكس بريق النهر في عينيها السوداوين</ns0:t>
-      </ns0:r>
-      <ns0:r>
-        <ns0:t xml:space="preserve"> </ns0:t>
-      </ns0:r>
-      <ns0:r>
-        <ns0:t xml:space="preserve">كقطعتين من العقيق المصقول. «هذا المشهد السماوي لا يتجلى إلا مرةً واحدةً</ns0:t>
-      </ns0:r>
-      <ns0:r>
-        <ns0:t xml:space="preserve"> </ns0:t>
-      </ns0:r>
-      <ns0:r>
-        <ns0:t xml:space="preserve">في العام، في الشهر الثاني من فصل الفيضان. حين يفيض النيل العظيم ببركته</ns0:t>
-      </ns0:r>
-      <ns0:r>
-        <ns0:t xml:space="preserve"> </ns0:t>
-      </ns0:r>
-      <ns0:r>
-        <ns0:t xml:space="preserve">على الأرض، تفيض الآلهة أيضًا بعطاياها على البشر، فيلتقي الماء بالنور،</ns0:t>
-      </ns0:r>
-      <ns0:r>
-        <ns0:t xml:space="preserve"> </ns0:t>
-      </ns0:r>
-      <ns0:r>
-        <ns0:t xml:space="preserve">والأرض بالسماء.»</ns0:t>
+        <ns0:t xml:space="preserve">ابتسمت، وقد انعكس بريق النهر في عينيها. «هذا المشهد لا يتجلى إلا مرةً واحدةً في العام، في الشهر الثاني من فصل الفيضان. حين يفيض النيل ببركته على الأرض، تفيض الآلهة أيضًا بعطاياها على البشر.»</ns0:t>
+      </ns0:r>
+      <ns0:r>
+        <ns0:t xml:space="preserve"/>
+      </ns0:r>
+      <ns0:r>
+        <ns0:t xml:space="preserve"/>
+      </ns0:r>
+      <ns0:r>
+        <ns0:t xml:space="preserve"/>
+      </ns0:r>
+      <ns0:r>
+        <ns0:t xml:space="preserve"/>
+      </ns0:r>
+      <ns0:r>
+        <ns0:t xml:space="preserve"/>
+      </ns0:r>
+      <ns0:r>
+        <ns0:t xml:space="preserve"/>
+      </ns0:r>
+      <ns0:r>
+        <ns0:t xml:space="preserve"/>
+      </ns0:r>
+      <ns0:r>
+        <ns0:t xml:space="preserve"/>
       </ns0:r>
     </ns0:p>
     <ns0:p>
@@ -34764,19 +34767,19 @@
         <ns0:pStyle ns0:val="BodyText"/>
       </ns0:pPr>
       <ns0:r>
-        <ns0:t xml:space="preserve">وفي خِضَمِّ هذا المشهد المهيب الذي يسلب الألباب، وسط ضجيج الفرح الذي</ns0:t>
-      </ns0:r>
-      <ns0:r>
-        <ns0:t xml:space="preserve"> </ns0:t>
-      </ns0:r>
-      <ns0:r>
-        <ns0:t xml:space="preserve">يتصاعد كموجةٍ لا تهدأ، لمح أحمد فجأةً وجهًا مألوفًا يخترق زحام الجموع</ns0:t>
-      </ns0:r>
-      <ns0:r>
-        <ns0:t xml:space="preserve"> </ns0:t>
-      </ns0:r>
-      <ns0:r>
-        <ns0:t xml:space="preserve">كطيفٍ يتراءى ثم يختفي.</ns0:t>
+        <ns0:t xml:space="preserve">وفي خِضَمِّ الاحتفال، وسط ضجيج الفرح، لمح أحمد فجأةً وجهًا مألوفًا في زحام الجموع.</ns0:t>
+      </ns0:r>
+      <ns0:r>
+        <ns0:t xml:space="preserve"/>
+      </ns0:r>
+      <ns0:r>
+        <ns0:t xml:space="preserve"/>
+      </ns0:r>
+      <ns0:r>
+        <ns0:t xml:space="preserve"/>
+      </ns0:r>
+      <ns0:r>
+        <ns0:t xml:space="preserve"/>
       </ns0:r>
     </ns0:p>
     <ns0:p>
@@ -34792,89 +34795,89 @@
         <ns0:pStyle ns0:val="BodyText"/>
       </ns0:pPr>
       <ns0:r>
-        <ns0:t xml:space="preserve">كان التاجر الفينيقي يقف على بُعد خطواتٍ قليلة، مُنزوٍ في ظل عمودٍ حجري،</ns0:t>
-      </ns0:r>
-      <ns0:r>
-        <ns0:t xml:space="preserve"> </ns0:t>
-      </ns0:r>
-      <ns0:r>
-        <ns0:t xml:space="preserve">يتحدث بهمسٍ متوتر مع رجلٍ لا يعرفه أحمد. لم يكن الحديث عاديًا؛ كانت</ns0:t>
-      </ns0:r>
-      <ns0:r>
-        <ns0:t xml:space="preserve"> </ns0:t>
-      </ns0:r>
-      <ns0:r>
-        <ns0:t xml:space="preserve">أكتاف حيرام مشدودةً كوترٍ مشدود، وعيناه تتحركان يمينًا ويسارًا بقلقٍ</ns0:t>
-      </ns0:r>
-      <ns0:r>
-        <ns0:t xml:space="preserve"> </ns0:t>
-      </ns0:r>
-      <ns0:r>
-        <ns0:t xml:space="preserve">محموم، كصيادٍ يتوجس أن تنقضَّ عليه الفريسة بدلًا من العكس. كان يتكلم من</ns0:t>
-      </ns0:r>
-      <ns0:r>
-        <ns0:t xml:space="preserve"> </ns0:t>
-      </ns0:r>
-      <ns0:r>
-        <ns0:t xml:space="preserve">زاوية فمه، وكلُّ كلمةٍ تخرج منه سرٌّ يخشى أن يتسرَّب إلى</ns0:t>
-      </ns0:r>
-      <ns0:r>
-        <ns0:t xml:space="preserve"> </ns0:t>
-      </ns0:r>
-      <ns0:r>
-        <ns0:t xml:space="preserve">الهواء.</ns0:t>
-      </ns0:r>
-    </ns0:p>
-    <ns0:p>
-      <ns0:pPr>
-        <ns0:pStyle ns0:val="BodyText"/>
-      </ns0:pPr>
-      <ns0:r>
-        <ns0:t xml:space="preserve">ثم رأى أحمد شيئًا جمَّد الدم في عروقه، وأوقف قلبه عن الخفقان للحظةٍ</ns0:t>
-      </ns0:r>
-      <ns0:r>
-        <ns0:t xml:space="preserve"> </ns0:t>
-      </ns0:r>
-      <ns0:r>
-        <ns0:t xml:space="preserve">واحدة: الرجل الذي كان يتحدث مع حيرام يرتدي على صدره قلادةً صغيرةً من</ns0:t>
-      </ns0:r>
-      <ns0:r>
-        <ns0:t xml:space="preserve"> </ns0:t>
-      </ns0:r>
-      <ns0:r>
-        <ns0:t xml:space="preserve">البرونز، تحمل نقشًا لأفعى ملتفة حول قرص الشمس — نفس الشعار الذي رآه</ns0:t>
-      </ns0:r>
-      <ns0:r>
-        <ns0:t xml:space="preserve"> </ns0:t>
-      </ns0:r>
-      <ns0:r>
-        <ns0:t xml:space="preserve">محفورًا على صدر أحد أتباع بنتاور الأكثر إخلاصًا، ذلك الرجل الذي كاد يغرس</ns0:t>
-      </ns0:r>
-      <ns0:r>
-        <ns0:t xml:space="preserve"> </ns0:t>
-      </ns0:r>
-      <ns0:r>
-        <ns0:t xml:space="preserve">خنجره في ظهره ذات ليلة.</ns0:t>
-      </ns0:r>
-    </ns0:p>
-    <ns0:p>
-      <ns0:pPr>
-        <ns0:pStyle ns0:val="BodyText"/>
-      </ns0:pPr>
-      <ns0:r>
-        <ns0:t xml:space="preserve">«ما الذي أصابك؟» سألت نفرتاري، وقد لاحظت كيف تحوَّل وجهه من السُّمرة</ns0:t>
-      </ns0:r>
-      <ns0:r>
-        <ns0:t xml:space="preserve"> </ns0:t>
-      </ns0:r>
-      <ns0:r>
-        <ns0:t xml:space="preserve">الدافئة إلى شحوبٍ رمادي كلون الرماد. «لقد صرتَ أبيض كالكتان</ns0:t>
-      </ns0:r>
-      <ns0:r>
-        <ns0:t xml:space="preserve"> </ns0:t>
-      </ns0:r>
-      <ns0:r>
-        <ns0:t xml:space="preserve">المغسول.»</ns0:t>
+        <ns0:t xml:space="preserve">كان التاجر الفينيقي يقف على بُعد خطواتٍ قليلة، مُنزوٍ في ظل عمودٍ حجري، يتحدث بهمسٍ متوتر مع رجلٍ لا يعرفه أحمد. لم يكن الحديث عاديًا؛ أكتاف حيرام مشدودة، وعيناه تتحركان يمينًا ويسارًا بقلقٍ محموم. كان يتكلم من زاوية فمه، كمن يخشى أن يسمعه الهواء.</ns0:t>
+      </ns0:r>
+      <ns0:r>
+        <ns0:t xml:space="preserve"/>
+      </ns0:r>
+      <ns0:r>
+        <ns0:t xml:space="preserve"/>
+      </ns0:r>
+      <ns0:r>
+        <ns0:t xml:space="preserve"/>
+      </ns0:r>
+      <ns0:r>
+        <ns0:t xml:space="preserve"/>
+      </ns0:r>
+      <ns0:r>
+        <ns0:t xml:space="preserve"/>
+      </ns0:r>
+      <ns0:r>
+        <ns0:t xml:space="preserve"/>
+      </ns0:r>
+      <ns0:r>
+        <ns0:t xml:space="preserve"/>
+      </ns0:r>
+      <ns0:r>
+        <ns0:t xml:space="preserve"/>
+      </ns0:r>
+      <ns0:r>
+        <ns0:t xml:space="preserve"/>
+      </ns0:r>
+      <ns0:r>
+        <ns0:t xml:space="preserve"/>
+      </ns0:r>
+    </ns0:p>
+    <ns0:p>
+      <ns0:pPr>
+        <ns0:pStyle ns0:val="BodyText"/>
+      </ns0:pPr>
+      <ns0:r>
+        <ns0:t xml:space="preserve">ثم رأى أحمد ما جمَّد الدم في عروقه: الرجل الذي كان يتحدث مع حيرام يرتدي على صدره قلادةً صغيرةً من البرونز، تحمل نقشًا لأفعى ملتفة حول قرص الشمس — نفس الشعار الذي رآه محفورًا على صدر أحد أتباع بنتاور الأكثر إخلاصًا، ذلك الرجل الذي كاد يغرس خنجره في ظهره ذات ليلة.</ns0:t>
+      </ns0:r>
+      <ns0:r>
+        <ns0:t xml:space="preserve"/>
+      </ns0:r>
+      <ns0:r>
+        <ns0:t xml:space="preserve"/>
+      </ns0:r>
+      <ns0:r>
+        <ns0:t xml:space="preserve"/>
+      </ns0:r>
+      <ns0:r>
+        <ns0:t xml:space="preserve"/>
+      </ns0:r>
+      <ns0:r>
+        <ns0:t xml:space="preserve"/>
+      </ns0:r>
+      <ns0:r>
+        <ns0:t xml:space="preserve"/>
+      </ns0:r>
+      <ns0:r>
+        <ns0:t xml:space="preserve"/>
+      </ns0:r>
+      <ns0:r>
+        <ns0:t xml:space="preserve"/>
+      </ns0:r>
+    </ns0:p>
+    <ns0:p>
+      <ns0:pPr>
+        <ns0:pStyle ns0:val="BodyText"/>
+      </ns0:pPr>
+      <ns0:r>
+        <ns0:t xml:space="preserve">«ما الذي أصابك؟» سألت نفرتاري، وقد لاحظت شحوب وجهه. «لقد صرتَ أبيض كالكتان المغسول.»</ns0:t>
+      </ns0:r>
+      <ns0:r>
+        <ns0:t xml:space="preserve"/>
+      </ns0:r>
+      <ns0:r>
+        <ns0:t xml:space="preserve"/>
+      </ns0:r>
+      <ns0:r>
+        <ns0:t xml:space="preserve"/>
+      </ns0:r>
+      <ns0:r>
+        <ns0:t xml:space="preserve"/>
       </ns0:r>
     </ns0:p>
     <ns0:p>
@@ -34896,19 +34899,19 @@
         <ns0:pStyle ns0:val="BodyText"/>
       </ns0:pPr>
       <ns0:r>
-        <ns0:t xml:space="preserve">ولكن حين أدار رأسه ليتأكد مرةً أخرى، كان حيرام قد ذاب في الزحام كقطرة</ns0:t>
-      </ns0:r>
-      <ns0:r>
-        <ns0:t xml:space="preserve"> </ns0:t>
-      </ns0:r>
-      <ns0:r>
-        <ns0:t xml:space="preserve">ماءٍ تختفي في بحر. لم يبقَ منه أثر، ولا من الرجل الغريب، كأنهما لم يكونا</ns0:t>
-      </ns0:r>
-      <ns0:r>
-        <ns0:t xml:space="preserve"> </ns0:t>
-      </ns0:r>
-      <ns0:r>
-        <ns0:t xml:space="preserve">هناك قط.</ns0:t>
+        <ns0:t xml:space="preserve">ولكن حين أدار رأسه ليتأكد مرةً أخرى، كان حيرام قد اختفى في الزحام. لم يبقَ منه أثر، ولا من الرجل الغريب.</ns0:t>
+      </ns0:r>
+      <ns0:r>
+        <ns0:t xml:space="preserve"/>
+      </ns0:r>
+      <ns0:r>
+        <ns0:t xml:space="preserve"/>
+      </ns0:r>
+      <ns0:r>
+        <ns0:t xml:space="preserve"/>
+      </ns0:r>
+      <ns0:r>
+        <ns0:t xml:space="preserve"/>
       </ns0:r>
     </ns0:p>
     <ns0:p>
@@ -35021,31 +35024,31 @@
         <ns0:pStyle ns0:val="BodyText"/>
       </ns0:pPr>
       <ns0:r>
-        <ns0:t xml:space="preserve">لا. هزَّ رأسه بعنف، رافضًا الفكرة كمن يرفض سُمًّا يُقدَّم إليه في كأسٍ</ns0:t>
-      </ns0:r>
-      <ns0:r>
-        <ns0:t xml:space="preserve"> </ns0:t>
-      </ns0:r>
-      <ns0:r>
-        <ns0:t xml:space="preserve">ذهبية. لقد مات إمحوتب وهو يحميه، مات والدم يسيل من جراحه، وآخر كلماته</ns0:t>
-      </ns0:r>
-      <ns0:r>
-        <ns0:t xml:space="preserve"> </ns0:t>
-      </ns0:r>
-      <ns0:r>
-        <ns0:t xml:space="preserve">كانت تحذيرًا له. لكن الشك، إذا ما تسلل إلى القلب مرةً واحدة، فإنه</ns0:t>
-      </ns0:r>
-      <ns0:r>
-        <ns0:t xml:space="preserve"> </ns0:t>
-      </ns0:r>
-      <ns0:r>
-        <ns0:t xml:space="preserve">كالنبتة السامة التي تمد جذورها في التربة الخصبة — كلما حاولت اقتلاعها،</ns0:t>
-      </ns0:r>
-      <ns0:r>
-        <ns0:t xml:space="preserve"> </ns0:t>
-      </ns0:r>
-      <ns0:r>
-        <ns0:t xml:space="preserve">تشبثت أكثر، ونمت أعمق، حتى تخنق كل ما حولها.</ns0:t>
+        <ns0:t xml:space="preserve">لا. هزَّ رأسه بعنف. لقد مات إمحوتب وهو يحميه، وآخر كلماته كانت تحذيرًا له. لكن الشك، إذا تسلل إلى القلب مرةً واحدة، يصعب اقتلاعه.</ns0:t>
+      </ns0:r>
+      <ns0:r>
+        <ns0:t xml:space="preserve"/>
+      </ns0:r>
+      <ns0:r>
+        <ns0:t xml:space="preserve"/>
+      </ns0:r>
+      <ns0:r>
+        <ns0:t xml:space="preserve"/>
+      </ns0:r>
+      <ns0:r>
+        <ns0:t xml:space="preserve"/>
+      </ns0:r>
+      <ns0:r>
+        <ns0:t xml:space="preserve"/>
+      </ns0:r>
+      <ns0:r>
+        <ns0:t xml:space="preserve"/>
+      </ns0:r>
+      <ns0:r>
+        <ns0:t xml:space="preserve"/>
+      </ns0:r>
+      <ns0:r>
+        <ns0:t xml:space="preserve"/>
       </ns0:r>
     </ns0:p>
     <ns0:p>
@@ -35087,31 +35090,31 @@
         <ns0:pStyle ns0:val="BodyText"/>
       </ns0:pPr>
       <ns0:r>
-        <ns0:t xml:space="preserve">لكنه قرر في تلك اللحظة، بينما تنساب مياه النيل المقدس أمامه وترتفع</ns0:t>
-      </ns0:r>
-      <ns0:r>
-        <ns0:t xml:space="preserve"> </ns0:t>
-      </ns0:r>
-      <ns0:r>
-        <ns0:t xml:space="preserve">أناشيد الفرح حوله، أن يراقب حيرام من الآن فصاعدًا. وأن يراقب الجميع. ففي</ns0:t>
-      </ns0:r>
-      <ns0:r>
-        <ns0:t xml:space="preserve"> </ns0:t>
-      </ns0:r>
-      <ns0:r>
-        <ns0:t xml:space="preserve">لعبة المؤامرات القذرة هذه، حيث تتقنَّع الأفاعي بجلود الحملان، قد تكون</ns0:t>
-      </ns0:r>
-      <ns0:r>
-        <ns0:t xml:space="preserve"> </ns0:t>
-      </ns0:r>
-      <ns0:r>
-        <ns0:t xml:space="preserve">الثقة العمياء خطأً قاتلًا — والخطأ الواحد هنا لا يُصحَّح، بل يُدفع ثمنه</ns0:t>
-      </ns0:r>
-      <ns0:r>
-        <ns0:t xml:space="preserve"> </ns0:t>
-      </ns0:r>
-      <ns0:r>
-        <ns0:t xml:space="preserve">دمًا.</ns0:t>
+        <ns0:t xml:space="preserve">لكنه قرر في تلك اللحظة أن يراقب حيرام من الآن فصاعدًا. وأن يراقب الجميع. في لعبة المؤامرات هذه، قد تكون الثقة العمياء خطأً قاتلًا، والخطأ الواحد هنا يُدفع ثمنه دمًا.</ns0:t>
+      </ns0:r>
+      <ns0:r>
+        <ns0:t xml:space="preserve"/>
+      </ns0:r>
+      <ns0:r>
+        <ns0:t xml:space="preserve"/>
+      </ns0:r>
+      <ns0:r>
+        <ns0:t xml:space="preserve"/>
+      </ns0:r>
+      <ns0:r>
+        <ns0:t xml:space="preserve"/>
+      </ns0:r>
+      <ns0:r>
+        <ns0:t xml:space="preserve"/>
+      </ns0:r>
+      <ns0:r>
+        <ns0:t xml:space="preserve"/>
+      </ns0:r>
+      <ns0:r>
+        <ns0:t xml:space="preserve"/>
+      </ns0:r>
+      <ns0:r>
+        <ns0:t xml:space="preserve"/>
       </ns0:r>
     </ns0:p>
     <ns0:p>
@@ -35140,81 +35143,81 @@
         <ns0:pStyle ns0:val="BodyText"/>
       </ns0:pPr>
       <ns0:r>
-        <ns0:t xml:space="preserve">لم يكن أحدٌ ينتبه إليهما في هذا البحر البشري المتلاطم. كان الجميع</ns0:t>
-      </ns0:r>
-      <ns0:r>
-        <ns0:t xml:space="preserve"> </ns0:t>
-      </ns0:r>
-      <ns0:r>
-        <ns0:t xml:space="preserve">منشغلين بنشوة الاحتفال؛ الموسيقى تتصاعد من كل ركن، والطبول تقرع</ns0:t>
-      </ns0:r>
-      <ns0:r>
-        <ns0:t xml:space="preserve"> </ns0:t>
-      </ns0:r>
-      <ns0:r>
-        <ns0:t xml:space="preserve">إيقاعاتها المُسكِرة، والراقصات يتمايلن كسنابل القمح في مهب الريح.</ns0:t>
-      </ns0:r>
-      <ns0:r>
-        <ns0:t xml:space="preserve"> </ns0:t>
-      </ns0:r>
-      <ns0:r>
-        <ns0:t xml:space="preserve">للحظاتٍ نادرة، كان أحمد مجرَّد إنسانٍ عاديٍّ يسير مع حبيبته، لا</ns0:t>
-      </ns0:r>
-      <ns0:r>
-        <ns0:t xml:space="preserve"> </ns0:t>
-      </ns0:r>
-      <ns0:r>
-        <ns0:t xml:space="preserve">«الطبيب الغريب الذي جاء من وراء الأفق» كما تتناقل الألسن، ولا الرجل</ns0:t>
-      </ns0:r>
-      <ns0:r>
-        <ns0:t xml:space="preserve"> </ns0:t>
-      </ns0:r>
-      <ns0:r>
-        <ns0:t xml:space="preserve">الملاحَق الذي يتربص به الأعداء في كل ظل.</ns0:t>
-      </ns0:r>
-    </ns0:p>
-    <ns0:p>
-      <ns0:pPr>
-        <ns0:pStyle ns0:val="BodyText"/>
-      </ns0:pPr>
-      <ns0:r>
-        <ns0:t xml:space="preserve">وجدا مكانًا هادئًا على ضفة النيل، منعزلًا عن صخب الاحتفالات، حيث تنحني</ns0:t>
-      </ns0:r>
-      <ns0:r>
-        <ns0:t xml:space="preserve"> </ns0:t>
-      </ns0:r>
-      <ns0:r>
-        <ns0:t xml:space="preserve">شجرة جميز عتيقة لتُلقي ظلها الوارف على المياه. كانت الأمواج الرقيقة</ns0:t>
-      </ns0:r>
-      <ns0:r>
-        <ns0:t xml:space="preserve"> </ns0:t>
-      </ns0:r>
-      <ns0:r>
-        <ns0:t xml:space="preserve">تتلألأ تحت أشعة الشمس الذهبية كآلاف المرايا الصغيرة، والقوارب المزينة</ns0:t>
-      </ns0:r>
-      <ns0:r>
-        <ns0:t xml:space="preserve"> </ns0:t>
-      </ns0:r>
-      <ns0:r>
-        <ns0:t xml:space="preserve">بالزهور الملونة — اللوتس الأزرق والأبيض، وأكاليل البردي — تمر ببطءٍ</ns0:t>
-      </ns0:r>
-      <ns0:r>
-        <ns0:t xml:space="preserve"> </ns0:t>
-      </ns0:r>
-      <ns0:r>
-        <ns0:t xml:space="preserve">ماهر، يجدف ملاحوها بإيقاعٍ متناغم. وصلتهما الموسيقى البعيدة كصدى حلمٍ</ns0:t>
-      </ns0:r>
-      <ns0:r>
-        <ns0:t xml:space="preserve"> </ns0:t>
-      </ns0:r>
-      <ns0:r>
-        <ns0:t xml:space="preserve">رقيق، أصوات الصنوج والمزامير تتشابك مع ضحكات الأطفال وأغاني</ns0:t>
-      </ns0:r>
-      <ns0:r>
-        <ns0:t xml:space="preserve"> </ns0:t>
-      </ns0:r>
-      <ns0:r>
-        <ns0:t xml:space="preserve">الكهنة.</ns0:t>
+        <ns0:t xml:space="preserve">لم يكن أحدٌ ينتبه إليهما في الزحام. كان الجميع منشغلين بنشوة الاحتفال؛ الموسيقى تتصاعد من كل ركن، والطبول تقرع إيقاعاتها، والراقصات يتمايلن في الساحات. للحظاتٍ نادرة، كان أحمد مجرَّد إنسانٍ عاديٍّ يسير مع حبيبته، لا «الطبيب الغريب الذي جاء من وراء الأفق» كما تتناقل الألسن، ولا الرجل الملاحَق الذي يتربص به الأعداء في كل ظل.</ns0:t>
+      </ns0:r>
+      <ns0:r>
+        <ns0:t xml:space="preserve"/>
+      </ns0:r>
+      <ns0:r>
+        <ns0:t xml:space="preserve"/>
+      </ns0:r>
+      <ns0:r>
+        <ns0:t xml:space="preserve"/>
+      </ns0:r>
+      <ns0:r>
+        <ns0:t xml:space="preserve"/>
+      </ns0:r>
+      <ns0:r>
+        <ns0:t xml:space="preserve"/>
+      </ns0:r>
+      <ns0:r>
+        <ns0:t xml:space="preserve"/>
+      </ns0:r>
+      <ns0:r>
+        <ns0:t xml:space="preserve"/>
+      </ns0:r>
+      <ns0:r>
+        <ns0:t xml:space="preserve"/>
+      </ns0:r>
+      <ns0:r>
+        <ns0:t xml:space="preserve"/>
+      </ns0:r>
+      <ns0:r>
+        <ns0:t xml:space="preserve"/>
+      </ns0:r>
+    </ns0:p>
+    <ns0:p>
+      <ns0:pPr>
+        <ns0:pStyle ns0:val="BodyText"/>
+      </ns0:pPr>
+      <ns0:r>
+        <ns0:t xml:space="preserve">وجدا مكانًا هادئًا على ضفة النيل، بعيدًا عن صخب الاحتفالات، حيث تنحني شجرة جميز عتيقة فوق الماء. كانت القوارب المزينة باللوتس والبردي تمر بإيقاعٍ هادئ، وتصل إليهما الموسيقى البعيدة مختلطةً بضحكات الأطفال وأغاني الكهنة.</ns0:t>
+      </ns0:r>
+      <ns0:r>
+        <ns0:t xml:space="preserve"/>
+      </ns0:r>
+      <ns0:r>
+        <ns0:t xml:space="preserve"/>
+      </ns0:r>
+      <ns0:r>
+        <ns0:t xml:space="preserve"/>
+      </ns0:r>
+      <ns0:r>
+        <ns0:t xml:space="preserve"/>
+      </ns0:r>
+      <ns0:r>
+        <ns0:t xml:space="preserve"/>
+      </ns0:r>
+      <ns0:r>
+        <ns0:t xml:space="preserve"/>
+      </ns0:r>
+      <ns0:r>
+        <ns0:t xml:space="preserve"/>
+      </ns0:r>
+      <ns0:r>
+        <ns0:t xml:space="preserve"/>
+      </ns0:r>
+      <ns0:r>
+        <ns0:t xml:space="preserve"/>
+      </ns0:r>
+      <ns0:r>
+        <ns0:t xml:space="preserve"/>
+      </ns0:r>
+      <ns0:r>
+        <ns0:t xml:space="preserve"/>
+      </ns0:r>
+      <ns0:r>
+        <ns0:t xml:space="preserve"/>
       </ns0:r>
     </ns0:p>
     <ns0:p>
@@ -35330,25 +35333,25 @@
         <ns0:pStyle ns0:val="BodyText"/>
       </ns0:pPr>
       <ns0:r>
-        <ns0:t xml:space="preserve">مدَّ يده ببطء، كمن يخشى أن يُفسد لحظةً سحرية، وأمسك بيدها. كانت أصابعها</ns0:t>
-      </ns0:r>
-      <ns0:r>
-        <ns0:t xml:space="preserve"> </ns0:t>
-      </ns0:r>
-      <ns0:r>
-        <ns0:t xml:space="preserve">دافئة كحرارة الرمال في عصر يوم صيفي، وناعمة كبتلات اللوتس، وحقيقية —</ns0:t>
-      </ns0:r>
-      <ns0:r>
-        <ns0:t xml:space="preserve"> </ns0:t>
-      </ns0:r>
-      <ns0:r>
-        <ns0:t xml:space="preserve">حقيقية بشكلٍ يُذكِّره أنه لا يزال حيًا، لا يزال هنا، في هذا الزمن</ns0:t>
-      </ns0:r>
-      <ns0:r>
-        <ns0:t xml:space="preserve"> </ns0:t>
-      </ns0:r>
-      <ns0:r>
-        <ns0:t xml:space="preserve">العجيب.</ns0:t>
+        <ns0:t xml:space="preserve">مدَّ يده وأمسك بيدها. كانت دافئة وحقيقية؛ تذكّره أنه لا يزال حيًا، ولا يزال هنا، في هذا الزمن العجيب.</ns0:t>
+      </ns0:r>
+      <ns0:r>
+        <ns0:t xml:space="preserve"/>
+      </ns0:r>
+      <ns0:r>
+        <ns0:t xml:space="preserve"/>
+      </ns0:r>
+      <ns0:r>
+        <ns0:t xml:space="preserve"/>
+      </ns0:r>
+      <ns0:r>
+        <ns0:t xml:space="preserve"/>
+      </ns0:r>
+      <ns0:r>
+        <ns0:t xml:space="preserve"/>
+      </ns0:r>
+      <ns0:r>
+        <ns0:t xml:space="preserve"/>
       </ns0:r>
     </ns0:p>
     <ns0:p>
@@ -35448,19 +35451,19 @@
         <ns0:pStyle ns0:val="BodyText"/>
       </ns0:pPr>
       <ns0:r>
-        <ns0:t xml:space="preserve">صمتت للحظةٍ طويلة امتدت كأنها دهر، وبدا أن العالم كله قد توقف عن الحركة</ns0:t>
-      </ns0:r>
-      <ns0:r>
-        <ns0:t xml:space="preserve"> </ns0:t>
-      </ns0:r>
-      <ns0:r>
-        <ns0:t xml:space="preserve">ليستمع إلى جوابها. حتى مياه النيل بدت ساكنة، والريح حبست أنفاسها. ثم</ns0:t>
-      </ns0:r>
-      <ns0:r>
-        <ns0:t xml:space="preserve"> </ns0:t>
-      </ns0:r>
-      <ns0:r>
-        <ns0:t xml:space="preserve">قالت بصوتٍ ثابت، صوتٍ فيه عزمُ من اتخذت قرارها منذ زمن:</ns0:t>
+        <ns0:t xml:space="preserve">صمتت لحظةً طويلة، ثم قالت بصوتٍ ثابت فيه عزمُ من اتخذت قرارها منذ زمن:</ns0:t>
+      </ns0:r>
+      <ns0:r>
+        <ns0:t xml:space="preserve"/>
+      </ns0:r>
+      <ns0:r>
+        <ns0:t xml:space="preserve"/>
+      </ns0:r>
+      <ns0:r>
+        <ns0:t xml:space="preserve"/>
+      </ns0:r>
+      <ns0:r>
+        <ns0:t xml:space="preserve"/>
       </ns0:r>
     </ns0:p>
     <ns0:p>
@@ -35558,19 +35561,19 @@
         <ns0:pStyle ns0:val="BodyText"/>
       </ns0:pPr>
       <ns0:r>
-        <ns0:t xml:space="preserve">شعر بشيءٍ ما يتحرك في صدره، يتململ كجنينٍ يستيقظ — مزيجٌ غريبٌ من</ns0:t>
-      </ns0:r>
-      <ns0:r>
-        <ns0:t xml:space="preserve"> </ns0:t>
-      </ns0:r>
-      <ns0:r>
-        <ns0:t xml:space="preserve">الدفء والألم، من الأمل والحزن، من الامتنان والذنب. كأن قلبه كان محاصرًا</ns0:t>
-      </ns0:r>
-      <ns0:r>
-        <ns0:t xml:space="preserve"> </ns0:t>
-      </ns0:r>
-      <ns0:r>
-        <ns0:t xml:space="preserve">بجدرانٍ سميكة، والآن بدأت تلك الجدران تتصدع.</ns0:t>
+        <ns0:t xml:space="preserve">شعر بشيءٍ يتحرك في صدره؛ مزيجٍ من الدفء والألم، من الأمل والحزن. كأن جدرانًا قديمة بدأت تتصدع.</ns0:t>
+      </ns0:r>
+      <ns0:r>
+        <ns0:t xml:space="preserve"/>
+      </ns0:r>
+      <ns0:r>
+        <ns0:t xml:space="preserve"/>
+      </ns0:r>
+      <ns0:r>
+        <ns0:t xml:space="preserve"/>
+      </ns0:r>
+      <ns0:r>
+        <ns0:t xml:space="preserve"/>
       </ns0:r>
     </ns0:p>
     <ns0:p>
@@ -35669,13 +35672,13 @@
         <ns0:pStyle ns0:val="FirstParagraph"/>
       </ns0:pPr>
       <ns0:r>
-        <ns0:t xml:space="preserve">خيَّم الصمتُ عليهما للحظاتٍ طوال، صمتٌ مليءٌ لا فارغ، وكلاهما ينهل من</ns0:t>
-      </ns0:r>
-      <ns0:r>
-        <ns0:t xml:space="preserve"> </ns0:t>
-      </ns0:r>
-      <ns0:r>
-        <ns0:t xml:space="preserve">سكينة هذا المشهد الذي سيظل محفورًا في ذاكرتهما.</ns0:t>
+        <ns0:t xml:space="preserve">خيَّم عليهما سكونٌ مليء لا فارغ، وكلاهما ينهل من سكينة هذا المشهد الذي سيظل محفورًا في ذاكرتهما.</ns0:t>
+      </ns0:r>
+      <ns0:r>
+        <ns0:t xml:space="preserve"/>
+      </ns0:r>
+      <ns0:r>
+        <ns0:t xml:space="preserve"/>
       </ns0:r>
     </ns0:p>
     <ns0:p>
@@ -37150,31 +37153,31 @@
         <ns0:pStyle ns0:val="BodyText"/>
       </ns0:pPr>
       <ns0:r>
-        <ns0:t xml:space="preserve">توقَّف الرجال الثلاثة في أماكنهم، كأنهم تماثيل حجرية منحوتة من</ns0:t>
-      </ns0:r>
-      <ns0:r>
-        <ns0:t xml:space="preserve"> </ns0:t>
-      </ns0:r>
-      <ns0:r>
-        <ns0:t xml:space="preserve">الجرانيت. أحدهم بقي والخنجر مرفوعًا في الهواء، والآخر بقدمه ملتصقة</ns0:t>
-      </ns0:r>
-      <ns0:r>
-        <ns0:t xml:space="preserve"> </ns0:t>
-      </ns0:r>
-      <ns0:r>
-        <ns0:t xml:space="preserve">بالأرض في منتصف خطوة. حتى الهواء نفسه توقف عن الحركة — لا نسمةٌ تهب، لا</ns0:t>
-      </ns0:r>
-      <ns0:r>
-        <ns0:t xml:space="preserve"> </ns0:t>
-      </ns0:r>
-      <ns0:r>
-        <ns0:t xml:space="preserve">غبارٌ يتطاير، لا صوتٌ يُسمع. ساد صمتٌ مُطبِقٌ كثيف، صمتٌ أثقل من أي</ns0:t>
-      </ns0:r>
-      <ns0:r>
-        <ns0:t xml:space="preserve"> </ns0:t>
-      </ns0:r>
-      <ns0:r>
-        <ns0:t xml:space="preserve">صوت.</ns0:t>
+        <ns0:t xml:space="preserve">توقَّف الرجال الثلاثة في أماكنهم، كأنهم تماثيل حجرية منحوتة من الجرانيت. أحدهم بقي والخنجر مرفوعًا في الهواء، والآخر بقدمه ملتصقة بالأرض في منتصف خطوة. حتى الهواء نفسه توقف عن الحركة — لا نسمةٌ تهب، لا غبارٌ يتطاير، لا صوتٌ يُسمع. ساد صمتٌ مُطبِقٌ أثقل من أي صوت.</ns0:t>
+      </ns0:r>
+      <ns0:r>
+        <ns0:t xml:space="preserve"/>
+      </ns0:r>
+      <ns0:r>
+        <ns0:t xml:space="preserve"/>
+      </ns0:r>
+      <ns0:r>
+        <ns0:t xml:space="preserve"/>
+      </ns0:r>
+      <ns0:r>
+        <ns0:t xml:space="preserve"/>
+      </ns0:r>
+      <ns0:r>
+        <ns0:t xml:space="preserve"/>
+      </ns0:r>
+      <ns0:r>
+        <ns0:t xml:space="preserve"/>
+      </ns0:r>
+      <ns0:r>
+        <ns0:t xml:space="preserve"/>
+      </ns0:r>
+      <ns0:r>
+        <ns0:t xml:space="preserve"/>
       </ns0:r>
     </ns0:p>
     <ns0:p>
@@ -43524,19 +43527,19 @@
         <ns0:pStyle ns0:val="BodyText"/>
       </ns0:pPr>
       <ns0:r>
-        <ns0:t xml:space="preserve">نطقها الفرعون ببساطة، لكن خلف الكلمات كان هناك ثقل السنين. ثقل ستين</ns0:t>
-      </ns0:r>
-      <ns0:r>
-        <ns0:t xml:space="preserve"> </ns0:t>
-      </ns0:r>
-      <ns0:r>
-        <ns0:t xml:space="preserve">عامًا من القرارات الصعبة، من الحروب والأوبئة والمجاعات، من الموت الذي لا</ns0:t>
-      </ns0:r>
-      <ns0:r>
-        <ns0:t xml:space="preserve"> </ns0:t>
-      </ns0:r>
-      <ns0:r>
-        <ns0:t xml:space="preserve">يُردُّ.</ns0:t>
+        <ns0:t xml:space="preserve">نطقها الفرعون ببساطة، لكن خلف الكلمات وقفت ستّون عامًا من القرارات الصعبة، من الحروب والأوبئة والمجاعات، من الموت الذي لا يُردُّ.</ns0:t>
+      </ns0:r>
+      <ns0:r>
+        <ns0:t xml:space="preserve"/>
+      </ns0:r>
+      <ns0:r>
+        <ns0:t xml:space="preserve"/>
+      </ns0:r>
+      <ns0:r>
+        <ns0:t xml:space="preserve"/>
+      </ns0:r>
+      <ns0:r>
+        <ns0:t xml:space="preserve"/>
       </ns0:r>
     </ns0:p>
     <ns0:p>

--- a/غريب_في_طيبة.docx
+++ b/غريب_في_طيبة.docx
@@ -1399,37 +1399,37 @@
         <ns0:pStyle ns0:val="BodyText"/>
       </ns0:pPr>
       <ns0:r>
-        <ns0:t xml:space="preserve">تزوَّجا بعد عامين. وفي السنوات الأولى، كانت هي جسرَه إلى الأحياء.</ns0:t>
-      </ns0:r>
-      <ns0:r>
-        <ns0:t xml:space="preserve"> </ns0:t>
-      </ns0:r>
-      <ns0:r>
-        <ns0:t xml:space="preserve">كانت تُخرجه من غرفة مكتبه إلى السوق وحفلات الموسيقى وعشاءاتٍ صاخبةٍ مع</ns0:t>
-      </ns0:r>
-      <ns0:r>
-        <ns0:t xml:space="preserve"> </ns0:t>
-      </ns0:r>
-      <ns0:r>
-        <ns0:t xml:space="preserve">زملائها من الأدباء، وتقول له ضاحكةً: «أنت تشفي أجساد الأحياء</ns0:t>
-      </ns0:r>
-      <ns0:r>
-        <ns0:t xml:space="preserve"> </ns0:t>
-      </ns0:r>
-      <ns0:r>
-        <ns0:t xml:space="preserve">بالنهار، فدع روحك تعيش معهم في المساء». كانت تضحك من قلبٍ مفتوح، وتبكي</ns0:t>
-      </ns0:r>
-      <ns0:r>
-        <ns0:t xml:space="preserve"> </ns0:t>
-      </ns0:r>
-      <ns0:r>
-        <ns0:t xml:space="preserve">دون استئذان، وتُحبّ الكتب القديمة بقدر ما يُحبّها هو، ولكنَّها كانت تقرأ</ns0:t>
-      </ns0:r>
-      <ns0:r>
-        <ns0:t xml:space="preserve"> </ns0:t>
-      </ns0:r>
-      <ns0:r>
-        <ns0:t xml:space="preserve">فيها الإنسانَ لا الفرعون.</ns0:t>
+        <ns0:t xml:space="preserve">تزوَّجا بعد عامين. وفي السنوات الأولى، كانت هي جسرَه إلى الأحياء. كانت تُخرجه من غرفة مكتبه إلى السوق وحفلات الموسيقى وعشاءاتٍ صاخبةٍ مع زملائها من الأدباء، وتقول له ضاحكةً: «أنت تشفي أجساد الأحياء بالنهار، فدع روحك تعيش معهم في المساء». كانت تضحك من قلبٍ مفتوح، وتبكي دون استئذان، وتُحبّ الكتب القديمة بقدر ما يُحبّها هو، ولكنَّها كانت تقرأ فيها الإنسانَ لا الفرعون. وإذا حدّثها عن مصر القديمة لم تسخر؛ كانت تسأل عن الأسماء واللغات والنساء اللواتي لم تُكتب أصواتهن على الحجر، ثم تقول له نصف مازحة: «إن أصررتَ أن تعيش مع الموتى، فسأتعلّم لغتهم لأعيدك إلى الأحياء».</ns0:t>
+      </ns0:r>
+      <ns0:r>
+        <ns0:t xml:space="preserve"/>
+      </ns0:r>
+      <ns0:r>
+        <ns0:t xml:space="preserve"/>
+      </ns0:r>
+      <ns0:r>
+        <ns0:t xml:space="preserve"/>
+      </ns0:r>
+      <ns0:r>
+        <ns0:t xml:space="preserve"/>
+      </ns0:r>
+      <ns0:r>
+        <ns0:t xml:space="preserve"/>
+      </ns0:r>
+      <ns0:r>
+        <ns0:t xml:space="preserve"/>
+      </ns0:r>
+      <ns0:r>
+        <ns0:t xml:space="preserve"/>
+      </ns0:r>
+      <ns0:r>
+        <ns0:t xml:space="preserve"/>
+      </ns0:r>
+      <ns0:r>
+        <ns0:t xml:space="preserve"/>
+      </ns0:r>
+      <ns0:r>
+        <ns0:t xml:space="preserve"/>
       </ns0:r>
     </ns0:p>
     <ns0:p>
@@ -12524,51 +12524,31 @@
         <ns0:pStyle ns0:val="BodyText"/>
       </ns0:pPr>
       <ns0:r>
-        <ns0:t xml:space="preserve">ابتكر أحمد لها لغة إشاراتٍ بسيطة للتواصل معها، لغةً خاصة بهما وحدهما.</ns0:t>
-      </ns0:r>
-      <ns0:r>
-        <ns0:t xml:space="preserve"> </ns0:t>
-      </ns0:r>
-      <ns0:r>
-        <ns0:t xml:space="preserve">إشاراتٌ للألم بدرجاته، وللراحة والارتياح، وللطعام والماء، وللخطر</ns0:t>
-      </ns0:r>
-      <ns0:r>
-        <ns0:t xml:space="preserve"> </ns0:t>
-      </ns0:r>
-      <ns0:r>
-        <ns0:t xml:space="preserve">والأمان. رسم لها صورًا على شقفات الفخار المكسور التي تتناثر خلف المعبد،</ns0:t>
-      </ns0:r>
-      <ns0:r>
-        <ns0:t xml:space="preserve"> </ns0:t>
-      </ns0:r>
-      <ns0:r>
-        <ns0:t xml:space="preserve">صورًا بسيطةً لأعضاء الجسد المختلفة، ورسومًا توضّح الأمراض وعلاماتها،</ns0:t>
-      </ns0:r>
-      <ns0:r>
-        <ns0:t xml:space="preserve"> </ns0:t>
-      </ns0:r>
-      <ns0:r>
-        <ns0:t xml:space="preserve">ومخطّطاتٍ لطرائق العلاج وخطواته.</ns0:t>
-      </ns0:r>
-    </ns0:p>
-    <ns0:p>
-      <ns0:pPr>
-        <ns0:pStyle ns0:val="BodyText"/>
-      </ns0:pPr>
-      <ns0:r>
-        <ns0:t xml:space="preserve">كانت مريت تتمتع بذكاءٍ استثنائي صقله صمتها وشحذته عزلتها. تعلّمت</ns0:t>
-      </ns0:r>
-      <ns0:r>
-        <ns0:t xml:space="preserve"> </ns0:t>
-      </ns0:r>
-      <ns0:r>
-        <ns0:t xml:space="preserve">بسرعةٍ فاقت توقعاته، وبدأت تفهم أمورًا دقيقةً معقّدة كان بعض الطلبة</ns0:t>
-      </ns0:r>
-      <ns0:r>
-        <ns0:t xml:space="preserve"> </ns0:t>
-      </ns0:r>
-      <ns0:r>
-        <ns0:t xml:space="preserve">يعجزون عن فهمها رغم شرحه المتكرر.</ns0:t>
+        <ns0:t xml:space="preserve">ابتكر أحمد لها لغة إشارات بسيطة للتواصل معها، لغة خاصة بهما وحدهما. إشارات للألم بدرجاته، وللراحة والارتياح، وللطعام والماء، وللخطر والأمان. وحين جاءت نفرتاري ذات صباح إلى بيت الحياة، جلست أمام الطفلة على الأرض، نزعت سوارها الذهبي ووضعته بينهما، ثم صنعت بيديها أول علامة تفهمها مريت دون خوف: إصبعان على القلب ثم راحة مفتوحة نحو الآخر. قالت نفرتاري لأحمد: «هذه تعني: أنا أراك». ومنذ ذلك اليوم، صارت مريت ترفع تلك العلامة كلما أرادت أن تقول إنها حاضرة، وأن صمتها ليس غيابا. رسم لها أحمد بعد ذلك صورا على شقفات الفخار المكسور؛ أعضاء الجسد المختلفة، وعلامات الأمراض، وخطوات العلاج. وكانت مريت تتمتع بذكاء استثنائي صقله صمتها وشحذته عزلتها. تعلمت بسرعة فاقت توقعاته، وبدأت تفهم أمورا دقيقة معقدة كان بعض الطلبة يعجزون عن فهمها رغم شرحه المتكرر.</ns0:t>
+      </ns0:r>
+      <ns0:r>
+        <ns0:t xml:space="preserve"/>
+      </ns0:r>
+      <ns0:r>
+        <ns0:t xml:space="preserve"/>
+      </ns0:r>
+      <ns0:r>
+        <ns0:t xml:space="preserve"/>
+      </ns0:r>
+      <ns0:r>
+        <ns0:t xml:space="preserve"/>
+      </ns0:r>
+      <ns0:r>
+        <ns0:t xml:space="preserve"/>
+      </ns0:r>
+      <ns0:r>
+        <ns0:t xml:space="preserve"/>
+      </ns0:r>
+      <ns0:r>
+        <ns0:t xml:space="preserve"/>
+      </ns0:r>
+      <ns0:r>
+        <ns0:t xml:space="preserve"/>
       </ns0:r>
     </ns0:p>
     <ns0:p>
@@ -15602,25 +15582,25 @@
         <ns0:pStyle ns0:val="BodyText"/>
       </ns0:pPr>
       <ns0:r>
-        <ns0:t xml:space="preserve">استمعت نفرتاري في صمتٍ مطبقٍ عميق، ووجهها يتغير كسماءٍ تمر عليها غيومٌ</ns0:t>
-      </ns0:r>
-      <ns0:r>
-        <ns0:t xml:space="preserve"> </ns0:t>
-      </ns0:r>
-      <ns0:r>
-        <ns0:t xml:space="preserve">متتابعة. رأى عليه الدهشة أولًا — دهشةً طفولية صافية — ثم الشك الحذر،</ns0:t>
-      </ns0:r>
-      <ns0:r>
-        <ns0:t xml:space="preserve"> </ns0:t>
-      </ns0:r>
-      <ns0:r>
-        <ns0:t xml:space="preserve">ثم الفضول المتوقد، ثم… شيئًا يشبه التصديق المتردد الذي يتحول ببطءٍ</ns0:t>
-      </ns0:r>
-      <ns0:r>
-        <ns0:t xml:space="preserve"> </ns0:t>
-      </ns0:r>
-      <ns0:r>
-        <ns0:t xml:space="preserve">إلى يقين.</ns0:t>
+        <ns0:t xml:space="preserve">استمعت نفرتاري في صمتٍ مطبقٍ عميق، ووجهها يتغير كسماءٍ تمر عليها غيومٌ متتابعة. رأى عليها الدهشة أولًا، ثم الشك الحذر، ثم الفضول المتوقد. لكن شيئًا آخر كان يعمل تحت ذلك كلّه: الكاهنة التي تربّت على أن الزمن نهرٌ تجري فيه مشيئة الآلهة وحدها، والمرأة التي ترى أمامها رجلًا يقدّم للجرحى حقيقةً لا تقدر التعاويذ على إنكارها. لم يكن تصديقها له هديةً سهلة؛ كان صراعًا صغيرًا خاضته في داخلها قبل أن تسمح لليقين أن يقترب.</ns0:t>
+      </ns0:r>
+      <ns0:r>
+        <ns0:t xml:space="preserve"/>
+      </ns0:r>
+      <ns0:r>
+        <ns0:t xml:space="preserve"/>
+      </ns0:r>
+      <ns0:r>
+        <ns0:t xml:space="preserve"/>
+      </ns0:r>
+      <ns0:r>
+        <ns0:t xml:space="preserve"/>
+      </ns0:r>
+      <ns0:r>
+        <ns0:t xml:space="preserve"/>
+      </ns0:r>
+      <ns0:r>
+        <ns0:t xml:space="preserve"/>
       </ns0:r>
     </ns0:p>
     <ns0:p>
@@ -16518,31 +16498,31 @@
         <ns0:pStyle ns0:val="BodyText"/>
       </ns0:pPr>
       <ns0:r>
-        <ns0:t xml:space="preserve">«أنت لا تفهم طبيعة هذا الرجل. بنتاور لا يريد شيئًا سوى القوة المطلقة،</ns0:t>
-      </ns0:r>
-      <ns0:r>
-        <ns0:t xml:space="preserve"> </ns0:t>
-      </ns0:r>
-      <ns0:r>
-        <ns0:t xml:space="preserve">تلك السلطة التي لا يُنازعه فيها أحد. إنه يطمح أن يصبح الكاهن الأكبر</ns0:t>
-      </ns0:r>
-      <ns0:r>
-        <ns0:t xml:space="preserve"> </ns0:t>
-      </ns0:r>
-      <ns0:r>
-        <ns0:t xml:space="preserve">لآمون، الرجل الثاني في المملكة بعد الفرعون ذاته. وأيُّ شخصٍ—مهما كان</ns0:t>
-      </ns0:r>
-      <ns0:r>
-        <ns0:t xml:space="preserve"> </ns0:t>
-      </ns0:r>
-      <ns0:r>
-        <ns0:t xml:space="preserve">صغيرًا أو تافهًا في نظر العالم—يقف حجر عثرةٍ في طريق طموحه، يُصبح</ns0:t>
-      </ns0:r>
-      <ns0:r>
-        <ns0:t xml:space="preserve"> </ns0:t>
-      </ns0:r>
-      <ns0:r>
-        <ns0:t xml:space="preserve">هدفًا مُحدَّدًا للتدمير الكامل.»</ns0:t>
+        <ns0:t xml:space="preserve">«أنت لا تفهم طبيعة هذا الرجل. بنتاور لا يرى نفسه طالب قوةٍ فحسب؛ هو يقول لنفسه إنه يحمي النظام المقدس من الفوضى. يريد أن يصبح الكاهن الأكبر لآمون لأنه يعتقد أن المعبد إن ضعف، ضعفت مصر كلها. وهذه هي خطورته: كل رغبةٍ شخصية عنده ترتدي ثوب الواجب، وكل انتقامٍ يسمّيه تطهيرًا. وأيُّ شخصٍ—مهما كان صغيرًا أو تافهًا في نظر العالم—يقف حجر عثرةٍ في طريق ذلك الوهم، يُصبح هدفًا مُحدَّدًا للتدمير الكامل.»</ns0:t>
+      </ns0:r>
+      <ns0:r>
+        <ns0:t xml:space="preserve"/>
+      </ns0:r>
+      <ns0:r>
+        <ns0:t xml:space="preserve"/>
+      </ns0:r>
+      <ns0:r>
+        <ns0:t xml:space="preserve"/>
+      </ns0:r>
+      <ns0:r>
+        <ns0:t xml:space="preserve"/>
+      </ns0:r>
+      <ns0:r>
+        <ns0:t xml:space="preserve"/>
+      </ns0:r>
+      <ns0:r>
+        <ns0:t xml:space="preserve"/>
+      </ns0:r>
+      <ns0:r>
+        <ns0:t xml:space="preserve"/>
+      </ns0:r>
+      <ns0:r>
+        <ns0:t xml:space="preserve"/>
       </ns0:r>
     </ns0:p>
     <ns0:p>
@@ -37767,7 +37747,7 @@
         <ns0:pStyle ns0:val="BodyText"/>
       </ns0:pPr>
       <ns0:r>
-        <ns0:t xml:space="preserve">اختفى وس</ns0:t>
+        <ns0:t xml:space="preserve">اختفى وسط السوق كما تختفي قطرةٌ في النهر. ولم يبلغ مخبأ نفرتاري إلا عند الغروب، مثخنًا بالخدوش والغبار. وجدها لا تبكي ولا تنتظر؛ كانت قد فرشت أمامها رقائق بردي تحمل أسماء كهنةٍ وكتبةٍ وحراس، وخطوطًا متقاطعةً تصل بين المعبد والقصر وبيوت النبلاء. خلعت حُليَّ الكاهنة ووضعتها جانبًا كأنها تخلع دورًا فُرض عليها. قالت له، قبل أن يسأل:</ns0:t>
       </ns0:r>
     </ns0:p>
     <ns0:p>
@@ -53866,7 +53846,7 @@
         <ns0:pStyle ns0:val="BodyText"/>
       </ns0:pPr>
       <ns0:r>
-        <ns0:t xml:space="preserve">ولم تكن غيرى. كانت شيئًا أصعب من الغيرة: كانت امتنانًا مكسورًا.</ns0:t>
+        <ns0:t xml:space="preserve">ولم تكن غيرةً. كانت شيئًا أصعب من الغيرة: كانت امتنانًا مكسورًا.</ns0:t>
       </ns0:r>
     </ns0:p>
     <ns0:p>

--- a/غريب_في_طيبة.docx
+++ b/غريب_في_طيبة.docx
@@ -99,6 +99,9 @@
         <ns0:pict>
           <ns1:rect style="width:0;height:1.5pt" ns2:hralign="center" ns2:hrstd="t" ns2:hr="t"/>
         </ns0:pict>
+      </ns0:r>
+      <ns0:r>
+        <ns0:t>---</ns0:t>
       </ns0:r>
     </ns0:p>
     <ns0:p>
@@ -491,6 +494,9 @@
           <ns1:rect style="width:0;height:1.5pt" ns2:hralign="center" ns2:hrstd="t" ns2:hr="t"/>
         </ns0:pict>
       </ns0:r>
+      <ns0:r>
+        <ns0:t>---</ns0:t>
+      </ns0:r>
     </ns0:p>
     <ns0:p>
       <ns0:r>
@@ -8268,49 +8274,49 @@
         <ns0:pStyle ns0:val="BodyText"/>
       </ns0:pPr>
       <ns0:r>
-        <ns0:t xml:space="preserve">«حسنًا، أيّها الغريب الجريء.» قالها بنبرةٍ تمزج بين التحدّي</ns0:t>
-      </ns0:r>
-      <ns0:r>
-        <ns0:t xml:space="preserve"> </ns0:t>
-      </ns0:r>
-      <ns0:r>
-        <ns0:t xml:space="preserve">والفضول. «كما تعلّمنا من برديّات الأجداد، كما نقلها لنا الحكماء</ns0:t>
-      </ns0:r>
-      <ns0:r>
-        <ns0:t xml:space="preserve"> </ns0:t>
-      </ns0:r>
-      <ns0:r>
-        <ns0:t xml:space="preserve">جيلًا بعد جيل: الامتحان الحقيقيّ لأيّ طبيبٍ يكمن في الأسئلة التي</ns0:t>
-      </ns0:r>
-      <ns0:r>
-        <ns0:t xml:space="preserve"> </ns0:t>
-      </ns0:r>
-      <ns0:r>
-        <ns0:t xml:space="preserve">تفصل العارف عن المدّعي. لنبدأ بسؤالٍ بسيط، سؤالٌ يجيب عليه أيّ</ns0:t>
-      </ns0:r>
-      <ns0:r>
-        <ns0:t xml:space="preserve"> </ns0:t>
-      </ns0:r>
-      <ns0:r>
-        <ns0:t xml:space="preserve">طالبٍ في السنة الأولى من التدريب: إذا أصيب رجلٌ بجرحٍ في رأسه، ضربةٌ</ns0:t>
-      </ns0:r>
-      <ns0:r>
-        <ns0:t xml:space="preserve"> </ns0:t>
-      </ns0:r>
-      <ns0:r>
-        <ns0:t xml:space="preserve">قويةٌ بعصا أو حجر، وبدأ يتقيّأ بلا توقّف، ولا يستطيع المشي باستقامةٍ</ns0:t>
-      </ns0:r>
-      <ns0:r>
-        <ns0:t xml:space="preserve"> </ns0:t>
-      </ns0:r>
-      <ns0:r>
-        <ns0:t xml:space="preserve">بل يترنّح كالسكران، ويشكو من أنّ الضوء يؤلم عينيه… فما تشخيصك؟</ns0:t>
-      </ns0:r>
-      <ns0:r>
-        <ns0:t xml:space="preserve"> </ns0:t>
-      </ns0:r>
-      <ns0:r>
-        <ns0:t xml:space="preserve">وما علاجك؟»</ns0:t>
+        <ns0:t xml:space="preserve">«حسنًا، أيّها الغريب الجريء.» قالها بنبرةٍ تمزج بين التحدّي والفضول. «لنبدأ بجرح الرأس. رجلٌ ضُرب بعصا، صار يتقيّأ، يترنّح كالسَّكران، ويهرب من الضوء كأنّه نار. ما قولك؟»</ns0:t>
+      </ns0:r>
+      <ns0:r>
+        <ns0:t xml:space="preserve"/>
+      </ns0:r>
+      <ns0:r>
+        <ns0:t xml:space="preserve"/>
+      </ns0:r>
+      <ns0:r>
+        <ns0:t xml:space="preserve"/>
+      </ns0:r>
+      <ns0:r>
+        <ns0:t xml:space="preserve"/>
+      </ns0:r>
+      <ns0:r>
+        <ns0:t xml:space="preserve"/>
+      </ns0:r>
+      <ns0:r>
+        <ns0:t xml:space="preserve"/>
+      </ns0:r>
+      <ns0:r>
+        <ns0:t xml:space="preserve"/>
+      </ns0:r>
+      <ns0:r>
+        <ns0:t xml:space="preserve"/>
+      </ns0:r>
+      <ns0:r>
+        <ns0:t xml:space="preserve"/>
+      </ns0:r>
+      <ns0:r>
+        <ns0:t xml:space="preserve"/>
+      </ns0:r>
+      <ns0:r>
+        <ns0:t xml:space="preserve"/>
+      </ns0:r>
+      <ns0:r>
+        <ns0:t xml:space="preserve"/>
+      </ns0:r>
+      <ns0:r>
+        <ns0:t xml:space="preserve"/>
+      </ns0:r>
+      <ns0:r>
+        <ns0:t xml:space="preserve"/>
       </ns0:r>
     </ns0:p>
     <ns0:p>
@@ -8350,131 +8356,55 @@
         <ns0:pStyle ns0:val="BodyText"/>
       </ns0:pPr>
       <ns0:r>
-        <ns0:t xml:space="preserve">«إصابةٌ في الجمجمة أدّت إلى ما نسمّيه الضغط على الدماغ من</ns0:t>
-      </ns0:r>
-      <ns0:r>
-        <ns0:t xml:space="preserve"> </ns0:t>
-      </ns0:r>
-      <ns0:r>
-        <ns0:t xml:space="preserve">الداخل.» بدأ يشرح بصوتٍ واثقٍ واضح، ناسيًا للحظةٍ أنّه أسيرٌ يتكلّم</ns0:t>
-      </ns0:r>
-      <ns0:r>
-        <ns0:t xml:space="preserve"> </ns0:t>
-      </ns0:r>
-      <ns0:r>
-        <ns0:t xml:space="preserve">لينقذ حياته، ومسترسلًا في دور المعلّم الذي ألفه عبر سنوات.</ns0:t>
-      </ns0:r>
-      <ns0:r>
-        <ns0:t xml:space="preserve"> </ns0:t>
-      </ns0:r>
-      <ns0:r>
-        <ns0:t xml:space="preserve">«الأعراض التي وصفتها منطقيةٌ ومترابطة: القيء يأتي لأنّ الدماغ</ns0:t>
-      </ns0:r>
-      <ns0:r>
-        <ns0:t xml:space="preserve"> </ns0:t>
-      </ns0:r>
-      <ns0:r>
-        <ns0:t xml:space="preserve">المضغوط يرسل إشاراتٍ خاطئةً إلى المعدة. وفقدان التوازن لأنّ جزء</ns0:t>
-      </ns0:r>
-      <ns0:r>
-        <ns0:t xml:space="preserve"> </ns0:t>
-      </ns0:r>
-      <ns0:r>
-        <ns0:t xml:space="preserve">الدماغ المسؤول عن التوازن قد تأثّر بالضربة. وحساسية الضوء لأنّ</ns0:t>
-      </ns0:r>
-      <ns0:r>
-        <ns0:t xml:space="preserve"> </ns0:t>
-      </ns0:r>
-      <ns0:r>
-        <ns0:t xml:space="preserve">العين والدماغ مرتبطان ارتباطًا وثيقًا لا ينفصل. قد يصاب المريض</ns0:t>
-      </ns0:r>
-      <ns0:r>
-        <ns0:t xml:space="preserve"> </ns0:t>
-      </ns0:r>
-      <ns0:r>
-        <ns0:t xml:space="preserve">أيضًا بتشوّشٍ في الرؤية، ورؤيةٍ مزدوجة، وربّما نسيانٌ للأحداث</ns0:t>
-      </ns0:r>
-      <ns0:r>
-        <ns0:t xml:space="preserve"> </ns0:t>
-      </ns0:r>
-      <ns0:r>
-        <ns0:t xml:space="preserve">القريبة.»</ns0:t>
-      </ns0:r>
-    </ns0:p>
-    <ns0:p>
-      <ns0:pPr>
-        <ns0:pStyle ns0:val="BodyText"/>
-      </ns0:pPr>
-      <ns0:r>
-        <ns0:t xml:space="preserve">توقّف للحظةٍ ليلتقط أنفاسه، فقد كان الحديث الطويل بهذه اللغة</ns0:t>
-      </ns0:r>
-      <ns0:r>
-        <ns0:t xml:space="preserve"> </ns0:t>
-      </ns0:r>
-      <ns0:r>
-        <ns0:t xml:space="preserve">الغريبة يرهقه، ثم تابع:</ns0:t>
-      </ns0:r>
-    </ns0:p>
-    <ns0:p>
-      <ns0:pPr>
-        <ns0:pStyle ns0:val="BodyText"/>
-      </ns0:pPr>
-      <ns0:r>
-        <ns0:t xml:space="preserve">«إن كان الكسر مفتوحًا، ورأيت العظم أو ما تحته، فالوضع شديد</ns0:t>
-      </ns0:r>
-      <ns0:r>
-        <ns0:t xml:space="preserve"> </ns0:t>
-      </ns0:r>
-      <ns0:r>
-        <ns0:t xml:space="preserve">الخطورة وقد يكون مميتًا لا محالة. لكن إن كان الجلد سليمًا والكسر</ns0:t>
-      </ns0:r>
-      <ns0:r>
-        <ns0:t xml:space="preserve"> </ns0:t>
-      </ns0:r>
-      <ns0:r>
-        <ns0:t xml:space="preserve">تحته، فهناك أملٌ في الشفاء. العلاج يبدأ بتنظيف أيّ جرحٍ ظاهرٍ</ns0:t>
-      </ns0:r>
-      <ns0:r>
-        <ns0:t xml:space="preserve"> </ns0:t>
-      </ns0:r>
-      <ns0:r>
-        <ns0:t xml:space="preserve">بماءٍ نظيفٍ جار، ثمّ يوضع عليه عسلٌ نقيٌّ طازجٌ - فالعسل يمنع</ns0:t>
-      </ns0:r>
-      <ns0:r>
-        <ns0:t xml:space="preserve"> </ns0:t>
-      </ns0:r>
-      <ns0:r>
-        <ns0:t xml:space="preserve">العفونة والتعفّن والتقيّح. يلفّ الرأس بكتّانٍ نظيفٍ أبيض غير</ns0:t>
-      </ns0:r>
-      <ns0:r>
-        <ns0:t xml:space="preserve"> </ns0:t>
-      </ns0:r>
-      <ns0:r>
-        <ns0:t xml:space="preserve">مستعمل. يحتاج المريض بعدها إلى راحةٍ تامّةٍ في مكانٍ مظلمٍ هادئ، بلا</ns0:t>
-      </ns0:r>
-      <ns0:r>
-        <ns0:t xml:space="preserve"> </ns0:t>
-      </ns0:r>
-      <ns0:r>
-        <ns0:t xml:space="preserve">ضوضاءٍ ولا ضوءٍ ساطع. يسقى الماء والحساء الخفيف، ولا يحرّك رأسه</ns0:t>
-      </ns0:r>
-      <ns0:r>
-        <ns0:t xml:space="preserve"> </ns0:t>
-      </ns0:r>
-      <ns0:r>
-        <ns0:t xml:space="preserve">أبدًا. يراقب مراقبةً دقيقةً ومستمرّةً لعدة أيام - إن تحسّن وعادت</ns0:t>
-      </ns0:r>
-      <ns0:r>
-        <ns0:t xml:space="preserve"> </ns0:t>
-      </ns0:r>
-      <ns0:r>
-        <ns0:t xml:space="preserve">شهيته وتوقّف القيء وثبتت خطوته، فهو ناجٍ. وإن ساء وارتفعت</ns0:t>
-      </ns0:r>
-      <ns0:r>
-        <ns0:t xml:space="preserve"> </ns0:t>
-      </ns0:r>
-      <ns0:r>
-        <ns0:t xml:space="preserve">حمّاه وازداد تشوّشه، فالأمر لله… لأنّ الآلهة.»</ns0:t>
+        <ns0:t xml:space="preserve">«ضغطٌ داخل الجمجمة.» ضيّق إمحوتب عينيه. «داخل الجمجمة؟ تجعل موضع العِلّة في الرأس لا في القلب؟» تذكّر أحمد أين يقف، فاختار كلماته بحذر. «لا أنازع القلب مكانته، يا سيدي. لكن الرأس إذا ضُرب اضطربت العين والخطوة والمعدة. الجسد يفضح موضع الأذى.» لم يُبدِ إمحوتب تصديقًا ولا رفضًا. «تابع.» «إن كان العظم مفتوحًا فالأمر شديد الخطر. وإن بقي الجلد ساترًا، فهناك أمل. يُغسل الجرح بماءٍ نظيف، ويوضع عليه عسلٌ طازج، ثم يُلفّ بكتانٍ لم يُستعمل. ظلام، هدوء، ماء، حساء خفيف، ومراقبة. إن ثبتت خطوته وانقطع القيء نجا. وإن زادت الحمّى والتشوّش… فالأمر لله… للآلهة.»</ns0:t>
+      </ns0:r>
+      <ns0:r>
+        <ns0:t xml:space="preserve"/>
+      </ns0:r>
+      <ns0:r>
+        <ns0:t xml:space="preserve"/>
+      </ns0:r>
+      <ns0:r>
+        <ns0:t xml:space="preserve"/>
+      </ns0:r>
+      <ns0:r>
+        <ns0:t xml:space="preserve"/>
+      </ns0:r>
+      <ns0:r>
+        <ns0:t xml:space="preserve"/>
+      </ns0:r>
+      <ns0:r>
+        <ns0:t xml:space="preserve"/>
+      </ns0:r>
+      <ns0:r>
+        <ns0:t xml:space="preserve"/>
+      </ns0:r>
+      <ns0:r>
+        <ns0:t xml:space="preserve"/>
+      </ns0:r>
+      <ns0:r>
+        <ns0:t xml:space="preserve"/>
+      </ns0:r>
+      <ns0:r>
+        <ns0:t xml:space="preserve"/>
+      </ns0:r>
+      <ns0:r>
+        <ns0:t xml:space="preserve"/>
+      </ns0:r>
+      <ns0:r>
+        <ns0:t xml:space="preserve"/>
+      </ns0:r>
+      <ns0:r>
+        <ns0:t xml:space="preserve"/>
+      </ns0:r>
+      <ns0:r>
+        <ns0:t xml:space="preserve"/>
+      </ns0:r>
+      <ns0:r>
+        <ns0:t xml:space="preserve"/>
+      </ns0:r>
+      <ns0:r>
+        <ns0:t xml:space="preserve"/>
       </ns0:r>
     </ns0:p>
     <ns0:p>
@@ -8542,93 +8472,49 @@
         <ns0:pStyle ns0:val="BodyText"/>
       </ns0:pPr>
       <ns0:r>
-        <ns0:t xml:space="preserve">«العسل له خصائص فريدةٌ تجعله عدوًّا للعفونة والتقيّح.» أجاب</ns0:t>
-      </ns0:r>
-      <ns0:r>
-        <ns0:t xml:space="preserve"> </ns0:t>
-      </ns0:r>
-      <ns0:r>
-        <ns0:t xml:space="preserve">أحمد، مختارًا كلماته بحذرٍ ليبسّط مفاهيم لا يملك هذا العصر</ns0:t>
-      </ns0:r>
-      <ns0:r>
-        <ns0:t xml:space="preserve"> </ns0:t>
-      </ns0:r>
-      <ns0:r>
-        <ns0:t xml:space="preserve">مفرداتٍ لوصفها. «أولًا: هو كثيفٌ جدًا، يخنق أيّ شيءٍ يحاول النموّ</ns0:t>
-      </ns0:r>
-      <ns0:r>
-        <ns0:t xml:space="preserve"> </ns0:t>
-      </ns0:r>
-      <ns0:r>
-        <ns0:t xml:space="preserve">فيه - كأنّك تغرق شيئًا في طينٍ سميكٍ لا يستطيع منه فكاكًا. ثانيًا:</ns0:t>
-      </ns0:r>
-      <ns0:r>
-        <ns0:t xml:space="preserve"> </ns0:t>
-      </ns0:r>
-      <ns0:r>
-        <ns0:t xml:space="preserve">فيه شيءٌ يجعل الجروح تنظّف نفسها ببطء، يسحب الأوساخ والسوائل</ns0:t>
-      </ns0:r>
-      <ns0:r>
-        <ns0:t xml:space="preserve"> </ns0:t>
-      </ns0:r>
-      <ns0:r>
-        <ns0:t xml:space="preserve">الفاسدة إلى الخارج. ثالثًا: النحل يضع فيه سرًّا من أسرار الطبيعة،</ns0:t>
-      </ns0:r>
-      <ns0:r>
-        <ns0:t xml:space="preserve"> </ns0:t>
-      </ns0:r>
-      <ns0:r>
-        <ns0:t xml:space="preserve">شيئًا يقتل ما لا نراه بالعين ممّا يسبّب العفونة. هذا معروفٌ…</ns0:t>
-      </ns0:r>
-      <ns0:r>
-        <ns0:t xml:space="preserve"> </ns0:t>
-      </ns0:r>
-      <ns0:r>
-        <ns0:t xml:space="preserve">عندكم أيضًا، أليس كذلك؟»</ns0:t>
-      </ns0:r>
-    </ns0:p>
-    <ns0:p>
-      <ns0:pPr>
-        <ns0:pStyle ns0:val="BodyText"/>
-      </ns0:pPr>
-      <ns0:r>
-        <ns0:t xml:space="preserve">أومأ إمحوتب ببطءٍ وتأمّل، يده تمسح ذقنه الأملس. «نعم، نستخدم</ns0:t>
-      </ns0:r>
-      <ns0:r>
-        <ns0:t xml:space="preserve"> </ns0:t>
-      </ns0:r>
-      <ns0:r>
-        <ns0:t xml:space="preserve">العسل منذ أقدم العصور. لكن قليلون يفهمون السبب الحقيقيّ وراء</ns0:t>
-      </ns0:r>
-      <ns0:r>
-        <ns0:t xml:space="preserve"> </ns0:t>
-      </ns0:r>
-      <ns0:r>
-        <ns0:t xml:space="preserve">فاعليته. معظم الأطبّاء يكرّرون ما تعلّموه كالببّغاوات دون أن</ns0:t>
-      </ns0:r>
-      <ns0:r>
-        <ns0:t xml:space="preserve"> </ns0:t>
-      </ns0:r>
-      <ns0:r>
-        <ns0:t xml:space="preserve">يسألوا لماذا. المنطق يقول - ولن أملّ من تكرار هذا - إنّ من يفهم</ns0:t>
-      </ns0:r>
-      <ns0:r>
-        <ns0:t xml:space="preserve"> </ns0:t>
-      </ns0:r>
-      <ns0:r>
-        <ns0:t xml:space="preserve">السبب الحقيقيّ وراء الأشياء، يفهم العلاج الصحيح ويستطيع أن يبتكر</ns0:t>
-      </ns0:r>
-      <ns0:r>
-        <ns0:t xml:space="preserve"> </ns0:t>
-      </ns0:r>
-      <ns0:r>
-        <ns0:t xml:space="preserve">علاجاتٍ جديدة. أنت لا تكرّر فحسب، بل تفهم. وهذا يثير فضولي</ns0:t>
-      </ns0:r>
-      <ns0:r>
-        <ns0:t xml:space="preserve"> </ns0:t>
-      </ns0:r>
-      <ns0:r>
-        <ns0:t xml:space="preserve">أكثر.»</ns0:t>
+        <ns0:t xml:space="preserve">«لأنه يحبس الرطوبة الفاسدة، ويسحب ما يلوّث الجرح، وفيه من عمل النحل قوةٌ تطرد أشياء لا تراها العين.» «أشياء لا تراها العين؟» «نرى أثرها. هذا يكفي الطبيب في البداية.» مسح إمحوتب ذقنه الأملس ببطء. «قولٌ جريء. لكنه ليس قول مشعوذ. المشعوذ يطلب التصديق، والطبيب يطلب الأثر.» ثم مال خطوةً نحوه. «وهذا يثير فضولي أكثر.»</ns0:t>
+      </ns0:r>
+      <ns0:r>
+        <ns0:t xml:space="preserve"/>
+      </ns0:r>
+      <ns0:r>
+        <ns0:t xml:space="preserve"/>
+      </ns0:r>
+      <ns0:r>
+        <ns0:t xml:space="preserve"/>
+      </ns0:r>
+      <ns0:r>
+        <ns0:t xml:space="preserve"/>
+      </ns0:r>
+      <ns0:r>
+        <ns0:t xml:space="preserve"/>
+      </ns0:r>
+      <ns0:r>
+        <ns0:t xml:space="preserve"/>
+      </ns0:r>
+      <ns0:r>
+        <ns0:t xml:space="preserve"/>
+      </ns0:r>
+      <ns0:r>
+        <ns0:t xml:space="preserve"/>
+      </ns0:r>
+      <ns0:r>
+        <ns0:t xml:space="preserve"/>
+      </ns0:r>
+      <ns0:r>
+        <ns0:t xml:space="preserve"/>
+      </ns0:r>
+      <ns0:r>
+        <ns0:t xml:space="preserve"/>
+      </ns0:r>
+      <ns0:r>
+        <ns0:t xml:space="preserve"/>
+      </ns0:r>
+      <ns0:r>
+        <ns0:t xml:space="preserve"/>
+      </ns0:r>
+      <ns0:r>
+        <ns0:t xml:space="preserve"/>
       </ns0:r>
     </ns0:p>
     <ns0:p>
@@ -11214,31 +11100,31 @@
         <ns0:pStyle ns0:val="BodyText"/>
       </ns0:pPr>
       <ns0:r>
-        <ns0:t xml:space="preserve">«الأخبار تمتطي الرياح وتسابق الموج على متن السفن، يا صديقي. بعد أسبوعٍ</ns0:t>
-      </ns0:r>
-      <ns0:r>
-        <ns0:t xml:space="preserve"> </ns0:t>
-      </ns0:r>
-      <ns0:r>
-        <ns0:t xml:space="preserve">واحد، سيتهامس الناس في صور وصيدا وبيبلوس باسمك، وسيتساءلون: من هذا</ns0:t>
-      </ns0:r>
-      <ns0:r>
-        <ns0:t xml:space="preserve"> </ns0:t>
-      </ns0:r>
-      <ns0:r>
-        <ns0:t xml:space="preserve">الطبيب الذي يصارع الموت ويغلبه؟» أشار حيرام إلى مقعدٍ خشبيٍّ عتيق أمام كشكه. «تفضّل بالجلوس. دعني أسكب</ns0:t>
-      </ns0:r>
-      <ns0:r>
-        <ns0:t xml:space="preserve"> </ns0:t>
-      </ns0:r>
-      <ns0:r>
-        <ns0:t xml:space="preserve">لك كأسًا من نبيذ فينيقيا الأصيل، ولنتحدث كما يتحدث الغرباء الذين</ns0:t>
-      </ns0:r>
-      <ns0:r>
-        <ns0:t xml:space="preserve"> </ns0:t>
-      </ns0:r>
-      <ns0:r>
-        <ns0:t xml:space="preserve">يعرفون أنهم ليسوا غرباء حقًا».</ns0:t>
+        <ns0:t xml:space="preserve">«الخبر يركب السفينة أسرع من التاجر، يا صديقي. بعد أسبوعٍ، سيصل اسمك إلى صور وصيدا وبيبلوس. سيقولون: في طيبة رجلٌ يساوم الموت ولا يدفع له الثمن كاملًا.» أشار حيرام إلى مقعدٍ خشبيٍّ عتيق أمام كشكه. «اجلس. كأس نبيذٍ من فينيقيا يفتح الكلام كما تفتح الريح الشراع».</ns0:t>
+      </ns0:r>
+      <ns0:r>
+        <ns0:t xml:space="preserve"/>
+      </ns0:r>
+      <ns0:r>
+        <ns0:t xml:space="preserve"/>
+      </ns0:r>
+      <ns0:r>
+        <ns0:t xml:space="preserve"/>
+      </ns0:r>
+      <ns0:r>
+        <ns0:t xml:space="preserve"/>
+      </ns0:r>
+      <ns0:r>
+        <ns0:t xml:space="preserve"/>
+      </ns0:r>
+      <ns0:r>
+        <ns0:t xml:space="preserve"/>
+      </ns0:r>
+      <ns0:r>
+        <ns0:t xml:space="preserve"/>
+      </ns0:r>
+      <ns0:r>
+        <ns0:t xml:space="preserve"/>
       </ns0:r>
     </ns0:p>
     <ns0:p>
@@ -11300,67 +11186,67 @@
         <ns0:pStyle ns0:val="BodyText"/>
       </ns0:pPr>
       <ns0:r>
-        <ns0:t xml:space="preserve">«أناسٌ لا ينتمون تمامًا إلى أي مكان. أناسٌ يرون العالم بعيونٍ مختلفة،</ns0:t>
-      </ns0:r>
-      <ns0:r>
-        <ns0:t xml:space="preserve"> </ns0:t>
-      </ns0:r>
-      <ns0:r>
-        <ns0:t xml:space="preserve">وكأنهم ينظرون إليه من زاويةٍ لم تخطر لأحد». رشف من نبيذه رشفةً</ns0:t>
-      </ns0:r>
-      <ns0:r>
-        <ns0:t xml:space="preserve"> </ns0:t>
-      </ns0:r>
-      <ns0:r>
-        <ns0:t xml:space="preserve">متأنية. «في صور، هناك فيلسوفٌ عجوز يهذي بأقوالٍ غريبة عن طبيعة النجوم،</ns0:t>
-      </ns0:r>
-      <ns0:r>
-        <ns0:t xml:space="preserve"> </ns0:t>
-      </ns0:r>
-      <ns0:r>
-        <ns0:t xml:space="preserve">يقول إنها ليست ثقوبًا في قبة السماء، بل شموسٌ بعيدة لا نرى منها إلا</ns0:t>
-      </ns0:r>
-      <ns0:r>
-        <ns0:t xml:space="preserve"> </ns0:t>
-      </ns0:r>
-      <ns0:r>
-        <ns0:t xml:space="preserve">وميضها الخافت. وفي بابل، التقيت كاهنًا يزعم أنه يعرف أسرار الأيام</ns0:t>
-      </ns0:r>
-      <ns0:r>
-        <ns0:t xml:space="preserve"> </ns0:t>
-      </ns0:r>
-      <ns0:r>
-        <ns0:t xml:space="preserve">الآتية، وقد أنبأني بأشياء تحققت بعد سنوات. والآن في طيبة، طبيبٌ يفعل ما</ns0:t>
-      </ns0:r>
-      <ns0:r>
-        <ns0:t xml:space="preserve"> </ns0:t>
-      </ns0:r>
-      <ns0:r>
-        <ns0:t xml:space="preserve">كان في حكم المستحيل المطلق». وضع كأسه جانبًا ومال نحو أحمد، وقد انكمشت</ns0:t>
-      </ns0:r>
-      <ns0:r>
-        <ns0:t xml:space="preserve"> </ns0:t>
-      </ns0:r>
-      <ns0:r>
-        <ns0:t xml:space="preserve">المسافة بينهما حتى بات يشمّ رائحة الملح والبهارات التي تفوح من ثياب</ns0:t>
-      </ns0:r>
-      <ns0:r>
-        <ns0:t xml:space="preserve"> </ns0:t>
-      </ns0:r>
-      <ns0:r>
-        <ns0:t xml:space="preserve">التاجر. «أحيانًا، في ساعات الليل المتأخرة حين يهدأ البحر ويصمت العالم،</ns0:t>
-      </ns0:r>
-      <ns0:r>
-        <ns0:t xml:space="preserve"> </ns0:t>
-      </ns0:r>
-      <ns0:r>
-        <ns0:t xml:space="preserve">أتساءل: من أين يأتي هؤلاء الناس حقًا؟ ومن أي عالمٍ</ns0:t>
-      </ns0:r>
-      <ns0:r>
-        <ns0:t xml:space="preserve"> </ns0:t>
-      </ns0:r>
-      <ns0:r>
-        <ns0:t xml:space="preserve">انبثقوا؟»</ns0:t>
+        <ns0:t xml:space="preserve">«أناسٌ لا ترسو سفنهم في ميناءٍ واحد.» رشف من نبيذه رشفةً متأنية. «في صور، عجوزٌ يقول إن النجوم شموسٌ بعيدة لا ثقوبٌ في سقف السماء. وفي بابل، كاهنٌ يبيع أخبار الغد كأنها قماش. والآن في طيبة، طبيبٌ يأخذ من الموت زبائنه.» وضع كأسه جانبًا ومال نحو أحمد، حتى شمّ أحمد رائحة الملح والبهارات في ثيابه. «قل لي: من أي بحرٍ جئت؟»</ns0:t>
+      </ns0:r>
+      <ns0:r>
+        <ns0:t xml:space="preserve"/>
+      </ns0:r>
+      <ns0:r>
+        <ns0:t xml:space="preserve"/>
+      </ns0:r>
+      <ns0:r>
+        <ns0:t xml:space="preserve"/>
+      </ns0:r>
+      <ns0:r>
+        <ns0:t xml:space="preserve"/>
+      </ns0:r>
+      <ns0:r>
+        <ns0:t xml:space="preserve"/>
+      </ns0:r>
+      <ns0:r>
+        <ns0:t xml:space="preserve"/>
+      </ns0:r>
+      <ns0:r>
+        <ns0:t xml:space="preserve"/>
+      </ns0:r>
+      <ns0:r>
+        <ns0:t xml:space="preserve"/>
+      </ns0:r>
+      <ns0:r>
+        <ns0:t xml:space="preserve"/>
+      </ns0:r>
+      <ns0:r>
+        <ns0:t xml:space="preserve"/>
+      </ns0:r>
+      <ns0:r>
+        <ns0:t xml:space="preserve"/>
+      </ns0:r>
+      <ns0:r>
+        <ns0:t xml:space="preserve"/>
+      </ns0:r>
+      <ns0:r>
+        <ns0:t xml:space="preserve"/>
+      </ns0:r>
+      <ns0:r>
+        <ns0:t xml:space="preserve"/>
+      </ns0:r>
+      <ns0:r>
+        <ns0:t xml:space="preserve"/>
+      </ns0:r>
+      <ns0:r>
+        <ns0:t xml:space="preserve"/>
+      </ns0:r>
+      <ns0:r>
+        <ns0:t xml:space="preserve"/>
+      </ns0:r>
+      <ns0:r>
+        <ns0:t xml:space="preserve"/>
+      </ns0:r>
+      <ns0:r>
+        <ns0:t xml:space="preserve"/>
+      </ns0:r>
+      <ns0:r>
+        <ns0:t xml:space="preserve"/>
       </ns0:r>
     </ns0:p>
     <ns0:p>
@@ -11408,37 +11294,37 @@
         <ns0:pStyle ns0:val="BodyText"/>
       </ns0:pPr>
       <ns0:r>
-        <ns0:t xml:space="preserve">اتسعت ابتسامة حيرام. «كلامٌ فيه من الحكمة ما يملأ سفينة. لقد عرفت أنك</ns0:t>
-      </ns0:r>
-      <ns0:r>
-        <ns0:t xml:space="preserve"> </ns0:t>
-      </ns0:r>
-      <ns0:r>
-        <ns0:t xml:space="preserve">لست مجرد طبيبٍ بارع منذ اللحظة التي وقعت فيها عيناي عليك». ثم مدّ يده</ns0:t>
-      </ns0:r>
-      <ns0:r>
-        <ns0:t xml:space="preserve"> </ns0:t>
-      </ns0:r>
-      <ns0:r>
-        <ns0:t xml:space="preserve">الخشنة المتشققة. «يسعدني لقاؤك، يا أحمد</ns0:t>
-      </ns0:r>
-      <ns0:r>
-        <ns0:t xml:space="preserve"> </ns0:t>
-      </ns0:r>
-      <ns0:r>
-        <ns0:t xml:space="preserve">الغريب. إذا احتجت إلى شيء، أيّ شيءٍ من خارج حدود أرض كيميت، فتعال إليّ.</ns0:t>
-      </ns0:r>
-      <ns0:r>
-        <ns0:t xml:space="preserve"> </ns0:t>
-      </ns0:r>
-      <ns0:r>
-        <ns0:t xml:space="preserve">فالتجار يعرفون دروبًا تخفى على الكهنة والملوك، ويسمعون همسات لا تصل إلى</ns0:t>
-      </ns0:r>
-      <ns0:r>
-        <ns0:t xml:space="preserve"> </ns0:t>
-      </ns0:r>
-      <ns0:r>
-        <ns0:t xml:space="preserve">القصور، ويحملون في جعبهم أسرارًا لا ثمن لها».</ns0:t>
+        <ns0:t xml:space="preserve">اتسعت ابتسامة حيرام. «كلامٌ فيه من الحكمة ما يملأ سفينة.» ثم مدّ يده الخشنة المتشققة. «يسعدني لقاؤك، يا أحمد الغريب. إن احتجت شيئًا من خارج كيمت، فتعال إليّ. للتجار أبواب لا يعرفها الكهنة، وآذانٌ في كل ميناء.»</ns0:t>
+      </ns0:r>
+      <ns0:r>
+        <ns0:t xml:space="preserve"/>
+      </ns0:r>
+      <ns0:r>
+        <ns0:t xml:space="preserve"/>
+      </ns0:r>
+      <ns0:r>
+        <ns0:t xml:space="preserve"/>
+      </ns0:r>
+      <ns0:r>
+        <ns0:t xml:space="preserve"/>
+      </ns0:r>
+      <ns0:r>
+        <ns0:t xml:space="preserve"/>
+      </ns0:r>
+      <ns0:r>
+        <ns0:t xml:space="preserve"/>
+      </ns0:r>
+      <ns0:r>
+        <ns0:t xml:space="preserve"/>
+      </ns0:r>
+      <ns0:r>
+        <ns0:t xml:space="preserve"/>
+      </ns0:r>
+      <ns0:r>
+        <ns0:t xml:space="preserve"/>
+      </ns0:r>
+      <ns0:r>
+        <ns0:t xml:space="preserve"/>
       </ns0:r>
     </ns0:p>
     <ns0:p>
@@ -13335,31 +13221,31 @@
         <ns0:pStyle ns0:val="BodyText"/>
       </ns0:pPr>
       <ns0:r>
-        <ns0:t xml:space="preserve">تألّقت في عينيها ومضةٌ تشبه التحدّي، ومضةٌ رأى فيها روحًا لا تقبل</ns0:t>
-      </ns0:r>
-      <ns0:r>
-        <ns0:t xml:space="preserve"> </ns0:t>
-      </ns0:r>
-      <ns0:r>
-        <ns0:t xml:space="preserve">القيود. «لأن الطب يستهويني ويشدّني منذ كنت طفلة صغيرة. ولأنني سئمت،</ns0:t>
-      </ns0:r>
-      <ns0:r>
-        <ns0:t xml:space="preserve"> </ns0:t>
-      </ns0:r>
-      <ns0:r>
-        <ns0:t xml:space="preserve">سئمت حتى الملل، من ترديد التعاويذ الجوفاء التي لا تغيّر شيئًا. ولأنني</ns0:t>
-      </ns0:r>
-      <ns0:r>
-        <ns0:t xml:space="preserve"> </ns0:t>
-      </ns0:r>
-      <ns0:r>
-        <ns0:t xml:space="preserve">أصبو إلى الفهم الحقيقي، لا إلى مجرد الحفظ والترديد كببغاء مدرّبة. أريد</ns0:t>
-      </ns0:r>
-      <ns0:r>
-        <ns0:t xml:space="preserve"> </ns0:t>
-      </ns0:r>
-      <ns0:r>
-        <ns0:t xml:space="preserve">أن أعرف لماذا تحدث الأشياء، لا أن أكتفي بتقبّلها في صمت».</ns0:t>
+        <ns0:t xml:space="preserve">تألّقت في عينيها ومضةٌ تشبه التحدّي، ومضةٌ رأى فيها روحًا لا تقبل القيود. «لأنني سئمت التعاويذ حين تُقال بدل الدواء. لا أريد أن أظل أحفظ الكلمات كما تحفظ الكاهنة ترتيب البخور على المذبح. أريد أن أعرف: لماذا يهدأ الألم؟ ولماذا يعود؟»</ns0:t>
+      </ns0:r>
+      <ns0:r>
+        <ns0:t xml:space="preserve"/>
+      </ns0:r>
+      <ns0:r>
+        <ns0:t xml:space="preserve"/>
+      </ns0:r>
+      <ns0:r>
+        <ns0:t xml:space="preserve"/>
+      </ns0:r>
+      <ns0:r>
+        <ns0:t xml:space="preserve"/>
+      </ns0:r>
+      <ns0:r>
+        <ns0:t xml:space="preserve"/>
+      </ns0:r>
+      <ns0:r>
+        <ns0:t xml:space="preserve"/>
+      </ns0:r>
+      <ns0:r>
+        <ns0:t xml:space="preserve"/>
+      </ns0:r>
+      <ns0:r>
+        <ns0:t xml:space="preserve"/>
       </ns0:r>
     </ns0:p>
     <ns0:p>
@@ -13531,25 +13417,25 @@
         <ns0:pStyle ns0:val="BodyText"/>
       </ns0:pPr>
       <ns0:r>
-        <ns0:t xml:space="preserve">«لأنني رأيت أثرها الذي لا يخطئه عقل. حين ننظّف الأدوات جيدًا بالنار</ns0:t>
-      </ns0:r>
-      <ns0:r>
-        <ns0:t xml:space="preserve"> </ns0:t>
-      </ns0:r>
-      <ns0:r>
-        <ns0:t xml:space="preserve">والماء المغلي، تلتئم الجروح بشكلٍ أفضل وأسرع. وحين نهمل هذا التنظيف،</ns0:t>
-      </ns0:r>
-      <ns0:r>
-        <ns0:t xml:space="preserve"> </ns0:t>
-      </ns0:r>
-      <ns0:r>
-        <ns0:t xml:space="preserve">تتعفّن الجروح وتسوء حال المريض. لا بدّ أن هناك سببًا منطقيًا لهذا الفرق،</ns0:t>
-      </ns0:r>
-      <ns0:r>
-        <ns0:t xml:space="preserve"> </ns0:t>
-      </ns0:r>
-      <ns0:r>
-        <ns0:t xml:space="preserve">سببًا لا نراه لكننا نرى نتائجه».</ns0:t>
+        <ns0:t xml:space="preserve">«لأنني رأيت أثرها. حين تُغلى الأدوات تلتئم الجروح أسرع. وحين لا تُغلى، تتعفّن. لا أرى السبب، لكنني أرى أثره.»</ns0:t>
+      </ns0:r>
+      <ns0:r>
+        <ns0:t xml:space="preserve"/>
+      </ns0:r>
+      <ns0:r>
+        <ns0:t xml:space="preserve"/>
+      </ns0:r>
+      <ns0:r>
+        <ns0:t xml:space="preserve"/>
+      </ns0:r>
+      <ns0:r>
+        <ns0:t xml:space="preserve"/>
+      </ns0:r>
+      <ns0:r>
+        <ns0:t xml:space="preserve"/>
+      </ns0:r>
+      <ns0:r>
+        <ns0:t xml:space="preserve"/>
       </ns0:r>
     </ns0:p>
     <ns0:p>
@@ -13571,31 +13457,31 @@
         <ns0:pStyle ns0:val="BodyText"/>
       </ns0:pPr>
       <ns0:r>
-        <ns0:t xml:space="preserve">ارتسمت على شفتي أحمد ابتسامةٌ خفيفة فيها أثرٌ من التحدّي المرح. «ربما</ns0:t>
-      </ns0:r>
-      <ns0:r>
-        <ns0:t xml:space="preserve"> </ns0:t>
-      </ns0:r>
-      <ns0:r>
-        <ns0:t xml:space="preserve">هي كذلك، وربما نسمّيها بأسماء مختلفة. لكن هذه الأرواح، إن كانت أرواحًا،</ns0:t>
-      </ns0:r>
-      <ns0:r>
-        <ns0:t xml:space="preserve"> </ns0:t>
-      </ns0:r>
-      <ns0:r>
-        <ns0:t xml:space="preserve">تتّصف بصفاتٍ غريبة جدًا. فهي تموت بالغليان، وتفرّ من العسل الصافي،</ns0:t>
-      </ns0:r>
-      <ns0:r>
-        <ns0:t xml:space="preserve"> </ns0:t>
-      </ns0:r>
-      <ns0:r>
-        <ns0:t xml:space="preserve">وتختنق في النبيذ القوي. أيّ أرواحٍ هذه التي يقتلها الماء الساخن ويرعبها</ns0:t>
-      </ns0:r>
-      <ns0:r>
-        <ns0:t xml:space="preserve"> </ns0:t>
-      </ns0:r>
-      <ns0:r>
-        <ns0:t xml:space="preserve">العسل؟ ألا يبدو هذا غريبًا على طبيعة الأرواح كما نعرفها؟»</ns0:t>
+        <ns0:t xml:space="preserve">ارتسمت على شفتي أحمد ابتسامةٌ خفيفة فيها أثرٌ من التحدّي المرح. «إن كانت أرواحًا، فهي أرواحٌ ضعيفة. تموت بالغليان، وتختنق في النبيذ، وتخاف العسل. أرواحٌ تخاف مطبخًا نظيفًا.»</ns0:t>
+      </ns0:r>
+      <ns0:r>
+        <ns0:t xml:space="preserve"/>
+      </ns0:r>
+      <ns0:r>
+        <ns0:t xml:space="preserve"/>
+      </ns0:r>
+      <ns0:r>
+        <ns0:t xml:space="preserve"/>
+      </ns0:r>
+      <ns0:r>
+        <ns0:t xml:space="preserve"/>
+      </ns0:r>
+      <ns0:r>
+        <ns0:t xml:space="preserve"/>
+      </ns0:r>
+      <ns0:r>
+        <ns0:t xml:space="preserve"/>
+      </ns0:r>
+      <ns0:r>
+        <ns0:t xml:space="preserve"/>
+      </ns0:r>
+      <ns0:r>
+        <ns0:t xml:space="preserve"/>
       </ns0:r>
     </ns0:p>
     <ns0:p>
@@ -13637,37 +13523,37 @@
         <ns0:pStyle ns0:val="BodyText"/>
       </ns0:pPr>
       <ns0:r>
-        <ns0:t xml:space="preserve">«ليست مجاملةً جوفاء، بل هي ملاحظة صادقة». مالت نحوه قليلًا، وخفضت</ns0:t>
-      </ns0:r>
-      <ns0:r>
-        <ns0:t xml:space="preserve"> </ns0:t>
-      </ns0:r>
-      <ns0:r>
-        <ns0:t xml:space="preserve">صوتها كمن يفشي سرًا. «معظم الرجال هنا في طيبة، سواء كانوا كهنةً أو</ns0:t>
-      </ns0:r>
-      <ns0:r>
-        <ns0:t xml:space="preserve"> </ns0:t>
-      </ns0:r>
-      <ns0:r>
-        <ns0:t xml:space="preserve">أمراء أو حتى أطباء، يخشون الأسئلة كما يخشى الجبان السيف. يتمسّكون بما</ns0:t>
-      </ns0:r>
-      <ns0:r>
-        <ns0:t xml:space="preserve"> </ns0:t>
-      </ns0:r>
-      <ns0:r>
-        <ns0:t xml:space="preserve">تعلّموه كما يتمسّك الغريق بقطعة خشب، ويرفضون التفكير فيما لم يتعلّموه،</ns0:t>
-      </ns0:r>
-      <ns0:r>
-        <ns0:t xml:space="preserve"> </ns0:t>
-      </ns0:r>
-      <ns0:r>
-        <ns0:t xml:space="preserve">والعقل عندهم قالبٌ جامدٌ لا يتَّسع لجديد. أنت… أنت مختلف. أنت تسأل وتشكّ</ns0:t>
-      </ns0:r>
-      <ns0:r>
-        <ns0:t xml:space="preserve"> </ns0:t>
-      </ns0:r>
-      <ns0:r>
-        <ns0:t xml:space="preserve">وتبحث. أنت لا تخاف من الظلام».</ns0:t>
+        <ns0:t xml:space="preserve">«ليست مجاملةً جوفاء، بل ملاحظة». مالت نحوه قليلًا. «أكثر الرجال هنا يخافون السؤال كأنه سكينٌ على المذبح. أنت لا تخافه. وهذا نادر.»</ns0:t>
+      </ns0:r>
+      <ns0:r>
+        <ns0:t xml:space="preserve"/>
+      </ns0:r>
+      <ns0:r>
+        <ns0:t xml:space="preserve"/>
+      </ns0:r>
+      <ns0:r>
+        <ns0:t xml:space="preserve"/>
+      </ns0:r>
+      <ns0:r>
+        <ns0:t xml:space="preserve"/>
+      </ns0:r>
+      <ns0:r>
+        <ns0:t xml:space="preserve"/>
+      </ns0:r>
+      <ns0:r>
+        <ns0:t xml:space="preserve"/>
+      </ns0:r>
+      <ns0:r>
+        <ns0:t xml:space="preserve"/>
+      </ns0:r>
+      <ns0:r>
+        <ns0:t xml:space="preserve"/>
+      </ns0:r>
+      <ns0:r>
+        <ns0:t xml:space="preserve"/>
+      </ns0:r>
+      <ns0:r>
+        <ns0:t xml:space="preserve"/>
       </ns0:r>
     </ns0:p>
     <ns0:p>
@@ -16498,7 +16384,7 @@
         <ns0:pStyle ns0:val="BodyText"/>
       </ns0:pPr>
       <ns0:r>
-        <ns0:t xml:space="preserve">«أنت لا تفهم طبيعة هذا الرجل. بنتاور لا يرى نفسه طالب قوةٍ فحسب؛ هو يقول لنفسه إنه يحمي النظام المقدس من الفوضى. يريد أن يصبح الكاهن الأكبر لآمون لأنه يعتقد أن المعبد إن ضعف، ضعفت مصر كلها. وهذه هي خطورته: كل رغبةٍ شخصية عنده ترتدي ثوب الواجب، وكل انتقامٍ يسمّيه تطهيرًا. وأيُّ شخصٍ—مهما كان صغيرًا أو تافهًا في نظر العالم—يقف حجر عثرةٍ في طريق ذلك الوهم، يُصبح هدفًا مُحدَّدًا للتدمير الكامل.»</ns0:t>
+        <ns0:t xml:space="preserve">«أنت لا تفهم طبيعة هذا الرجل. بنتاور لا يقول: أريد القوة. يقول: أحرس النظام المقدس. يقول إن المعبد إن ضعف، ضعفت مصر كلها. هنا خطره يا أحمد؛ كل رغبةٍ عنده ترتدي ثوب الواجب، وكل انتقامٍ يدخل المعبد باسم التطهير. ومن يقف في الطريق يُزال كما تُزال نجاسةٌ عن حجر المذبح.»</ns0:t>
       </ns0:r>
       <ns0:r>
         <ns0:t xml:space="preserve"/>
@@ -16558,37 +16444,37 @@
         <ns0:pStyle ns0:val="BodyText"/>
       </ns0:pPr>
       <ns0:r>
-        <ns0:t xml:space="preserve">«لأنك أصبحتَ ذا شهرةٍ واسعة، شهرةٍ تتجاوز ما ينبغي لغريبٍ قادمٍ من</ns0:t>
-      </ns0:r>
-      <ns0:r>
-        <ns0:t xml:space="preserve"> </ns0:t>
-      </ns0:r>
-      <ns0:r>
-        <ns0:t xml:space="preserve">العدم. الناس في الأسواق يتحدثون عن معجزاتك الطبية، يتناقلون قصصًا عن</ns0:t>
-      </ns0:r>
-      <ns0:r>
-        <ns0:t xml:space="preserve"> </ns0:t>
-      </ns0:r>
-      <ns0:r>
-        <ns0:t xml:space="preserve">شفاءٍ لم يروا مثله. حتى إن بعضهم—وهذا ما يُثير الفزع الحقيقي—يقول</ns0:t>
-      </ns0:r>
-      <ns0:r>
-        <ns0:t xml:space="preserve"> </ns0:t>
-      </ns0:r>
-      <ns0:r>
-        <ns0:t xml:space="preserve">إنك رسولٌ مُرسَل من الآلهة ذاتها، أو أنك تحمل لمسةً من قوة تحوت، إله</ns0:t>
-      </ns0:r>
-      <ns0:r>
-        <ns0:t xml:space="preserve"> </ns0:t>
-      </ns0:r>
-      <ns0:r>
-        <ns0:t xml:space="preserve">الحكمة والشفاء. هذا النوع من الأحاديث يُرعب الكهنة التقليديين، يُهدِّد</ns0:t>
-      </ns0:r>
-      <ns0:r>
-        <ns0:t xml:space="preserve"> </ns0:t>
-      </ns0:r>
-      <ns0:r>
-        <ns0:t xml:space="preserve">احتكارهم للقداسة والسلطة الروحية.»</ns0:t>
+        <ns0:t xml:space="preserve">«لأن اسمك صار يدور في الأسواق كما يدور البخور في قدس الأقداس. يقولون: الغريب يشفي. يقولون: تحوت لمس يده. وكل كلمةٍ من هذه تنقص من رصيد المعبد كلمة. الكهنة لا يخافون دواءك وحده؛ يخافون أن يصير الناس قادرين على طلب الشفاء خارج أبوابهم.»</ns0:t>
+      </ns0:r>
+      <ns0:r>
+        <ns0:t xml:space="preserve"/>
+      </ns0:r>
+      <ns0:r>
+        <ns0:t xml:space="preserve"/>
+      </ns0:r>
+      <ns0:r>
+        <ns0:t xml:space="preserve"/>
+      </ns0:r>
+      <ns0:r>
+        <ns0:t xml:space="preserve"/>
+      </ns0:r>
+      <ns0:r>
+        <ns0:t xml:space="preserve"/>
+      </ns0:r>
+      <ns0:r>
+        <ns0:t xml:space="preserve"/>
+      </ns0:r>
+      <ns0:r>
+        <ns0:t xml:space="preserve"/>
+      </ns0:r>
+      <ns0:r>
+        <ns0:t xml:space="preserve"/>
+      </ns0:r>
+      <ns0:r>
+        <ns0:t xml:space="preserve"/>
+      </ns0:r>
+      <ns0:r>
+        <ns0:t xml:space="preserve"/>
       </ns0:r>
     </ns0:p>
     <ns0:p>
@@ -16674,25 +16560,25 @@
         <ns0:pStyle ns0:val="BodyText"/>
       </ns0:pPr>
       <ns0:r>
-        <ns0:t xml:space="preserve">«إنه أخطر مما قد تتخيّل بكثير. بنتاور لا يهزم خصومه ببساطة، ولا يكتفي</ns0:t>
-      </ns0:r>
-      <ns0:r>
-        <ns0:t xml:space="preserve"> </ns0:t>
-      </ns0:r>
-      <ns0:r>
-        <ns0:t xml:space="preserve">بإذلالهم. إنه يسحقهم سحقًا كاملًا، يمحو وجودهم من الذاكرة كأنهم لم</ns0:t>
-      </ns0:r>
-      <ns0:r>
-        <ns0:t xml:space="preserve"> </ns0:t>
-      </ns0:r>
-      <ns0:r>
-        <ns0:t xml:space="preserve">يُخلَقوا قط. لقد رأيتُ بعينيّ هاتين ما فعله بآخرين تجرّأوا على الوقوف في</ns0:t>
-      </ns0:r>
-      <ns0:r>
-        <ns0:t xml:space="preserve"> </ns0:t>
-      </ns0:r>
-      <ns0:r>
-        <ns0:t xml:space="preserve">طريقه، أو حتى على إلقاء ظلٍّ على طموحاته.»</ns0:t>
+        <ns0:t xml:space="preserve">«أخطر. بنتاور لا يجرح خصمه؛ يمحو اسمه من السجل. رأيتُ من دخلوا ظله ثم خرجوا بلا صوت، كأنهم لم يولدوا.»</ns0:t>
+      </ns0:r>
+      <ns0:r>
+        <ns0:t xml:space="preserve"/>
+      </ns0:r>
+      <ns0:r>
+        <ns0:t xml:space="preserve"/>
+      </ns0:r>
+      <ns0:r>
+        <ns0:t xml:space="preserve"/>
+      </ns0:r>
+      <ns0:r>
+        <ns0:t xml:space="preserve"/>
+      </ns0:r>
+      <ns0:r>
+        <ns0:t xml:space="preserve"/>
+      </ns0:r>
+      <ns0:r>
+        <ns0:t xml:space="preserve"/>
       </ns0:r>
     </ns0:p>
     <ns0:p>
@@ -16722,31 +16608,31 @@
         <ns0:pStyle ns0:val="BodyText"/>
       </ns0:pPr>
       <ns0:r>
-        <ns0:t xml:space="preserve">«اتهاماتٌ مُلفَّقة بالسحر الأسود، حيث يُزرع الدليل ليلًا ثم يُكتشف</ns0:t>
-      </ns0:r>
-      <ns0:r>
-        <ns0:t xml:space="preserve"> </ns0:t>
-      </ns0:r>
-      <ns0:r>
-        <ns0:t xml:space="preserve">نهارًا. محاكماتٌ صوريةٌ تُعقد في سراديب المعبد، نتيجتها محسومةٌ قبل أن</ns0:t>
-      </ns0:r>
-      <ns0:r>
-        <ns0:t xml:space="preserve"> </ns0:t>
-      </ns0:r>
-      <ns0:r>
-        <ns0:t xml:space="preserve">يُفتتح الباب. وحالات اختفاءٍ غامضة لم يُعثر لأصحابها على أثرٍ أبدًا،</ns0:t>
-      </ns0:r>
-      <ns0:r>
-        <ns0:t xml:space="preserve"> </ns0:t>
-      </ns0:r>
-      <ns0:r>
-        <ns0:t xml:space="preserve">كأنّ النيل ذاته قد ابتلعهم، أو كأنّ الأرض انشقّت وأُغلقت</ns0:t>
-      </ns0:r>
-      <ns0:r>
-        <ns0:t xml:space="preserve"> </ns0:t>
-      </ns0:r>
-      <ns0:r>
-        <ns0:t xml:space="preserve">عليهم.»</ns0:t>
+        <ns0:t xml:space="preserve">«بردياتٌ تُزرع في بيوت الناس ليلًا وتُقرأ عليهم صباحًا كتهمة. محاكماتٌ في سراديب لا يدخلها الضوء. رجالٌ خرجوا من بيوتهم ولم يعودوا. لا قبر، لا شاهد، لا اسم يُذكر في القرابين.»</ns0:t>
+      </ns0:r>
+      <ns0:r>
+        <ns0:t xml:space="preserve"/>
+      </ns0:r>
+      <ns0:r>
+        <ns0:t xml:space="preserve"/>
+      </ns0:r>
+      <ns0:r>
+        <ns0:t xml:space="preserve"/>
+      </ns0:r>
+      <ns0:r>
+        <ns0:t xml:space="preserve"/>
+      </ns0:r>
+      <ns0:r>
+        <ns0:t xml:space="preserve"/>
+      </ns0:r>
+      <ns0:r>
+        <ns0:t xml:space="preserve"/>
+      </ns0:r>
+      <ns0:r>
+        <ns0:t xml:space="preserve"/>
+      </ns0:r>
+      <ns0:r>
+        <ns0:t xml:space="preserve"/>
       </ns0:r>
     </ns0:p>
     <ns0:p>
@@ -22420,19 +22306,19 @@
         <ns0:pStyle ns0:val="BodyText"/>
       </ns0:pPr>
       <ns0:r>
-        <ns0:t xml:space="preserve">ابتسم إمحوتب ابتسةً أخيرة، ابتسامة رجلٍ اكتشف سرّاً عظيماً. «لقد وجدتك</ns0:t>
-      </ns0:r>
-      <ns0:r>
-        <ns0:t xml:space="preserve"> </ns0:t>
-      </ns0:r>
-      <ns0:r>
-        <ns0:t xml:space="preserve">في النهر… لسببٍ أكبر منّي ومنك… الآلهة… هي التي أرسلتك</ns0:t>
-      </ns0:r>
-      <ns0:r>
-        <ns0:t xml:space="preserve"> </ns0:t>
-      </ns0:r>
-      <ns0:r>
-        <ns0:t xml:space="preserve">إلينا… لا تخذلها…»</ns0:t>
+        <ns0:t xml:space="preserve">ابتسم إمحوتب ابتسامةً أخيرة، ابتسامة رجلٍ اكتشف سرّاً عظيماً. «لقد وجدتك في النهر… لسببٍ أكبر منّي ومنك… الآلهة… هي التي أرسلتك إلينا… لا تخذلها…»</ns0:t>
+      </ns0:r>
+      <ns0:r>
+        <ns0:t xml:space="preserve"/>
+      </ns0:r>
+      <ns0:r>
+        <ns0:t xml:space="preserve"/>
+      </ns0:r>
+      <ns0:r>
+        <ns0:t xml:space="preserve"/>
+      </ns0:r>
+      <ns0:r>
+        <ns0:t xml:space="preserve"/>
       </ns0:r>
     </ns0:p>
     <ns0:p>
@@ -35451,31 +35337,31 @@
         <ns0:pStyle ns0:val="BodyText"/>
       </ns0:pPr>
       <ns0:r>
-        <ns0:t xml:space="preserve">«لا أعرف الكثير عن تلك البلاد، لكنني أعرف شيئًا واحدًا بيقين: لا أريدك</ns0:t>
-      </ns0:r>
-      <ns0:r>
-        <ns0:t xml:space="preserve"> </ns0:t>
-      </ns0:r>
-      <ns0:r>
-        <ns0:t xml:space="preserve">أن ترحل.» شدَّت على يده بقوة، وأضافت: «أيًّا كان ما يخبئه لنا الغد،</ns0:t>
-      </ns0:r>
-      <ns0:r>
-        <ns0:t xml:space="preserve"> </ns0:t>
-      </ns0:r>
-      <ns0:r>
-        <ns0:t xml:space="preserve">أيًّا كانت العواصف التي تنتظرنا، أريد أن أعيشها معك. هنا على ضفاف النيل،</ns0:t>
-      </ns0:r>
-      <ns0:r>
-        <ns0:t xml:space="preserve"> </ns0:t>
-      </ns0:r>
-      <ns0:r>
-        <ns0:t xml:space="preserve">أو هناك في بلادك الغريبة، أو في أي مكانٍ آخر تحت هذه السماء. المكان لا</ns0:t>
-      </ns0:r>
-      <ns0:r>
-        <ns0:t xml:space="preserve"> </ns0:t>
-      </ns0:r>
-      <ns0:r>
-        <ns0:t xml:space="preserve">يهم، ما دمتَ أنت هناك.»</ns0:t>
+        <ns0:t xml:space="preserve">«لا أعرف تلك البلاد. أعرف هذا فقط: لا أريدك أن ترحل.» شدَّت على يده بقوة، وأضافت: «إن جاء الغد بعاصفة، فلن أقف في قدسٍ مغلق وأتركك تحت المطر. ضفاف النيل أو بلادك الغريبة… المكان طقسٌ يتغيّر. اليد التي أمسكها هي الثابتة.»</ns0:t>
+      </ns0:r>
+      <ns0:r>
+        <ns0:t xml:space="preserve"/>
+      </ns0:r>
+      <ns0:r>
+        <ns0:t xml:space="preserve"/>
+      </ns0:r>
+      <ns0:r>
+        <ns0:t xml:space="preserve"/>
+      </ns0:r>
+      <ns0:r>
+        <ns0:t xml:space="preserve"/>
+      </ns0:r>
+      <ns0:r>
+        <ns0:t xml:space="preserve"/>
+      </ns0:r>
+      <ns0:r>
+        <ns0:t xml:space="preserve"/>
+      </ns0:r>
+      <ns0:r>
+        <ns0:t xml:space="preserve"/>
+      </ns0:r>
+      <ns0:r>
+        <ns0:t xml:space="preserve"/>
       </ns0:r>
     </ns0:p>
     <ns0:p>
@@ -35509,31 +35395,31 @@
         <ns0:pStyle ns0:val="BodyText"/>
       </ns0:pPr>
       <ns0:r>
-        <ns0:t xml:space="preserve">«لا يهمني كل هذا.» قاطعته بنبرةٍ حازمة شابها لطفٌ عميق، نبرةٌ لا تقبل</ns0:t>
-      </ns0:r>
-      <ns0:r>
-        <ns0:t xml:space="preserve"> </ns0:t>
-      </ns0:r>
-      <ns0:r>
-        <ns0:t xml:space="preserve">الجدل. «أنا لا أعشق المعابد الحجرية، ولا أعبد الجدران المزخرفة. أنا</ns0:t>
-      </ns0:r>
-      <ns0:r>
-        <ns0:t xml:space="preserve"> </ns0:t>
-      </ns0:r>
-      <ns0:r>
-        <ns0:t xml:space="preserve">أعشقك أنت — الإنسان الذي يختبئ وراء هذه العينين الحائرتين، الرجل الذي</ns0:t>
-      </ns0:r>
-      <ns0:r>
-        <ns0:t xml:space="preserve"> </ns0:t>
-      </ns0:r>
-      <ns0:r>
-        <ns0:t xml:space="preserve">يعرف أسرارًا لا يعرفها أحد، ومع ذلك يبقى وحيدًا في وسط</ns0:t>
-      </ns0:r>
-      <ns0:r>
-        <ns0:t xml:space="preserve"> </ns0:t>
-      </ns0:r>
-      <ns0:r>
-        <ns0:t xml:space="preserve">الجموع.»</ns0:t>
+        <ns0:t xml:space="preserve">«لا يهمني الحجر إن تغيّر اسمه.» قاطعته بنبرةٍ حازمة شابها لطفٌ عميق. «المعبد ليس الجدران. المعبد هو ما تقدّسه الروح. وأنا أعرف ما أقدّسه.»</ns0:t>
+      </ns0:r>
+      <ns0:r>
+        <ns0:t xml:space="preserve"/>
+      </ns0:r>
+      <ns0:r>
+        <ns0:t xml:space="preserve"/>
+      </ns0:r>
+      <ns0:r>
+        <ns0:t xml:space="preserve"/>
+      </ns0:r>
+      <ns0:r>
+        <ns0:t xml:space="preserve"/>
+      </ns0:r>
+      <ns0:r>
+        <ns0:t xml:space="preserve"/>
+      </ns0:r>
+      <ns0:r>
+        <ns0:t xml:space="preserve"/>
+      </ns0:r>
+      <ns0:r>
+        <ns0:t xml:space="preserve"/>
+      </ns0:r>
+      <ns0:r>
+        <ns0:t xml:space="preserve"/>
       </ns0:r>
     </ns0:p>
     <ns0:p>
@@ -35575,31 +35461,31 @@
         <ns0:pStyle ns0:val="BodyText"/>
       </ns0:pPr>
       <ns0:r>
-        <ns0:t xml:space="preserve">«أعرف ذلك منذ زمن.» ارتسمت على شفتيها ابتسامةٌ واثقة هادئة، ابتسامةُ</ns0:t>
-      </ns0:r>
-      <ns0:r>
-        <ns0:t xml:space="preserve"> </ns0:t>
-      </ns0:r>
-      <ns0:r>
-        <ns0:t xml:space="preserve">من يملك سرًا جميلًا. «وأنا أحبك. أحبك بطريقةٍ لم أعرفها من قبل، بطريقةٍ</ns0:t>
-      </ns0:r>
-      <ns0:r>
-        <ns0:t xml:space="preserve"> </ns0:t>
-      </ns0:r>
-      <ns0:r>
-        <ns0:t xml:space="preserve">لا أملك لها اسمًا في لغتنا. وهذا يكفي الآن. أما المستقبل… فسنواجهه</ns0:t>
-      </ns0:r>
-      <ns0:r>
-        <ns0:t xml:space="preserve"> </ns0:t>
-      </ns0:r>
-      <ns0:r>
-        <ns0:t xml:space="preserve">معًا حين يحين أوانه، سنواجهه يدًا بيد، حتى لو كان ذلك المستقبل في زمنٍ</ns0:t>
-      </ns0:r>
-      <ns0:r>
-        <ns0:t xml:space="preserve"> </ns0:t>
-      </ns0:r>
-      <ns0:r>
-        <ns0:t xml:space="preserve">لم يُولد بعد.»</ns0:t>
+        <ns0:t xml:space="preserve">«أعرف ذلك منذ زمن.» ارتسمت على شفتيها ابتسامةٌ واثقة هادئة، ابتسامةُ من يملك سرًا جميلًا. «وأنا أحبك. لا أحتاج اسمًا جديدًا لهذه الصلاة. يكفي أن تُقال. أمّا المستقبل… فحين يأتي، سنقف له كما يقف الكاهن أمام الفجر: بلا ضمان، وبقلبٍ حاضر.»</ns0:t>
+      </ns0:r>
+      <ns0:r>
+        <ns0:t xml:space="preserve"/>
+      </ns0:r>
+      <ns0:r>
+        <ns0:t xml:space="preserve"/>
+      </ns0:r>
+      <ns0:r>
+        <ns0:t xml:space="preserve"/>
+      </ns0:r>
+      <ns0:r>
+        <ns0:t xml:space="preserve"/>
+      </ns0:r>
+      <ns0:r>
+        <ns0:t xml:space="preserve"/>
+      </ns0:r>
+      <ns0:r>
+        <ns0:t xml:space="preserve"/>
+      </ns0:r>
+      <ns0:r>
+        <ns0:t xml:space="preserve"/>
+      </ns0:r>
+      <ns0:r>
+        <ns0:t xml:space="preserve"/>
       </ns0:r>
     </ns0:p>
     <ns0:p>
@@ -43894,19 +43780,19 @@
         <ns0:pStyle ns0:val="BodyText"/>
       </ns0:pPr>
       <ns0:r>
-        <ns0:t xml:space="preserve">«أريد أن أبقى في طيبة، يا جلالة الملك. أن أمارس الطب، وأساعد الناس.</ns0:t>
-      </ns0:r>
-      <ns0:r>
-        <ns0:t xml:space="preserve"> </ns0:t>
-      </ns0:r>
-      <ns0:r>
-        <ns0:t xml:space="preserve">هذا كل ما أعرفه. هذا ما أجيده. لا أريد سلطة ولا ثروة ولا مناصب. أريد فقط</ns0:t>
-      </ns0:r>
-      <ns0:r>
-        <ns0:t xml:space="preserve"> </ns0:t>
-      </ns0:r>
-      <ns0:r>
-        <ns0:t xml:space="preserve">أن أفعل ما أستطيع فعله.»</ns0:t>
+        <ns0:t xml:space="preserve">«أريد أن أبقى في طيبة، يا جلالة الملك. أن أداوي من أستطيع. لا أطلب منصبًا ولا ثروة. أطلب مكانًا أعمل فيه ولا يُطاردني ظلّ كلما فتحت جرحًا.»</ns0:t>
+      </ns0:r>
+      <ns0:r>
+        <ns0:t xml:space="preserve"/>
+      </ns0:r>
+      <ns0:r>
+        <ns0:t xml:space="preserve"/>
+      </ns0:r>
+      <ns0:r>
+        <ns0:t xml:space="preserve"/>
+      </ns0:r>
+      <ns0:r>
+        <ns0:t xml:space="preserve"/>
       </ns0:r>
     </ns0:p>
     <ns0:p>
@@ -43964,25 +43850,25 @@
         <ns0:pStyle ns0:val="BodyText"/>
       </ns0:pPr>
       <ns0:r>
-        <ns0:t xml:space="preserve">«بنتاور… أنا لا أطلب انتقامًا، يا جلالة الملك. ليس الانتقام ما</ns0:t>
-      </ns0:r>
-      <ns0:r>
-        <ns0:t xml:space="preserve"> </ns0:t>
-      </ns0:r>
-      <ns0:r>
-        <ns0:t xml:space="preserve">يحركني. لكني أريد ضمانًا. ضمانًا بألا يتمكن من إيذائي مرة أخرى، أو إيذاء</ns0:t>
-      </ns0:r>
-      <ns0:r>
-        <ns0:t xml:space="preserve"> </ns0:t>
-      </ns0:r>
-      <ns0:r>
-        <ns0:t xml:space="preserve">من أحب. أريد أن أعيش دون أن أنظر خلفي في كل لحظة، خائفًا من خنجر في</ns0:t>
-      </ns0:r>
-      <ns0:r>
-        <ns0:t xml:space="preserve"> </ns0:t>
-      </ns0:r>
-      <ns0:r>
-        <ns0:t xml:space="preserve">الظلام.»</ns0:t>
+        <ns0:t xml:space="preserve">«لا أطلب رأسه، يا جلالة الملك. أطلب أن تكفّ يده. أن أخرج إلى مريضٍ دون أن أعدّ خطواتي إلى الباب. أن تنام من أحبّهم بلا خوفٍ من رسولٍ في الليل.»</ns0:t>
+      </ns0:r>
+      <ns0:r>
+        <ns0:t xml:space="preserve"/>
+      </ns0:r>
+      <ns0:r>
+        <ns0:t xml:space="preserve"/>
+      </ns0:r>
+      <ns0:r>
+        <ns0:t xml:space="preserve"/>
+      </ns0:r>
+      <ns0:r>
+        <ns0:t xml:space="preserve"/>
+      </ns0:r>
+      <ns0:r>
+        <ns0:t xml:space="preserve"/>
+      </ns0:r>
+      <ns0:r>
+        <ns0:t xml:space="preserve"/>
       </ns0:r>
     </ns0:p>
     <ns0:p>
@@ -43998,31 +43884,31 @@
         <ns0:pStyle ns0:val="BodyText"/>
       </ns0:pPr>
       <ns0:r>
-        <ns0:t xml:space="preserve">«مصر بحاجةٍ إلى النظام والعدل.» قال أخيرًا بصوت حازم. «ليست بحاجة</ns0:t>
-      </ns0:r>
-      <ns0:r>
-        <ns0:t xml:space="preserve"> </ns0:t>
-      </ns0:r>
-      <ns0:r>
-        <ns0:t xml:space="preserve">إلى كهنة يستخدمون سلطتهم الدينية لتصفية حسابات شخصية. بنتاور تجاوز</ns0:t>
-      </ns0:r>
-      <ns0:r>
-        <ns0:t xml:space="preserve"> </ns0:t>
-      </ns0:r>
-      <ns0:r>
-        <ns0:t xml:space="preserve">حدوده. حاول محاكمة رجلٍ لم يرتكب جُرمًا، واستخدم اسم آمون لتبرير</ns0:t>
-      </ns0:r>
-      <ns0:r>
-        <ns0:t xml:space="preserve"> </ns0:t>
-      </ns0:r>
-      <ns0:r>
-        <ns0:t xml:space="preserve">باطله.» ضرب بصولجانه الأرض ضربة واحدة، رنَّت في أرجاء القاعة. «هذا</ns0:t>
-      </ns0:r>
-      <ns0:r>
-        <ns0:t xml:space="preserve"> </ns0:t>
-      </ns0:r>
-      <ns0:r>
-        <ns0:t xml:space="preserve">أمري: سأتولى أمره بنفسي. لن يفلت من العقاب.»</ns0:t>
+        <ns0:t xml:space="preserve">«مصر لا تقوم بلا معابد.» قال أخيرًا بصوت حازم. «لكن المعبد الذي يمدّ يده إلى رقبة البريء يحتاج من يذكّره بحدوده. بنتاور نسي الحدّ بين آمون ونفسه.» ضرب بصولجانه الأرض ضربةً واحدة، رنَّت في أرجاء القاعة. «سأتولى أمره.»</ns0:t>
+      </ns0:r>
+      <ns0:r>
+        <ns0:t xml:space="preserve"/>
+      </ns0:r>
+      <ns0:r>
+        <ns0:t xml:space="preserve"/>
+      </ns0:r>
+      <ns0:r>
+        <ns0:t xml:space="preserve"/>
+      </ns0:r>
+      <ns0:r>
+        <ns0:t xml:space="preserve"/>
+      </ns0:r>
+      <ns0:r>
+        <ns0:t xml:space="preserve"/>
+      </ns0:r>
+      <ns0:r>
+        <ns0:t xml:space="preserve"/>
+      </ns0:r>
+      <ns0:r>
+        <ns0:t xml:space="preserve"/>
+      </ns0:r>
+      <ns0:r>
+        <ns0:t xml:space="preserve"/>
       </ns0:r>
     </ns0:p>
     <ns0:p>
@@ -44054,25 +43940,25 @@
         <ns0:pStyle ns0:val="BodyText"/>
       </ns0:pPr>
       <ns0:r>
-        <ns0:t xml:space="preserve">«ابقَ قريبًا. لست أطلب منك أن تترك طيبة، ولا أن تصبح طبيب البلاط.</ns0:t>
-      </ns0:r>
-      <ns0:r>
-        <ns0:t xml:space="preserve"> </ns0:t>
-      </ns0:r>
-      <ns0:r>
-        <ns0:t xml:space="preserve">لكن… ابقَ قريبًا. سيكون سن-نفر هو الوسيط بيننا. إذا احتجتُ إليك،</ns0:t>
-      </ns0:r>
-      <ns0:r>
-        <ns0:t xml:space="preserve"> </ns0:t>
-      </ns0:r>
-      <ns0:r>
-        <ns0:t xml:space="preserve">سأرسل في طلبك. وإذا احتجتَ أنت إلى شيء…» نظر إليه بعينين جادتين.</ns0:t>
-      </ns0:r>
-      <ns0:r>
-        <ns0:t xml:space="preserve"> </ns0:t>
-      </ns0:r>
-      <ns0:r>
-        <ns0:t xml:space="preserve">«أي شيء. فلا تتردد.»</ns0:t>
+        <ns0:t xml:space="preserve">«ابقَ قريبًا. لا أطلب منك قيد البلاط. فقط لا تبتعد حتى لا يبلغني خبرك متأخرًا. سن-نفر سيكون بيننا. إن احتجتُ إليك أرسلت، وإن احتجتَ أنت… فقل.»</ns0:t>
+      </ns0:r>
+      <ns0:r>
+        <ns0:t xml:space="preserve"/>
+      </ns0:r>
+      <ns0:r>
+        <ns0:t xml:space="preserve"/>
+      </ns0:r>
+      <ns0:r>
+        <ns0:t xml:space="preserve"/>
+      </ns0:r>
+      <ns0:r>
+        <ns0:t xml:space="preserve"/>
+      </ns0:r>
+      <ns0:r>
+        <ns0:t xml:space="preserve"/>
+      </ns0:r>
+      <ns0:r>
+        <ns0:t xml:space="preserve"/>
       </ns0:r>
     </ns0:p>
     <ns0:p>
@@ -44171,13 +44057,13 @@
         <ns0:pStyle ns0:val="BodyText"/>
       </ns0:pPr>
       <ns0:r>
-        <ns0:t xml:space="preserve">«هذا ليس أمرًا.» قال الفرعون، وفي صوته شيء يشبه التعب. «هذا طلب. من</ns0:t>
-      </ns0:r>
-      <ns0:r>
-        <ns0:t xml:space="preserve"> </ns0:t>
-      </ns0:r>
-      <ns0:r>
-        <ns0:t xml:space="preserve">رجل عجوز إلى رجل يبدو أنه يفهم أشياء لا يفهمها الآخرون.»</ns0:t>
+        <ns0:t xml:space="preserve">«ليس أمرًا.» قال الفرعون، وفي صوته شيء يشبه التعب. «طلبٌ من رجلٍ عجوز إلى رجلٍ يعرف ثمن ما لا يعرفه الآخرون.»</ns0:t>
+      </ns0:r>
+      <ns0:r>
+        <ns0:t xml:space="preserve"/>
+      </ns0:r>
+      <ns0:r>
+        <ns0:t xml:space="preserve"/>
       </ns0:r>
     </ns0:p>
     <ns0:p>
@@ -44391,15 +44277,7 @@
         <ns0:pStyle ns0:val="BodyText"/>
       </ns0:pPr>
       <ns0:r>
-        <ns0:t xml:space="preserve">صمت أحمد طويلًا. طويلً</ns0:t>
-      </ns0:r>
-    </ns0:p>
-    <ns0:p>
-      <ns0:pPr>
-        <ns0:pStyle ns0:val="BodyText"/>
-      </ns0:pPr>
-      <ns0:r>
-        <ns0:t xml:space="preserve">«أعلم».</ns0:t>
+        <ns0:t xml:space="preserve">صمت أحمد طويلًا. لم يمنح الفرعون الحقيقة كاملة، ولم يكذب. قال ما يكفي ليحفظ روحه من الانكشاف، وما يكفي ليجعل رعمسيس يفهم أن أمامه رجلًا لا تفسّره خرائط مصر. وعند الفجر، حين عاد إلى طيبة وأخبر نفرتاري بما دار في القصر، سألته وهي تقرأ وجهه قبل كلماته: «تخشى ما سيصنعه الفرعون ببنتاور؟»</ns0:t>
       </ns0:r>
     </ns0:p>
     <ns0:p>
@@ -44806,7 +44684,7 @@
         <ns0:pStyle ns0:val="BodyText"/>
       </ns0:pPr>
       <ns0:r>
-        <ns0:t xml:space="preserve">«بماذا تطالب أن يُفعل بالمتهم؟».</ns0:t>
+        <ns0:t xml:space="preserve">«ما الذي تطلبه للمتهم؟».</ns0:t>
       </ns0:r>
     </ns0:p>
     <ns0:p>
@@ -47463,25 +47341,25 @@
         <ns0:pStyle ns0:val="BodyText"/>
       </ns0:pPr>
       <ns0:r>
-        <ns0:t xml:space="preserve">«الزمن ليس ما تتصوره يا بُني. ليس سهمًا يطير من الماضي إلى المستقبل في</ns0:t>
-      </ns0:r>
-      <ns0:r>
-        <ns0:t xml:space="preserve"> </ns0:t>
-      </ns0:r>
-      <ns0:r>
-        <ns0:t xml:space="preserve">خط مستقيم. الزمن أشبه بنهرٍ جبار، له روافد تصب فيه ومنحنيات تُبطئه</ns0:t>
-      </ns0:r>
-      <ns0:r>
-        <ns0:t xml:space="preserve"> </ns0:t>
-      </ns0:r>
-      <ns0:r>
-        <ns0:t xml:space="preserve">ودوامات تُدويه ومجارٍ خفية تصله ببحيراتٍ بعيدة. والقلة من البشر، القلة</ns0:t>
-      </ns0:r>
-      <ns0:r>
-        <ns0:t xml:space="preserve"> </ns0:t>
-      </ns0:r>
-      <ns0:r>
-        <ns0:t xml:space="preserve">القليلة، تعرف كيف تسبح مع تياره… وكيف تسبح ضده حين يجب».</ns0:t>
+        <ns0:t xml:space="preserve">«الزمن ليس سهمًا يا بُني. هو نهر. له مجرى ظاهر، ومجارٍ تحت الرمل. أكثر الناس يشربون منه ولا يعرفون إلى أين يمضي. قلةٌ تعرف موضع الدوامة.»</ns0:t>
+      </ns0:r>
+      <ns0:r>
+        <ns0:t xml:space="preserve"/>
+      </ns0:r>
+      <ns0:r>
+        <ns0:t xml:space="preserve"/>
+      </ns0:r>
+      <ns0:r>
+        <ns0:t xml:space="preserve"/>
+      </ns0:r>
+      <ns0:r>
+        <ns0:t xml:space="preserve"/>
+      </ns0:r>
+      <ns0:r>
+        <ns0:t xml:space="preserve"/>
+      </ns0:r>
+      <ns0:r>
+        <ns0:t xml:space="preserve"/>
       </ns0:r>
     </ns0:p>
     <ns0:p>
@@ -47596,25 +47474,25 @@
         <ns0:pStyle ns0:val="BodyText"/>
       </ns0:pPr>
       <ns0:r>
-        <ns0:t xml:space="preserve">«الكون مبنيٌّ على قوانين صارمة يا أحمد. قوانين الفيزياء، قوانين الزمان</ns0:t>
-      </ns0:r>
-      <ns0:r>
-        <ns0:t xml:space="preserve"> </ns0:t>
-      </ns0:r>
-      <ns0:r>
-        <ns0:t xml:space="preserve">والمكان، قوانين السببية. لكن هذه القوانين… لها ثغراتٌ في نسيجها،</ns0:t>
-      </ns0:r>
-      <ns0:r>
-        <ns0:t xml:space="preserve"> </ns0:t>
-      </ns0:r>
-      <ns0:r>
-        <ns0:t xml:space="preserve">ونقاط ضعف في بنيانها. ومن يملك المفتاح، يستطيع أن يطوي الزمن كما تطوي</ns0:t>
-      </ns0:r>
-      <ns0:r>
-        <ns0:t xml:space="preserve"> </ns0:t>
-      </ns0:r>
-      <ns0:r>
-        <ns0:t xml:space="preserve">ورقة البردي».</ns0:t>
+        <ns0:t xml:space="preserve">«للكون قوانين صارمة يا أحمد. لكنها ليست جدرانًا صمّاء. فيها مفاصل. ومن يعرف موضع المفصل يطوي الزمن كما تُطوى ورقة بردي.»</ns0:t>
+      </ns0:r>
+      <ns0:r>
+        <ns0:t xml:space="preserve"/>
+      </ns0:r>
+      <ns0:r>
+        <ns0:t xml:space="preserve"/>
+      </ns0:r>
+      <ns0:r>
+        <ns0:t xml:space="preserve"/>
+      </ns0:r>
+      <ns0:r>
+        <ns0:t xml:space="preserve"/>
+      </ns0:r>
+      <ns0:r>
+        <ns0:t xml:space="preserve"/>
+      </ns0:r>
+      <ns0:r>
+        <ns0:t xml:space="preserve"/>
       </ns0:r>
     </ns0:p>
     <ns0:p>
@@ -47636,25 +47514,25 @@
         <ns0:pStyle ns0:val="BodyText"/>
       </ns0:pPr>
       <ns0:r>
-        <ns0:t xml:space="preserve">«الجُعران يرصد حركة الأفلاك. الاصطفافات النجمية النادرة. هناك سبعة</ns0:t>
-      </ns0:r>
-      <ns0:r>
-        <ns0:t xml:space="preserve"> </ns0:t>
-      </ns0:r>
-      <ns0:r>
-        <ns0:t xml:space="preserve">مفاتيح للزمن، سبع لحظاتٍ في كل دورةٍ كبرى يصطف فيها الكون بطريقةٍ فريدة.</ns0:t>
-      </ns0:r>
-      <ns0:r>
-        <ns0:t xml:space="preserve"> </ns0:t>
-      </ns0:r>
-      <ns0:r>
-        <ns0:t xml:space="preserve">في تلك اللحظات فقط، ولثوانٍ معدودة، يستطيع الجُعران أن يشقّ حجاب</ns0:t>
-      </ns0:r>
-      <ns0:r>
-        <ns0:t xml:space="preserve"> </ns0:t>
-      </ns0:r>
-      <ns0:r>
-        <ns0:t xml:space="preserve">الزمن».</ns0:t>
+        <ns0:t xml:space="preserve">«الجُعران يرقب السماء. سبعة مواضع، سبع لحظاتٍ في الدورة الكبرى. إذا اصطفت كما ينبغي، رقّ الحجاب. ثوانٍ قليلة تكفي لمن يحمل المفتاح.»</ns0:t>
+      </ns0:r>
+      <ns0:r>
+        <ns0:t xml:space="preserve"/>
+      </ns0:r>
+      <ns0:r>
+        <ns0:t xml:space="preserve"/>
+      </ns0:r>
+      <ns0:r>
+        <ns0:t xml:space="preserve"/>
+      </ns0:r>
+      <ns0:r>
+        <ns0:t xml:space="preserve"/>
+      </ns0:r>
+      <ns0:r>
+        <ns0:t xml:space="preserve"/>
+      </ns0:r>
+      <ns0:r>
+        <ns0:t xml:space="preserve"/>
       </ns0:r>
     </ns0:p>
     <ns0:p>
@@ -47779,7 +47657,7 @@
         <ns0:pStyle ns0:val="BodyText"/>
       </ns0:pPr>
       <ns0:r>
-        <ns0:t xml:space="preserve">ابتسم الشيخ ابتسةً حزينة.</ns0:t>
+        <ns0:t xml:space="preserve">ابتسم الشيخ ابتسامةً حزينة.</ns0:t>
       </ns0:r>
     </ns0:p>
     <ns0:p>

--- a/غريب_في_طيبة.docx
+++ b/غريب_في_طيبة.docx
@@ -46074,6 +46074,30 @@
         <ns0:pStyle ns0:val="BodyText"/>
       </ns0:pPr>
       <ns0:r>
+        <ns0:t xml:space="preserve">نهض إلى الصندوق الخشبي الصغير الذي يحتفظ فيه بالأشياء التي لا يعرف كيف يتخلّى عنها: قطعة قماش من القاهرة، وشفرة مشرط صدئة، وشقفة برديٍّ قديمة كتب في هامشها، في أسابيعه الأولى، رقم ليلى.</ns0:t>
+      </ns0:r>
+    </ns0:p>
+    <ns0:p>
+      <ns0:pPr>
+        <ns0:pStyle ns0:val="BodyText"/>
+      </ns0:pPr>
+      <ns0:r>
+        <ns0:t xml:space="preserve">قرأ الأرقام بصوتٍ خافت. عرف أنها تخصّها. عرف ذلك كما يعرف المرء اسم نجمٍ بعيد لا يراه. لكن الرقم لم يفتح في داخله وجهًا ولا صوتًا. لم يسمع رنين الهاتف، ولم يرَ الشاشة المضيئة، ولم يشعر بتلك القبضة القديمة في صدره حين كان اسمها يظهر فجأة.</ns0:t>
+      </ns0:r>
+    </ns0:p>
+    <ns0:p>
+      <ns0:pPr>
+        <ns0:pStyle ns0:val="BodyText"/>
+      </ns0:pPr>
+      <ns0:r>
+        <ns0:t xml:space="preserve">كانت الأرقام أمامه صحيحة. وهو الذي صار غريبًا عنها.</ns0:t>
+      </ns0:r>
+    </ns0:p>
+    <ns0:p>
+      <ns0:pPr>
+        <ns0:pStyle ns0:val="BodyText"/>
+      </ns0:pPr>
+      <ns0:r>
         <ns0:t xml:space="preserve">لكن في الأيام التالية، بدأت شقوقٌ جديدة تظهر في سقف ذاكرته، وتتّسع،</ns0:t>
       </ns0:r>
       <ns0:r>
@@ -46343,41 +46367,97 @@
         <ns0:pStyle ns0:val="FirstParagraph"/>
       </ns0:pPr>
       <ns0:r>
-        <ns0:t xml:space="preserve">في صباح اليوم التالي، رصدت نفرتاري بعينها الثاقبة أن شيئًا ما قد تبدّل</ns0:t>
-      </ns0:r>
-      <ns0:r>
-        <ns0:t xml:space="preserve"> </ns0:t>
-      </ns0:r>
-      <ns0:r>
-        <ns0:t xml:space="preserve">فيه.</ns0:t>
-      </ns0:r>
-    </ns0:p>
-    <ns0:p>
-      <ns0:pPr>
-        <ns0:pStyle ns0:val="BodyText"/>
-      </ns0:pPr>
-      <ns0:r>
-        <ns0:t xml:space="preserve">كانت تراقبه من بعيد وهو يعمل في «بيت الحياة». حركاته صارت آلية، بلا</ns0:t>
-      </ns0:r>
-      <ns0:r>
-        <ns0:t xml:space="preserve"> </ns0:t>
-      </ns0:r>
-      <ns0:r>
-        <ns0:t xml:space="preserve">روح. وعيناه شاردتان، تحدّقان في فراغٍ لا تراه سواها.</ns0:t>
-      </ns0:r>
-    </ns0:p>
-    <ns0:p>
-      <ns0:pPr>
-        <ns0:pStyle ns0:val="BodyText"/>
-      </ns0:pPr>
-      <ns0:r>
-        <ns0:t xml:space="preserve">سألته بحنانٍ حين أسدل الليل ستاره على العالم: «ما الذي يثقل</ns0:t>
-      </ns0:r>
-      <ns0:r>
-        <ns0:t xml:space="preserve"> </ns0:t>
-      </ns0:r>
-      <ns0:r>
-        <ns0:t xml:space="preserve">كاهلك؟».</ns0:t>
+        <ns0:t xml:space="preserve">في صباح اليوم التالي، لم تحتج نفرتاري إلى اعترافٍ منه.</ns0:t>
+      </ns0:r>
+      <ns0:r>
+        <ns0:t xml:space="preserve"/>
+      </ns0:r>
+      <ns0:r>
+        <ns0:t xml:space="preserve"/>
+      </ns0:r>
+    </ns0:p>
+    <ns0:p>
+      <ns0:pPr>
+        <ns0:pStyle ns0:val="FirstParagraph"/>
+      </ns0:pPr>
+      <ns0:r>
+        <ns0:t xml:space="preserve">وضعت أمامه خبزًا وتينًا وكأس ماء، وجلست تقطع الرغيف بسكينٍ صغيرة. قالت بهدوء: «ناولني الملح».</ns0:t>
+      </ns0:r>
+      <ns0:r>
+        <ns0:t xml:space="preserve"/>
+      </ns0:r>
+      <ns0:r>
+        <ns0:t xml:space="preserve"/>
+      </ns0:r>
+    </ns0:p>
+    <ns0:p>
+      <ns0:pPr>
+        <ns0:pStyle ns0:val="FirstParagraph"/>
+      </ns0:pPr>
+      <ns0:r>
+        <ns0:t xml:space="preserve">مدّ يده إلى جرّة المرّ.</ns0:t>
+      </ns0:r>
+      <ns0:r>
+        <ns0:t xml:space="preserve"/>
+      </ns0:r>
+      <ns0:r>
+        <ns0:t xml:space="preserve"/>
+      </ns0:r>
+    </ns0:p>
+    <ns0:p>
+      <ns0:pPr>
+        <ns0:pStyle ns0:val="FirstParagraph"/>
+      </ns0:pPr>
+      <ns0:r>
+        <ns0:t xml:space="preserve">توقفت أصابعه في الهواء قبل أن تلمسها. نظر إلى الجرّة، ثم إلى وعاء الملح القريب من كوعه، وابتسم ابتسامةً قصيرة لم تبلغ عينيه.</ns0:t>
+      </ns0:r>
+      <ns0:r>
+        <ns0:t xml:space="preserve"/>
+      </ns0:r>
+      <ns0:r>
+        <ns0:t xml:space="preserve"/>
+      </ns0:r>
+    </ns0:p>
+    <ns0:p>
+      <ns0:pPr>
+        <ns0:pStyle ns0:val="FirstParagraph"/>
+      </ns0:pPr>
+      <ns0:r>
+        <ns0:t xml:space="preserve">«سهوت».</ns0:t>
+      </ns0:r>
+      <ns0:r>
+        <ns0:t xml:space="preserve"/>
+      </ns0:r>
+      <ns0:r>
+        <ns0:t xml:space="preserve"/>
+      </ns0:r>
+    </ns0:p>
+    <ns0:p>
+      <ns0:pPr>
+        <ns0:pStyle ns0:val="FirstParagraph"/>
+      </ns0:pPr>
+      <ns0:r>
+        <ns0:t xml:space="preserve">لم تقل له: رأيت. لم تقل: منذ أيامٍ وأنت تفتح الأبواب الخاطئة وتنسى أسماء الأدوات التي علّمتها للآخرين. اكتفت بأن دفعت وعاء الملح نحوه.</ns0:t>
+      </ns0:r>
+      <ns0:r>
+        <ns0:t xml:space="preserve"/>
+      </ns0:r>
+      <ns0:r>
+        <ns0:t xml:space="preserve"/>
+      </ns0:r>
+    </ns0:p>
+    <ns0:p>
+      <ns0:pPr>
+        <ns0:pStyle ns0:val="FirstParagraph"/>
+      </ns0:pPr>
+      <ns0:r>
+        <ns0:t xml:space="preserve">وحين أسدل الليل ستاره على العالم، سألته بحنان: «ما الذي يثقل كاهلك؟».</ns0:t>
+      </ns0:r>
+      <ns0:r>
+        <ns0:t xml:space="preserve"/>
+      </ns0:r>
+      <ns0:r>
+        <ns0:t xml:space="preserve"/>
       </ns0:r>
     </ns0:p>
     <ns0:p>
@@ -48964,19 +49044,179 @@
         <ns0:pStyle ns0:val="BodyText"/>
       </ns0:pPr>
       <ns0:r>
-        <ns0:t xml:space="preserve">كانت أسئلتها تُجبره على تبسيط شروحاته وجعلها أكثر وضوحًا. كانت تُعيده</ns0:t>
-      </ns0:r>
-      <ns0:r>
-        <ns0:t xml:space="preserve"> </ns0:t>
-      </ns0:r>
-      <ns0:r>
-        <ns0:t xml:space="preserve">إلى جوهر الفكرة حين يتوه في التفاصيل، وتُذكّره بأنه يكتب لأطباء هذا</ns0:t>
-      </ns0:r>
-      <ns0:r>
-        <ns0:t xml:space="preserve"> </ns0:t>
-      </ns0:r>
-      <ns0:r>
-        <ns0:t xml:space="preserve">الزمان لا لأطباء زمانه.</ns0:t>
+        <ns0:t xml:space="preserve">كانت أسئلتها تُجبره على تبسيط شروحاته وجعلها أكثر وضوحًا. كانت تُعيده إلى جوهر الفكرة حين يتوه في التفاصيل، وتُذكّره بأنه يكتب لأطباء هذا الزمان لا لأطباء زمانه.</ns0:t>
+      </ns0:r>
+      <ns0:r>
+        <ns0:t xml:space="preserve"/>
+      </ns0:r>
+      <ns0:r>
+        <ns0:t xml:space="preserve"/>
+      </ns0:r>
+      <ns0:r>
+        <ns0:t xml:space="preserve"/>
+      </ns0:r>
+      <ns0:r>
+        <ns0:t xml:space="preserve"/>
+      </ns0:r>
+    </ns0:p>
+    <ns0:p>
+      <ns0:pPr>
+        <ns0:pStyle ns0:val="BodyText"/>
+      </ns0:pPr>
+      <ns0:r>
+        <ns0:t xml:space="preserve">وجاءت مري-إيت في بعض الليالي، لا لتسأل، بل لتقرأ ما لا تقوله الشفاه. كانت تقف عند الباب حتى يراها، ثم ترفع العلامة القديمة: إصبعان على القلب وراحةٌ مفتوحة. «أنا أراك».</ns0:t>
+      </ns0:r>
+      <ns0:r>
+        <ns0:t xml:space="preserve"/>
+      </ns0:r>
+      <ns0:r>
+        <ns0:t xml:space="preserve"/>
+      </ns0:r>
+      <ns0:r>
+        <ns0:t xml:space="preserve"/>
+      </ns0:r>
+      <ns0:r>
+        <ns0:t xml:space="preserve"/>
+      </ns0:r>
+    </ns0:p>
+    <ns0:p>
+      <ns0:pPr>
+        <ns0:pStyle ns0:val="BodyText"/>
+      </ns0:pPr>
+      <ns0:r>
+        <ns0:t xml:space="preserve">في ليلةٍ كان التعب قد جعل الحروف تتداخل أمام عينيه، جلست قبالته وطلبت بيديها درسًا أخيرًا.</ns0:t>
+      </ns0:r>
+      <ns0:r>
+        <ns0:t xml:space="preserve"/>
+      </ns0:r>
+      <ns0:r>
+        <ns0:t xml:space="preserve"/>
+      </ns0:r>
+      <ns0:r>
+        <ns0:t xml:space="preserve"/>
+      </ns0:r>
+      <ns0:r>
+        <ns0:t xml:space="preserve"/>
+      </ns0:r>
+    </ns0:p>
+    <ns0:p>
+      <ns0:pPr>
+        <ns0:pStyle ns0:val="BodyText"/>
+      </ns0:pPr>
+      <ns0:r>
+        <ns0:t xml:space="preserve">ابتسم رغم وجعه. «آخر درس؟»</ns0:t>
+      </ns0:r>
+      <ns0:r>
+        <ns0:t xml:space="preserve"/>
+      </ns0:r>
+      <ns0:r>
+        <ns0:t xml:space="preserve"/>
+      </ns0:r>
+      <ns0:r>
+        <ns0:t xml:space="preserve"/>
+      </ns0:r>
+      <ns0:r>
+        <ns0:t xml:space="preserve"/>
+      </ns0:r>
+    </ns0:p>
+    <ns0:p>
+      <ns0:pPr>
+        <ns0:pStyle ns0:val="BodyText"/>
+      </ns0:pPr>
+      <ns0:r>
+        <ns0:t xml:space="preserve">أومأت.</ns0:t>
+      </ns0:r>
+      <ns0:r>
+        <ns0:t xml:space="preserve"/>
+      </ns0:r>
+      <ns0:r>
+        <ns0:t xml:space="preserve"/>
+      </ns0:r>
+      <ns0:r>
+        <ns0:t xml:space="preserve"/>
+      </ns0:r>
+      <ns0:r>
+        <ns0:t xml:space="preserve"/>
+      </ns0:r>
+    </ns0:p>
+    <ns0:p>
+      <ns0:pPr>
+        <ns0:pStyle ns0:val="BodyText"/>
+      </ns0:pPr>
+      <ns0:r>
+        <ns0:t xml:space="preserve">فأخذ شقفة فخار، ورسم عليها يدًا تمسك معصمًا، ثم عينًا تراقب وجه مريض. قال وهو يبطئ حركة شفتيه لتقرأها: «إذا ضاعت الأسماء، لا يضيع الألم. انظري إلى النفس، إلى العرق، إلى لون الشفتين، إلى اليد حين ترتجف. الجسد يتكلم حتى حين يعجز اللسان».</ns0:t>
+      </ns0:r>
+      <ns0:r>
+        <ns0:t xml:space="preserve"/>
+      </ns0:r>
+      <ns0:r>
+        <ns0:t xml:space="preserve"/>
+      </ns0:r>
+      <ns0:r>
+        <ns0:t xml:space="preserve"/>
+      </ns0:r>
+      <ns0:r>
+        <ns0:t xml:space="preserve"/>
+      </ns0:r>
+    </ns0:p>
+    <ns0:p>
+      <ns0:pPr>
+        <ns0:pStyle ns0:val="BodyText"/>
+      </ns0:pPr>
+      <ns0:r>
+        <ns0:t xml:space="preserve">كتبت تحت الرسم بخطها المتردد: «الجسد لا يكذب».</ns0:t>
+      </ns0:r>
+      <ns0:r>
+        <ns0:t xml:space="preserve"/>
+      </ns0:r>
+      <ns0:r>
+        <ns0:t xml:space="preserve"/>
+      </ns0:r>
+      <ns0:r>
+        <ns0:t xml:space="preserve"/>
+      </ns0:r>
+      <ns0:r>
+        <ns0:t xml:space="preserve"/>
+      </ns0:r>
+    </ns0:p>
+    <ns0:p>
+      <ns0:pPr>
+        <ns0:pStyle ns0:val="BodyText"/>
+      </ns0:pPr>
+      <ns0:r>
+        <ns0:t xml:space="preserve">قرأ العبارة، ثم دفع الشقفة إليها. «احتفظي بها. لعلّك تذكّرينني بها إذا نسيتُها».</ns0:t>
+      </ns0:r>
+      <ns0:r>
+        <ns0:t xml:space="preserve"/>
+      </ns0:r>
+      <ns0:r>
+        <ns0:t xml:space="preserve"/>
+      </ns0:r>
+      <ns0:r>
+        <ns0:t xml:space="preserve"/>
+      </ns0:r>
+      <ns0:r>
+        <ns0:t xml:space="preserve"/>
+      </ns0:r>
+    </ns0:p>
+    <ns0:p>
+      <ns0:pPr>
+        <ns0:pStyle ns0:val="BodyText"/>
+      </ns0:pPr>
+      <ns0:r>
+        <ns0:t xml:space="preserve">لم تبتسم هذه المرة. وضعت الشقفة إلى صدرها، ثم رفعت العلامة نفسها: «أنا أراك».</ns0:t>
+      </ns0:r>
+      <ns0:r>
+        <ns0:t xml:space="preserve"/>
+      </ns0:r>
+      <ns0:r>
+        <ns0:t xml:space="preserve"/>
+      </ns0:r>
+      <ns0:r>
+        <ns0:t xml:space="preserve"/>
+      </ns0:r>
+      <ns0:r>
+        <ns0:t xml:space="preserve"/>
       </ns0:r>
     </ns0:p>
     <ns0:p>
@@ -49465,19 +49705,19 @@
         <ns0:pStyle ns0:val="BodyText"/>
       </ns0:pPr>
       <ns0:r>
-        <ns0:t xml:space="preserve">وفجأة، اجتاحته موجةٌ عنيفةٌ من الدوار، وشعورٌ غريبٌ بالمعرفة المسبقة،</ns0:t>
-      </ns0:r>
-      <ns0:r>
-        <ns0:t xml:space="preserve"> </ns0:t>
-      </ns0:r>
-      <ns0:r>
-        <ns0:t xml:space="preserve">«ديجا-فو» أقوى من أيِّ شيءٍ عرفَه في حياته. كان الأمر أشبه ببرق يضرب</ns0:t>
-      </ns0:r>
-      <ns0:r>
-        <ns0:t xml:space="preserve"> </ns0:t>
-      </ns0:r>
-      <ns0:r>
-        <ns0:t xml:space="preserve">دماغه، ضوءٌ ساطعٌ يكشف ما كان مخفيًا في ظلمات الذاكرة.</ns0:t>
+        <ns0:t xml:space="preserve">وفجأة، اجتاحته موجةٌ عنيفةٌ من الدوار، وشعورٌ غريبٌ بأنه عاش هذه اللحظة من قبل، لكنه هذه المرّة أقوى من أيِّ شيءٍ عرفَه في حياته. كان الأمر أشبه ببرق يضرب دماغه، ضوءٌ ساطعٌ يكشف ما كان مخفيًا في ظلمات الذاكرة.</ns0:t>
+      </ns0:r>
+      <ns0:r>
+        <ns0:t xml:space="preserve"/>
+      </ns0:r>
+      <ns0:r>
+        <ns0:t xml:space="preserve"/>
+      </ns0:r>
+      <ns0:r>
+        <ns0:t xml:space="preserve"/>
+      </ns0:r>
+      <ns0:r>
+        <ns0:t xml:space="preserve"/>
       </ns0:r>
     </ns0:p>
     <ns0:p>
@@ -49739,65 +49979,65 @@
         <ns0:pStyle ns0:val="BodyText"/>
       </ns0:pPr>
       <ns0:r>
-        <ns0:t xml:space="preserve">لقد كان كل شيءٍ مُقدَّرًا منذ البداية، مكتوبًا في لوحٍ محفوظ لا يعلمه</ns0:t>
-      </ns0:r>
-      <ns0:r>
-        <ns0:t xml:space="preserve"> </ns0:t>
-      </ns0:r>
-      <ns0:r>
-        <ns0:t xml:space="preserve">إلا الآلهة. سفره عبر الزمن. بقاؤه في طيبة. تعلمه للغة المصرية القديمة</ns0:t>
-      </ns0:r>
-      <ns0:r>
-        <ns0:t xml:space="preserve"> </ns0:t>
-      </ns0:r>
-      <ns0:r>
-        <ns0:t xml:space="preserve">كما لو كانت تنتظره في أعماق وعيه. كتابته للبردية. إخفاؤها في هذا المكان</ns0:t>
-      </ns0:r>
-      <ns0:r>
-        <ns0:t xml:space="preserve"> </ns0:t>
-      </ns0:r>
-      <ns0:r>
-        <ns0:t xml:space="preserve">بالذات. حتى بحثه عنها في المستقبل، حتى شغفه بها منذ الطفولة، كان جزءًا</ns0:t>
-      </ns0:r>
-      <ns0:r>
-        <ns0:t xml:space="preserve"> </ns0:t>
-      </ns0:r>
-      <ns0:r>
-        <ns0:t xml:space="preserve">من الخطة الكونية العظمى.</ns0:t>
-      </ns0:r>
-    </ns0:p>
-    <ns0:p>
-      <ns0:pPr>
-        <ns0:pStyle ns0:val="BodyText"/>
-      </ns0:pPr>
-      <ns0:r>
-        <ns0:t xml:space="preserve">لم يأتِ إلى هنا بمحض الصدفة، بل جاء ليُتمِّم ما قُدِّرَ له أن يبتدئه.</ns0:t>
-      </ns0:r>
-      <ns0:r>
-        <ns0:t xml:space="preserve"> </ns0:t>
-      </ns0:r>
-      <ns0:r>
-        <ns0:t xml:space="preserve">جاء ليكتب الأسطورة التي ستُلهمه بعد آلاف السنين للسفر عبر الزمن</ns0:t>
-      </ns0:r>
-      <ns0:r>
-        <ns0:t xml:space="preserve"> </ns0:t>
-      </ns0:r>
-      <ns0:r>
-        <ns0:t xml:space="preserve">وكتابتها.</ns0:t>
-      </ns0:r>
-    </ns0:p>
-    <ns0:p>
-      <ns0:pPr>
-        <ns0:pStyle ns0:val="BodyText"/>
-      </ns0:pPr>
-      <ns0:r>
-        <ns0:t xml:space="preserve">كان هو نفسه البداية والنهاية، السؤال والجواب، الباحث والمبحوث</ns0:t>
-      </ns0:r>
-      <ns0:r>
-        <ns0:t xml:space="preserve"> </ns0:t>
-      </ns0:r>
-      <ns0:r>
-        <ns0:t xml:space="preserve">عنه.</ns0:t>
+        <ns0:t xml:space="preserve">تتابعت الصور بلا رحمة: طفلٌ يجلس قرب جده في مكتبةٍ يغمرها الغبار، ورجلٌ يقف في الكرنك ممسكًا بجعرانٍ بارد، وطبيبٌ غريبٌ يكتب في الليل بعينٍ نصف عمياء، ثم الصندوق نفسه ينتظر تحت الحجر.</ns0:t>
+      </ns0:r>
+      <ns0:r>
+        <ns0:t xml:space="preserve"/>
+      </ns0:r>
+      <ns0:r>
+        <ns0:t xml:space="preserve"/>
+      </ns0:r>
+      <ns0:r>
+        <ns0:t xml:space="preserve"/>
+      </ns0:r>
+      <ns0:r>
+        <ns0:t xml:space="preserve"/>
+      </ns0:r>
+      <ns0:r>
+        <ns0:t xml:space="preserve"/>
+      </ns0:r>
+      <ns0:r>
+        <ns0:t xml:space="preserve"/>
+      </ns0:r>
+      <ns0:r>
+        <ns0:t xml:space="preserve"/>
+      </ns0:r>
+      <ns0:r>
+        <ns0:t xml:space="preserve"/>
+      </ns0:r>
+    </ns0:p>
+    <ns0:p>
+      <ns0:pPr>
+        <ns0:pStyle ns0:val="BodyText"/>
+      </ns0:pPr>
+      <ns0:r>
+        <ns0:t xml:space="preserve">لم تعد الدائرة فكرةً يفهمها. صارت غرفةً يقف داخلها.</ns0:t>
+      </ns0:r>
+      <ns0:r>
+        <ns0:t xml:space="preserve"/>
+      </ns0:r>
+      <ns0:r>
+        <ns0:t xml:space="preserve"/>
+      </ns0:r>
+      <ns0:r>
+        <ns0:t xml:space="preserve"/>
+      </ns0:r>
+      <ns0:r>
+        <ns0:t xml:space="preserve"/>
+      </ns0:r>
+    </ns0:p>
+    <ns0:p>
+      <ns0:pPr>
+        <ns0:pStyle ns0:val="BodyText"/>
+      </ns0:pPr>
+      <ns0:r>
+        <ns0:t xml:space="preserve">كان هو السائل والجواب. اليد التي خبّأت، والعين التي ستبحث. البداية التي تطارد نهايتها.</ns0:t>
+      </ns0:r>
+      <ns0:r>
+        <ns0:t xml:space="preserve"/>
+      </ns0:r>
+      <ns0:r>
+        <ns0:t xml:space="preserve"/>
       </ns0:r>
     </ns0:p>
     <ns0:p>

--- a/غريب_في_طيبة.docx
+++ b/غريب_في_طيبة.docx
@@ -5175,25 +5175,25 @@
         <ns0:pStyle ns0:val="BodyText"/>
       </ns0:pPr>
       <ns0:r>
-        <ns0:t xml:space="preserve">أدخل الإحداثيات الجغرافية لمعبد الكرنك بدقة، ثم أدخل التاريخ التقريبي</ns0:t>
-      </ns0:r>
-      <ns0:r>
-        <ns0:t xml:space="preserve"> </ns0:t>
-      </ns0:r>
-      <ns0:r>
-        <ns0:t xml:space="preserve">الذي تقترحه البردية وأسلوب النقوش: عصر رمسيس الثاني، حوالي عام 1250 قبل</ns0:t>
-      </ns0:r>
-      <ns0:r>
-        <ns0:t xml:space="preserve"> </ns0:t>
-      </ns0:r>
-      <ns0:r>
-        <ns0:t xml:space="preserve">الميلاد، عصر المجد والبناء والفتوحات. ثم ضغط على زر الحساب، وحبس</ns0:t>
-      </ns0:r>
-      <ns0:r>
-        <ns0:t xml:space="preserve"> </ns0:t>
-      </ns0:r>
-      <ns0:r>
-        <ns0:t xml:space="preserve">أنفاسه.</ns0:t>
+        <ns0:t xml:space="preserve">أدخل الإحداثيات الجغرافية لمعبد الكرنك بدقة، ثم أدخل التاريخ التقريبي الذي تقترحه البردية وأسلوب النقوش: عصر رمسيس الثاني، حوالي عام ١٢٥٠ قبل الميلاد، عصر المجد والبناء والفتوحات. ثم ضغط على زر الحساب، وحبس أنفاسه.</ns0:t>
+      </ns0:r>
+      <ns0:r>
+        <ns0:t xml:space="preserve"/>
+      </ns0:r>
+      <ns0:r>
+        <ns0:t xml:space="preserve"/>
+      </ns0:r>
+      <ns0:r>
+        <ns0:t xml:space="preserve"/>
+      </ns0:r>
+      <ns0:r>
+        <ns0:t xml:space="preserve"/>
+      </ns0:r>
+      <ns0:r>
+        <ns0:t xml:space="preserve"/>
+      </ns0:r>
+      <ns0:r>
+        <ns0:t xml:space="preserve"/>
       </ns0:r>
     </ns0:p>
     <ns0:p>
@@ -14226,13 +14226,13 @@
         <ns0:pStyle ns0:val="BodyText"/>
       </ns0:pPr>
       <ns0:r>
-        <ns0:t xml:space="preserve">«…]need help… the portal… closed… can’t… go</ns0:t>
-      </ns0:r>
-      <ns0:r>
-        <ns0:t xml:space="preserve"> </ns0:t>
-      </ns0:r>
-      <ns0:r>
-        <ns0:t xml:space="preserve">back[…»</ns0:t>
+        <ns0:t xml:space="preserve">«...need help... the portal... closed... can't... go back...»</ns0:t>
+      </ns0:r>
+      <ns0:r>
+        <ns0:t xml:space="preserve"/>
+      </ns0:r>
+      <ns0:r>
+        <ns0:t xml:space="preserve"/>
       </ns0:r>
     </ns0:p>
     <ns0:p>
@@ -14248,25 +14248,25 @@
         <ns0:pStyle ns0:val="BodyText"/>
       </ns0:pPr>
       <ns0:r>
-        <ns0:t xml:space="preserve">حاول أحمد جاهدًا أن يُخفي صدمته، أن يبقي ملامحه هادئةً كسطح بحيرةٍ</ns0:t>
-      </ns0:r>
-      <ns0:r>
-        <ns0:t xml:space="preserve"> </ns0:t>
-      </ns0:r>
-      <ns0:r>
-        <ns0:t xml:space="preserve">ساكنة بينما عاصفةٌ تهب في أعماقه. انحنى فوق الرجل مقتربًا من أذنه، وهمس</ns0:t>
-      </ns0:r>
-      <ns0:r>
-        <ns0:t xml:space="preserve"> </ns0:t>
-      </ns0:r>
-      <ns0:r>
-        <ns0:t xml:space="preserve">بالإنجليزية بصوتٍ خافتٍ لا يسمعه سواهما: «]Can you hear me?</ns0:t>
-      </ns0:r>
-      <ns0:r>
-        <ns0:t xml:space="preserve"> </ns0:t>
-      </ns0:r>
-      <ns0:r>
-        <ns0:t xml:space="preserve">Who are you[?»</ns0:t>
+        <ns0:t xml:space="preserve">حاول أحمد جاهدًا أن يُخفي صدمته، أن يبقي ملامحه هادئةً كسطح بحيرةٍ ساكنة بينما عاصفةٌ تهب في أعماقه. انحنى فوق الرجل مقتربًا من أذنه، وهمس بالإنجليزية بصوتٍ خافتٍ لا يسمعه سواهما: «Can you hear me? Who are you?»</ns0:t>
+      </ns0:r>
+      <ns0:r>
+        <ns0:t xml:space="preserve"/>
+      </ns0:r>
+      <ns0:r>
+        <ns0:t xml:space="preserve"/>
+      </ns0:r>
+      <ns0:r>
+        <ns0:t xml:space="preserve"/>
+      </ns0:r>
+      <ns0:r>
+        <ns0:t xml:space="preserve"/>
+      </ns0:r>
+      <ns0:r>
+        <ns0:t xml:space="preserve"/>
+      </ns0:r>
+      <ns0:r>
+        <ns0:t xml:space="preserve"/>
       </ns0:r>
     </ns0:p>
     <ns0:p>
@@ -14294,13 +14294,13 @@
         <ns0:pStyle ns0:val="BodyText"/>
       </ns0:pPr>
       <ns0:r>
-        <ns0:t xml:space="preserve">همس بصوتٍ واهنٍ متكسر: «]You… you’re… like</ns0:t>
-      </ns0:r>
-      <ns0:r>
-        <ns0:t xml:space="preserve"> </ns0:t>
-      </ns0:r>
-      <ns0:r>
-        <ns0:t xml:space="preserve">me[?»</ns0:t>
+        <ns0:t xml:space="preserve">همس بصوتٍ واهنٍ متكسر: «You... you're... like me?»</ns0:t>
+      </ns0:r>
+      <ns0:r>
+        <ns0:t xml:space="preserve"/>
+      </ns0:r>
+      <ns0:r>
+        <ns0:t xml:space="preserve"/>
       </ns0:r>
     </ns0:p>
     <ns0:p>
@@ -14368,13 +14368,13 @@
         <ns0:pStyle ns0:val="BodyText"/>
       </ns0:pPr>
       <ns0:r>
-        <ns0:t xml:space="preserve">«…]the experiment… went wrong… 2087… supposed to be</ns0:t>
-      </ns0:r>
-      <ns0:r>
-        <ns0:t xml:space="preserve"> </ns0:t>
-      </ns0:r>
-      <ns0:r>
-        <ns0:t xml:space="preserve">Rome… ended up here[…»</ns0:t>
+        <ns0:t xml:space="preserve">«...the experiment... went wrong... 2087... supposed to be Rome... ended up here...»</ns0:t>
+      </ns0:r>
+      <ns0:r>
+        <ns0:t xml:space="preserve"/>
+      </ns0:r>
+      <ns0:r>
+        <ns0:t xml:space="preserve"/>
       </ns0:r>
     </ns0:p>
     <ns0:p>
@@ -14576,19 +14576,19 @@
         <ns0:pStyle ns0:val="BodyText"/>
       </ns0:pPr>
       <ns0:r>
-        <ns0:t xml:space="preserve">همس بالإنجليزية، وصوته أوضح مما كان طوال الليل: «]The</ns0:t>
-      </ns0:r>
-      <ns0:r>
-        <ns0:t xml:space="preserve"> </ns0:t>
-      </ns0:r>
-      <ns0:r>
-        <ns0:t xml:space="preserve">key… I lost it… the portal… it’s closing… for</ns0:t>
-      </ns0:r>
-      <ns0:r>
-        <ns0:t xml:space="preserve"> </ns0:t>
-      </ns0:r>
-      <ns0:r>
-        <ns0:t xml:space="preserve">everyone[…»</ns0:t>
+        <ns0:t xml:space="preserve">همس بالإنجليزية، وصوته أوضح مما كان طوال الليل: «The key... I lost it... the portal... it's closing... for everyone...»</ns0:t>
+      </ns0:r>
+      <ns0:r>
+        <ns0:t xml:space="preserve"/>
+      </ns0:r>
+      <ns0:r>
+        <ns0:t xml:space="preserve"/>
+      </ns0:r>
+      <ns0:r>
+        <ns0:t xml:space="preserve"/>
+      </ns0:r>
+      <ns0:r>
+        <ns0:t xml:space="preserve"/>
       </ns0:r>
     </ns0:p>
     <ns0:p>
@@ -18664,19 +18664,19 @@
         <ns0:pStyle ns0:val="BodyText"/>
       </ns0:pPr>
       <ns0:r>
-        <ns0:t xml:space="preserve">حذّره إمحوتب: «هذا جرحٌ لا نعرف عمقه، والإبرة التي تدخل فيه</ns0:t>
-      </ns0:r>
-      <ns0:r>
-        <ns0:t xml:space="preserve"> </ns0:t>
-      </ns0:r>
-      <ns0:r>
-        <ns0:t xml:space="preserve">قد لا تخرج بــخيط سالم. وأنت أثمن إبرةٍ في خزانتنا. فلنرسل سواك،</ns0:t>
-      </ns0:r>
-      <ns0:r>
-        <ns0:t xml:space="preserve"> </ns0:t>
-      </ns0:r>
-      <ns0:r>
-        <ns0:t xml:space="preserve">ولتبق أنت للجروح التي تأتي بعد.»</ns0:t>
+        <ns0:t xml:space="preserve">حذّره إمحوتب: «هذا جرحٌ لا نعرف عمقه، والإبرة التي تدخل فيه قد لا تخرج بخيطٍ سالم. وأنت أثمن إبرةٍ في خزانتنا. فلنرسل سواك، ولتبق أنت للجروح التي تأتي بعد.»</ns0:t>
+      </ns0:r>
+      <ns0:r>
+        <ns0:t xml:space="preserve"/>
+      </ns0:r>
+      <ns0:r>
+        <ns0:t xml:space="preserve"/>
+      </ns0:r>
+      <ns0:r>
+        <ns0:t xml:space="preserve"/>
+      </ns0:r>
+      <ns0:r>
+        <ns0:t xml:space="preserve"/>
       </ns0:r>
     </ns0:p>
     <ns0:p>
@@ -19727,43 +19727,43 @@
         <ns0:pStyle ns0:val="BodyText"/>
       </ns0:pPr>
       <ns0:r>
-        <ns0:t xml:space="preserve">«أنا كاهنة إيزيس، يا أحمد. قضيت خمس عشرة سنةً من عمري - منذ أن</ns0:t>
-      </ns0:r>
-      <ns0:r>
-        <ns0:t xml:space="preserve"> </ns0:t>
-      </ns0:r>
-      <ns0:r>
-        <ns0:t xml:space="preserve">كنت طفلةً في التاسعة - وأنا أتعلّم كيف أتخلّى عن الذات، كيف أذيب</ns0:t>
-      </ns0:r>
-      <ns0:r>
-        <ns0:t xml:space="preserve"> </ns0:t>
-      </ns0:r>
-      <ns0:r>
-        <ns0:t xml:space="preserve">»الأنا« في خدمة الإلهة، كيف أهب حياتي للمعبد والمعرفة والطقوس</ns0:t>
-      </ns0:r>
-      <ns0:r>
-        <ns0:t xml:space="preserve"> </ns0:t>
-      </ns0:r>
-      <ns0:r>
-        <ns0:t xml:space="preserve">المقدّسة، لا لقلب إنسانٍ واحدٍ مهما كان. علّموني منذ الصغر أنّ القلب</ns0:t>
-      </ns0:r>
-      <ns0:r>
-        <ns0:t xml:space="preserve"> </ns0:t>
-      </ns0:r>
-      <ns0:r>
-        <ns0:t xml:space="preserve">الذي يتعلّق بشخصٍ بعينه يصبح ضعيفاً هشّاً، يفقد صفاءه الروحيّ،</ns0:t>
-      </ns0:r>
-      <ns0:r>
-        <ns0:t xml:space="preserve"> </ns0:t>
-      </ns0:r>
-      <ns0:r>
-        <ns0:t xml:space="preserve">ويصمّ أذنيه عن سماع صوت الآلهة. قالوا لي إنّ الحبّ البشريّ حجابٌ</ns0:t>
-      </ns0:r>
-      <ns0:r>
-        <ns0:t xml:space="preserve"> </ns0:t>
-      </ns0:r>
-      <ns0:r>
-        <ns0:t xml:space="preserve">يحول بين الكاهنة وبين النور الإلهيّ الأعلى.»</ns0:t>
+        <ns0:t xml:space="preserve">«أنا كاهنة إيزيس، يا أحمد. قضيت خمس عشرة سنةً من عمري - منذ أن كنت طفلةً في التاسعة - وأنا أتعلّم كيف أتخلّى عن الذات، كيف أذيب «الأنا» في خدمة الإلهة، كيف أهب حياتي للمعبد والمعرفة والطقوس المقدّسة، لا لقلب إنسانٍ واحدٍ مهما كان. علّموني منذ الصغر أنّ القلب الذي يتعلّق بشخصٍ بعينه يصبح ضعيفاً هشّاً، يفقد صفاءه الروحيّ، ويصمّ أذنيه عن سماع صوت الآلهة. قالوا لي إنّ الحبّ البشريّ حجابٌ يحول بين الكاهنة وبين النور الإلهيّ الأعلى.»</ns0:t>
+      </ns0:r>
+      <ns0:r>
+        <ns0:t xml:space="preserve"/>
+      </ns0:r>
+      <ns0:r>
+        <ns0:t xml:space="preserve"/>
+      </ns0:r>
+      <ns0:r>
+        <ns0:t xml:space="preserve"/>
+      </ns0:r>
+      <ns0:r>
+        <ns0:t xml:space="preserve"/>
+      </ns0:r>
+      <ns0:r>
+        <ns0:t xml:space="preserve"/>
+      </ns0:r>
+      <ns0:r>
+        <ns0:t xml:space="preserve"/>
+      </ns0:r>
+      <ns0:r>
+        <ns0:t xml:space="preserve"/>
+      </ns0:r>
+      <ns0:r>
+        <ns0:t xml:space="preserve"/>
+      </ns0:r>
+      <ns0:r>
+        <ns0:t xml:space="preserve"/>
+      </ns0:r>
+      <ns0:r>
+        <ns0:t xml:space="preserve"/>
+      </ns0:r>
+      <ns0:r>
+        <ns0:t xml:space="preserve"/>
+      </ns0:r>
+      <ns0:r>
+        <ns0:t xml:space="preserve"/>
       </ns0:r>
     </ns0:p>
     <ns0:p>
@@ -22570,25 +22570,25 @@
         <ns0:pStyle ns0:val="BodyText"/>
       </ns0:pPr>
       <ns0:r>
-        <ns0:t xml:space="preserve">في فجرِ اليومِ التالي، جاءت الأمُّ تَركضُ إلى بيتِ الحياة، شعرُها</ns0:t>
-      </ns0:r>
-      <ns0:r>
-        <ns0:t xml:space="preserve"> </ns0:t>
-      </ns0:r>
-      <ns0:r>
-        <ns0:t xml:space="preserve">منفلتٌ من خِمارها، وَجهُها لا يحملُ صُراخًا بل صدمةً صلبةً كالحجر.</ns0:t>
-      </ns0:r>
-      <ns0:r>
-        <ns0:t xml:space="preserve"> </ns0:t>
-      </ns0:r>
-      <ns0:r>
-        <ns0:t xml:space="preserve">«ابني… ابني ماتَ في الليل. النَّزفُ. النَّزفُ الذي قُلتَ إنَّه لن</ns0:t>
-      </ns0:r>
-      <ns0:r>
-        <ns0:t xml:space="preserve"> </ns0:t>
-      </ns0:r>
-      <ns0:r>
-        <ns0:t xml:space="preserve">يكون.»</ns0:t>
+        <ns0:t xml:space="preserve">في فجرِ اليومِ التالي، جاءت الأمُّ تَركضُ إلى بيتِ الحياة، شعرُها منفلتٌ من خِمارها، وَجهُها لا يحملُ صُراخًا بل صدمةً صلبةً كالحجر. «ابني… ابني ماتَ في الليل. النَّزفُ. النَّزفُ الذي قُلتَ إنَّه لن يكون.»</ns0:t>
+      </ns0:r>
+      <ns0:r>
+        <ns0:t xml:space="preserve"/>
+      </ns0:r>
+      <ns0:r>
+        <ns0:t xml:space="preserve"/>
+      </ns0:r>
+      <ns0:r>
+        <ns0:t xml:space="preserve"/>
+      </ns0:r>
+      <ns0:r>
+        <ns0:t xml:space="preserve"/>
+      </ns0:r>
+      <ns0:r>
+        <ns0:t xml:space="preserve"/>
+      </ns0:r>
+      <ns0:r>
+        <ns0:t xml:space="preserve"/>
       </ns0:r>
     </ns0:p>
     <ns0:p>
@@ -28774,13 +28774,13 @@
         <ns0:pStyle ns0:val="BodyText"/>
       </ns0:pPr>
       <ns0:r>
-        <ns0:t xml:space="preserve">«قل لها… قل لها إنّي لم أولّ ظهري. لم أفعل. موتي كان في</ns0:t>
-      </ns0:r>
-      <ns0:r>
-        <ns0:t xml:space="preserve"> </ns0:t>
-      </ns0:r>
-      <ns0:r>
-        <ns0:t xml:space="preserve">وجهي، لا في ظهري.»</ns0:t>
+        <ns0:t xml:space="preserve">«قل لها… قل لها إنّي لم أولّ ظهري. لم أفعل. موتي كان في وجهي، لا في ظهري.»</ns0:t>
+      </ns0:r>
+      <ns0:r>
+        <ns0:t xml:space="preserve"/>
+      </ns0:r>
+      <ns0:r>
+        <ns0:t xml:space="preserve"/>
       </ns0:r>
     </ns0:p>
     <ns0:p>
@@ -28832,19 +28832,19 @@
         <ns0:pStyle ns0:val="BodyText"/>
       </ns0:pPr>
       <ns0:r>
-        <ns0:t xml:space="preserve">«قل لها كذلك إنّي… كنت خائفًا. خائفًا جدًّا. لا أريدها أن</ns0:t>
-      </ns0:r>
-      <ns0:r>
-        <ns0:t xml:space="preserve"> </ns0:t>
-      </ns0:r>
-      <ns0:r>
-        <ns0:t xml:space="preserve">تفتخر بشجاعتي. أريدها أن تعرف أنّي كنت خائفًا، لكنّي لم</ns0:t>
-      </ns0:r>
-      <ns0:r>
-        <ns0:t xml:space="preserve"> </ns0:t>
-      </ns0:r>
-      <ns0:r>
-        <ns0:t xml:space="preserve">أهرب.»</ns0:t>
+        <ns0:t xml:space="preserve">«قل لها كذلك إنّي… كنت خائفًا. خائفًا جدًّا. لا أريدها أن تفتخر بشجاعتي. أريدها أن تعرف أنّي كنت خائفًا، لكنّي لم أهرب.»</ns0:t>
+      </ns0:r>
+      <ns0:r>
+        <ns0:t xml:space="preserve"/>
+      </ns0:r>
+      <ns0:r>
+        <ns0:t xml:space="preserve"/>
+      </ns0:r>
+      <ns0:r>
+        <ns0:t xml:space="preserve"/>
+      </ns0:r>
+      <ns0:r>
+        <ns0:t xml:space="preserve"/>
       </ns0:r>
     </ns0:p>
     <ns0:p>
@@ -34496,7 +34496,7 @@
         <ns0:pStyle ns0:val="FirstParagraph"/>
       </ns0:pPr>
       <ns0:r>
-        <ns0:t xml:space="preserve">✦ مشهد: عيد الأوبت ✦</ns0:t>
+        <ns0:t xml:space="preserve">عيد الأوبت</ns0:t>
       </ns0:r>
     </ns0:p>
     <ns0:p>
@@ -34625,7 +34625,7 @@
         <ns0:pStyle ns0:val="FirstParagraph"/>
       </ns0:pPr>
       <ns0:r>
-        <ns0:t xml:space="preserve">✦ مشهد: لحظة شك ✦</ns0:t>
+        <ns0:t xml:space="preserve">لحظة شك</ns0:t>
       </ns0:r>
     </ns0:p>
     <ns0:p>
@@ -36199,19 +36199,19 @@
         <ns0:pStyle ns0:val="BodyText"/>
       </ns0:pPr>
       <ns0:r>
-        <ns0:t xml:space="preserve">شَمَّ أحمدُ الطاسة. كانت رائحةُ اللوزِ المرِّ خَفيفةً لكنَّها لا تُخطِئها</ns0:t>
-      </ns0:r>
-      <ns0:r>
-        <ns0:t xml:space="preserve"> </ns0:t>
-      </ns0:r>
-      <ns0:r>
-        <ns0:t xml:space="preserve">الأنفُ. سيانيد. أو ما يُشبهه في هذا العصر — بذورُ المشمشِ المرَّة</ns0:t>
-      </ns0:r>
-      <ns0:r>
-        <ns0:t xml:space="preserve"> </ns0:t>
-      </ns0:r>
-      <ns0:r>
-        <ns0:t xml:space="preserve">المسحوقة، خُلاصةُ بعضِ الجذور. سُمٌّ سريعٌ كالبرق.</ns0:t>
+        <ns0:t xml:space="preserve">شَمَّ أحمدُ الطاسة. كانت رائحةُ اللوزِ المرِّ خَفيفةً لكنَّها لا تُخطِئها الأنفُ. سمٌّ يشبه ما يعرفه في زمنه باسم السيانيد — بذورُ المشمشِ المرَّة المسحوقة، خُلاصةُ بعضِ الجذور. سُمٌّ سريعٌ كالبرق.</ns0:t>
+      </ns0:r>
+      <ns0:r>
+        <ns0:t xml:space="preserve"/>
+      </ns0:r>
+      <ns0:r>
+        <ns0:t xml:space="preserve"/>
+      </ns0:r>
+      <ns0:r>
+        <ns0:t xml:space="preserve"/>
+      </ns0:r>
+      <ns0:r>
+        <ns0:t xml:space="preserve"/>
       </ns0:r>
     </ns0:p>
     <ns0:p>
@@ -53091,7 +53091,7 @@
         <ns0:rPr>
           <ns0:b/>
         </ns0:rPr>
-        <ns0:t xml:space="preserve">معمل آثار، القاهرة، يناير 2025</ns0:t>
+        <ns0:t xml:space="preserve">معمل آثار، القاهرة، يناير ٢٠٢٥</ns0:t>
       </ns0:r>
     </ns0:p>
     <ns0:p>
